--- a/Project Notes/AI SQL/AI_SQL_Assistant_Interview_Prep.docx
+++ b/Project Notes/AI SQL/AI_SQL_Assistant_Interview_Prep.docx
@@ -60,7 +60,27 @@
           <w:sz w:val="28"/>
           <w:szCs w:val="28"/>
         </w:rPr>
-        <w:t>Python · LangChain · Gemini API · SQLite · SHA-256 · NL2SQL</w:t>
+        <w:t xml:space="preserve">Python · </w:t>
+      </w:r>
+      <w:proofErr w:type="spellStart"/>
+      <w:r>
+        <w:rPr>
+          <w:rFonts w:ascii="Calibri" w:eastAsia="Calibri" w:hAnsi="Calibri" w:cs="Calibri"/>
+          <w:color w:val="4B5563"/>
+          <w:sz w:val="28"/>
+          <w:szCs w:val="28"/>
+        </w:rPr>
+        <w:t>LangChain</w:t>
+      </w:r>
+      <w:proofErr w:type="spellEnd"/>
+      <w:r>
+        <w:rPr>
+          <w:rFonts w:ascii="Calibri" w:eastAsia="Calibri" w:hAnsi="Calibri" w:cs="Calibri"/>
+          <w:color w:val="4B5563"/>
+          <w:sz w:val="28"/>
+          <w:szCs w:val="28"/>
+        </w:rPr>
+        <w:t xml:space="preserve"> · Gemini API · SQLite · SHA-256 · NL2SQL</w:t>
       </w:r>
     </w:p>
     <w:p>
@@ -81,7 +101,31 @@
           <w:sz w:val="24"/>
           <w:szCs w:val="24"/>
         </w:rPr>
-        <w:t>Complete Interview Preparation Guide  ·  Dec 2025 – Jan 2026</w:t>
+        <w:t xml:space="preserve">Complete Interview Preparation </w:t>
+      </w:r>
+      <w:proofErr w:type="gramStart"/>
+      <w:r>
+        <w:rPr>
+          <w:rFonts w:ascii="Calibri" w:eastAsia="Calibri" w:hAnsi="Calibri" w:cs="Calibri"/>
+          <w:b/>
+          <w:bCs/>
+          <w:color w:val="92400E"/>
+          <w:sz w:val="24"/>
+          <w:szCs w:val="24"/>
+        </w:rPr>
+        <w:t>Guide  ·</w:t>
+      </w:r>
+      <w:proofErr w:type="gramEnd"/>
+      <w:r>
+        <w:rPr>
+          <w:rFonts w:ascii="Calibri" w:eastAsia="Calibri" w:hAnsi="Calibri" w:cs="Calibri"/>
+          <w:b/>
+          <w:bCs/>
+          <w:color w:val="92400E"/>
+          <w:sz w:val="24"/>
+          <w:szCs w:val="24"/>
+        </w:rPr>
+        <w:t xml:space="preserve">  Dec 2025 – Jan 2026</w:t>
       </w:r>
     </w:p>
     <w:p>
@@ -192,12 +236,6 @@
         <w:gridCol w:w="9360"/>
       </w:tblGrid>
       <w:tr>
-        <w:tblPrEx>
-          <w:tblCellMar>
-            <w:top w:w="0" w:type="dxa"/>
-            <w:bottom w:w="0" w:type="dxa"/>
-          </w:tblCellMar>
-        </w:tblPrEx>
         <w:tc>
           <w:tcPr>
             <w:tcW w:w="9360" w:type="dxa"/>
@@ -282,7 +320,27 @@
           <w:sz w:val="24"/>
           <w:szCs w:val="24"/>
         </w:rPr>
-        <w:t>I built a Multilingual AI-SQL Assistant — a system where a user can speak or type a question in natural language, in any of several supported languages, and the system converts it into a precise SQL query using the Gemini large language model via LangChain, executes it against a SQLite database, and returns an intelligent analysis of the results. I also built a security layer that blocks SQL injection attempts using a heuristic risk engine, a SHA-256 salted authentication system, a rate limiter to prevent abuse, and multilingual voice input via speech recognition APIs. The whole thing runs as a Python application and achieved 98% NL-to-SQL translation accuracy on my test dataset.</w:t>
+        <w:t xml:space="preserve">I built a Multilingual AI-SQL Assistant — a system where a user can speak or type a question in natural language, in any of several supported languages, and the system converts it into a precise SQL query using the Gemini large language model via </w:t>
+      </w:r>
+      <w:proofErr w:type="spellStart"/>
+      <w:r>
+        <w:rPr>
+          <w:rFonts w:ascii="Calibri" w:eastAsia="Calibri" w:hAnsi="Calibri" w:cs="Calibri"/>
+          <w:color w:val="111827"/>
+          <w:sz w:val="24"/>
+          <w:szCs w:val="24"/>
+        </w:rPr>
+        <w:t>LangChain</w:t>
+      </w:r>
+      <w:proofErr w:type="spellEnd"/>
+      <w:r>
+        <w:rPr>
+          <w:rFonts w:ascii="Calibri" w:eastAsia="Calibri" w:hAnsi="Calibri" w:cs="Calibri"/>
+          <w:color w:val="111827"/>
+          <w:sz w:val="24"/>
+          <w:szCs w:val="24"/>
+        </w:rPr>
+        <w:t>, executes it against a SQLite database, and returns an intelligent analysis of the results. I also built a security layer that blocks SQL injection attempts using a heuristic risk engine, a SHA-256 salted authentication system, a rate limiter to prevent abuse, and multilingual voice input via speech recognition APIs. The whole thing runs as a Python application and achieved 98% NL-to-SQL translation accuracy on my test dataset.</w:t>
       </w:r>
     </w:p>
     <w:p>
@@ -338,12 +396,6 @@
         <w:gridCol w:w="9360"/>
       </w:tblGrid>
       <w:tr>
-        <w:tblPrEx>
-          <w:tblCellMar>
-            <w:top w:w="0" w:type="dxa"/>
-            <w:bottom w:w="0" w:type="dxa"/>
-          </w:tblCellMar>
-        </w:tblPrEx>
         <w:tc>
           <w:tcPr>
             <w:tcW w:w="9360" w:type="dxa"/>
@@ -526,7 +578,47 @@
           <w:sz w:val="24"/>
           <w:szCs w:val="24"/>
         </w:rPr>
-        <w:t>This is not a toy problem. Companies like Salesforce (Einstein Analytics), Databricks, and Amazon QuickSight are all building NL2SQL into their products. Google's BigQuery has natural language querying. This project demonstrates understanding of a real production-grade problem domain.</w:t>
+        <w:t xml:space="preserve">This is not a toy problem. Companies like Salesforce (Einstein Analytics), Databricks, and Amazon </w:t>
+      </w:r>
+      <w:proofErr w:type="spellStart"/>
+      <w:r>
+        <w:rPr>
+          <w:rFonts w:ascii="Calibri" w:eastAsia="Calibri" w:hAnsi="Calibri" w:cs="Calibri"/>
+          <w:color w:val="111827"/>
+          <w:sz w:val="24"/>
+          <w:szCs w:val="24"/>
+        </w:rPr>
+        <w:t>QuickSight</w:t>
+      </w:r>
+      <w:proofErr w:type="spellEnd"/>
+      <w:r>
+        <w:rPr>
+          <w:rFonts w:ascii="Calibri" w:eastAsia="Calibri" w:hAnsi="Calibri" w:cs="Calibri"/>
+          <w:color w:val="111827"/>
+          <w:sz w:val="24"/>
+          <w:szCs w:val="24"/>
+        </w:rPr>
+        <w:t xml:space="preserve"> are all building NL2SQL into their products. Google's </w:t>
+      </w:r>
+      <w:proofErr w:type="spellStart"/>
+      <w:r>
+        <w:rPr>
+          <w:rFonts w:ascii="Calibri" w:eastAsia="Calibri" w:hAnsi="Calibri" w:cs="Calibri"/>
+          <w:color w:val="111827"/>
+          <w:sz w:val="24"/>
+          <w:szCs w:val="24"/>
+        </w:rPr>
+        <w:t>BigQuery</w:t>
+      </w:r>
+      <w:proofErr w:type="spellEnd"/>
+      <w:r>
+        <w:rPr>
+          <w:rFonts w:ascii="Calibri" w:eastAsia="Calibri" w:hAnsi="Calibri" w:cs="Calibri"/>
+          <w:color w:val="111827"/>
+          <w:sz w:val="24"/>
+          <w:szCs w:val="24"/>
+        </w:rPr>
+        <w:t xml:space="preserve"> has natural language querying. This project demonstrates understanding of a real production-grade problem domain.</w:t>
       </w:r>
     </w:p>
     <w:p>
@@ -583,12 +675,6 @@
         <w:gridCol w:w="6960"/>
       </w:tblGrid>
       <w:tr>
-        <w:tblPrEx>
-          <w:tblCellMar>
-            <w:top w:w="0" w:type="dxa"/>
-            <w:bottom w:w="0" w:type="dxa"/>
-          </w:tblCellMar>
-        </w:tblPrEx>
         <w:tc>
           <w:tcPr>
             <w:tcW w:w="2400" w:type="dxa"/>
@@ -665,12 +751,6 @@
         </w:tc>
       </w:tr>
       <w:tr>
-        <w:tblPrEx>
-          <w:tblCellMar>
-            <w:top w:w="0" w:type="dxa"/>
-            <w:bottom w:w="0" w:type="dxa"/>
-          </w:tblCellMar>
-        </w:tblPrEx>
         <w:tc>
           <w:tcPr>
             <w:tcW w:w="2400" w:type="dxa"/>
@@ -737,18 +817,32 @@
                 <w:sz w:val="22"/>
                 <w:szCs w:val="22"/>
               </w:rPr>
-              <w:t>Primary language. Rich ML/AI ecosystem (LangChain, transformers, speech libraries). Rapid prototyping for AI pipelines.</w:t>
+              <w:t>Primary language. Rich ML/AI ecosystem (</w:t>
+            </w:r>
+            <w:proofErr w:type="spellStart"/>
+            <w:r>
+              <w:rPr>
+                <w:rFonts w:ascii="Calibri" w:eastAsia="Calibri" w:hAnsi="Calibri" w:cs="Calibri"/>
+                <w:color w:val="111827"/>
+                <w:sz w:val="22"/>
+                <w:szCs w:val="22"/>
+              </w:rPr>
+              <w:t>LangChain</w:t>
+            </w:r>
+            <w:proofErr w:type="spellEnd"/>
+            <w:r>
+              <w:rPr>
+                <w:rFonts w:ascii="Calibri" w:eastAsia="Calibri" w:hAnsi="Calibri" w:cs="Calibri"/>
+                <w:color w:val="111827"/>
+                <w:sz w:val="22"/>
+                <w:szCs w:val="22"/>
+              </w:rPr>
+              <w:t>, transformers, speech libraries). Rapid prototyping for AI pipelines.</w:t>
             </w:r>
           </w:p>
         </w:tc>
       </w:tr>
       <w:tr>
-        <w:tblPrEx>
-          <w:tblCellMar>
-            <w:top w:w="0" w:type="dxa"/>
-            <w:bottom w:w="0" w:type="dxa"/>
-          </w:tblCellMar>
-        </w:tblPrEx>
         <w:tc>
           <w:tcPr>
             <w:tcW w:w="2400" w:type="dxa"/>
@@ -822,12 +916,6 @@
         </w:tc>
       </w:tr>
       <w:tr>
-        <w:tblPrEx>
-          <w:tblCellMar>
-            <w:top w:w="0" w:type="dxa"/>
-            <w:bottom w:w="0" w:type="dxa"/>
-          </w:tblCellMar>
-        </w:tblPrEx>
         <w:tc>
           <w:tcPr>
             <w:tcW w:w="2400" w:type="dxa"/>
@@ -852,6 +940,7 @@
                 <w:szCs w:val="22"/>
               </w:rPr>
             </w:pPr>
+            <w:proofErr w:type="spellStart"/>
             <w:r>
               <w:rPr>
                 <w:rFonts w:ascii="Calibri" w:eastAsia="Calibri" w:hAnsi="Calibri" w:cs="Calibri"/>
@@ -861,6 +950,7 @@
               </w:rPr>
               <w:t>LangChain</w:t>
             </w:r>
+            <w:proofErr w:type="spellEnd"/>
           </w:p>
         </w:tc>
         <w:tc>
@@ -900,12 +990,6 @@
         </w:tc>
       </w:tr>
       <w:tr>
-        <w:tblPrEx>
-          <w:tblCellMar>
-            <w:top w:w="0" w:type="dxa"/>
-            <w:bottom w:w="0" w:type="dxa"/>
-          </w:tblCellMar>
-        </w:tblPrEx>
         <w:tc>
           <w:tcPr>
             <w:tcW w:w="2400" w:type="dxa"/>
@@ -978,12 +1062,6 @@
         </w:tc>
       </w:tr>
       <w:tr>
-        <w:tblPrEx>
-          <w:tblCellMar>
-            <w:top w:w="0" w:type="dxa"/>
-            <w:bottom w:w="0" w:type="dxa"/>
-          </w:tblCellMar>
-        </w:tblPrEx>
         <w:tc>
           <w:tcPr>
             <w:tcW w:w="2400" w:type="dxa"/>
@@ -1056,12 +1134,6 @@
         </w:tc>
       </w:tr>
       <w:tr>
-        <w:tblPrEx>
-          <w:tblCellMar>
-            <w:top w:w="0" w:type="dxa"/>
-            <w:bottom w:w="0" w:type="dxa"/>
-          </w:tblCellMar>
-        </w:tblPrEx>
         <w:tc>
           <w:tcPr>
             <w:tcW w:w="2400" w:type="dxa"/>
@@ -1086,6 +1158,7 @@
                 <w:szCs w:val="22"/>
               </w:rPr>
             </w:pPr>
+            <w:proofErr w:type="spellStart"/>
             <w:r>
               <w:rPr>
                 <w:rFonts w:ascii="Calibri" w:eastAsia="Calibri" w:hAnsi="Calibri" w:cs="Calibri"/>
@@ -1093,7 +1166,17 @@
                 <w:sz w:val="22"/>
                 <w:szCs w:val="22"/>
               </w:rPr>
-              <w:t>SpeechRecognition (Python)</w:t>
+              <w:t>SpeechRecognition</w:t>
+            </w:r>
+            <w:proofErr w:type="spellEnd"/>
+            <w:r>
+              <w:rPr>
+                <w:rFonts w:ascii="Calibri" w:eastAsia="Calibri" w:hAnsi="Calibri" w:cs="Calibri"/>
+                <w:color w:val="111827"/>
+                <w:sz w:val="22"/>
+                <w:szCs w:val="22"/>
+              </w:rPr>
+              <w:t xml:space="preserve"> (Python)</w:t>
             </w:r>
           </w:p>
         </w:tc>
@@ -1134,12 +1217,6 @@
         </w:tc>
       </w:tr>
       <w:tr>
-        <w:tblPrEx>
-          <w:tblCellMar>
-            <w:top w:w="0" w:type="dxa"/>
-            <w:bottom w:w="0" w:type="dxa"/>
-          </w:tblCellMar>
-        </w:tblPrEx>
         <w:tc>
           <w:tcPr>
             <w:tcW w:w="2400" w:type="dxa"/>
@@ -1316,12 +1393,6 @@
         <w:gridCol w:w="9360"/>
       </w:tblGrid>
       <w:tr>
-        <w:tblPrEx>
-          <w:tblCellMar>
-            <w:top w:w="0" w:type="dxa"/>
-            <w:bottom w:w="0" w:type="dxa"/>
-          </w:tblCellMar>
-        </w:tblPrEx>
         <w:tc>
           <w:tcPr>
             <w:tcW w:w="9360" w:type="dxa"/>
@@ -1530,12 +1601,6 @@
         <w:gridCol w:w="3873"/>
       </w:tblGrid>
       <w:tr>
-        <w:tblPrEx>
-          <w:tblCellMar>
-            <w:top w:w="0" w:type="dxa"/>
-            <w:bottom w:w="0" w:type="dxa"/>
-          </w:tblCellMar>
-        </w:tblPrEx>
         <w:tc>
           <w:tcPr>
             <w:tcW w:w="1800" w:type="dxa"/>
@@ -1649,12 +1714,6 @@
         </w:tc>
       </w:tr>
       <w:tr>
-        <w:tblPrEx>
-          <w:tblCellMar>
-            <w:top w:w="0" w:type="dxa"/>
-            <w:bottom w:w="0" w:type="dxa"/>
-          </w:tblCellMar>
-        </w:tblPrEx>
         <w:tc>
           <w:tcPr>
             <w:tcW w:w="1800" w:type="dxa"/>
@@ -1762,12 +1821,6 @@
         </w:tc>
       </w:tr>
       <w:tr>
-        <w:tblPrEx>
-          <w:tblCellMar>
-            <w:top w:w="0" w:type="dxa"/>
-            <w:bottom w:w="0" w:type="dxa"/>
-          </w:tblCellMar>
-        </w:tblPrEx>
         <w:tc>
           <w:tcPr>
             <w:tcW w:w="1800" w:type="dxa"/>
@@ -1875,12 +1928,6 @@
         </w:tc>
       </w:tr>
       <w:tr>
-        <w:tblPrEx>
-          <w:tblCellMar>
-            <w:top w:w="0" w:type="dxa"/>
-            <w:bottom w:w="0" w:type="dxa"/>
-          </w:tblCellMar>
-        </w:tblPrEx>
         <w:tc>
           <w:tcPr>
             <w:tcW w:w="1800" w:type="dxa"/>
@@ -1988,12 +2035,6 @@
         </w:tc>
       </w:tr>
       <w:tr>
-        <w:tblPrEx>
-          <w:tblCellMar>
-            <w:top w:w="0" w:type="dxa"/>
-            <w:bottom w:w="0" w:type="dxa"/>
-          </w:tblCellMar>
-        </w:tblPrEx>
         <w:tc>
           <w:tcPr>
             <w:tcW w:w="1800" w:type="dxa"/>
@@ -2101,12 +2142,6 @@
         </w:tc>
       </w:tr>
       <w:tr>
-        <w:tblPrEx>
-          <w:tblCellMar>
-            <w:top w:w="0" w:type="dxa"/>
-            <w:bottom w:w="0" w:type="dxa"/>
-          </w:tblCellMar>
-        </w:tblPrEx>
         <w:tc>
           <w:tcPr>
             <w:tcW w:w="1800" w:type="dxa"/>
@@ -2208,8 +2243,19 @@
                 <w:sz w:val="22"/>
                 <w:szCs w:val="22"/>
               </w:rPr>
-              <w:t>Gemini, GPT-4, LLaMA</w:t>
-            </w:r>
+              <w:t xml:space="preserve">Gemini, GPT-4, </w:t>
+            </w:r>
+            <w:proofErr w:type="spellStart"/>
+            <w:r>
+              <w:rPr>
+                <w:rFonts w:ascii="Calibri" w:eastAsia="Calibri" w:hAnsi="Calibri" w:cs="Calibri"/>
+                <w:color w:val="111827"/>
+                <w:sz w:val="22"/>
+                <w:szCs w:val="22"/>
+              </w:rPr>
+              <w:t>LLaMA</w:t>
+            </w:r>
+            <w:proofErr w:type="spellEnd"/>
           </w:p>
         </w:tc>
       </w:tr>
@@ -2267,12 +2313,6 @@
         <w:gridCol w:w="9360"/>
       </w:tblGrid>
       <w:tr>
-        <w:tblPrEx>
-          <w:tblCellMar>
-            <w:top w:w="0" w:type="dxa"/>
-            <w:bottom w:w="0" w:type="dxa"/>
-          </w:tblCellMar>
-        </w:tblPrEx>
         <w:tc>
           <w:tcPr>
             <w:tcW w:w="9360" w:type="dxa"/>
@@ -2422,7 +2462,27 @@
           <w:sz w:val="24"/>
           <w:szCs w:val="24"/>
         </w:rPr>
-        <w:t>Text is broken into tokens (roughly word-pieces). 'Understanding' becomes ['Under', 'stand', 'ing'] or similar. Each token maps to a number.</w:t>
+        <w:t>Text is broken into tokens (roughly word-pieces). 'Understanding' becomes ['Under', 'stand', '</w:t>
+      </w:r>
+      <w:proofErr w:type="spellStart"/>
+      <w:r>
+        <w:rPr>
+          <w:rFonts w:ascii="Calibri" w:eastAsia="Calibri" w:hAnsi="Calibri" w:cs="Calibri"/>
+          <w:color w:val="111827"/>
+          <w:sz w:val="24"/>
+          <w:szCs w:val="24"/>
+        </w:rPr>
+        <w:t>ing</w:t>
+      </w:r>
+      <w:proofErr w:type="spellEnd"/>
+      <w:r>
+        <w:rPr>
+          <w:rFonts w:ascii="Calibri" w:eastAsia="Calibri" w:hAnsi="Calibri" w:cs="Calibri"/>
+          <w:color w:val="111827"/>
+          <w:sz w:val="24"/>
+          <w:szCs w:val="24"/>
+        </w:rPr>
+        <w:t>'] or similar. Each token maps to a number.</w:t>
       </w:r>
     </w:p>
     <w:p>
@@ -2610,12 +2670,6 @@
         <w:gridCol w:w="9360"/>
       </w:tblGrid>
       <w:tr>
-        <w:tblPrEx>
-          <w:tblCellMar>
-            <w:top w:w="0" w:type="dxa"/>
-            <w:bottom w:w="0" w:type="dxa"/>
-          </w:tblCellMar>
-        </w:tblPrEx>
         <w:tc>
           <w:tcPr>
             <w:tcW w:w="9360" w:type="dxa"/>
@@ -2824,26 +2878,9 @@
           <w:sz w:val="24"/>
           <w:szCs w:val="24"/>
         </w:rPr>
-        <w:t xml:space="preserve">Chain-of-Thought (CoT): </w:t>
-      </w:r>
-      <w:r>
-        <w:rPr>
-          <w:rFonts w:ascii="Calibri" w:eastAsia="Calibri" w:hAnsi="Calibri" w:cs="Calibri"/>
-          <w:color w:val="111827"/>
-          <w:sz w:val="24"/>
-          <w:szCs w:val="24"/>
-        </w:rPr>
-        <w:t>Ask the model to 'think step by step' before answering. Improves accuracy on complex tasks by making the model reason explicitly.</w:t>
-      </w:r>
-    </w:p>
-    <w:p>
-      <w:pPr>
-        <w:spacing w:before="80" w:after="80"/>
-        <w:rPr>
-          <w:sz w:val="22"/>
-          <w:szCs w:val="22"/>
-        </w:rPr>
-      </w:pPr>
+        <w:t>Chain-of-Thought (</w:t>
+      </w:r>
+      <w:proofErr w:type="spellStart"/>
       <w:r>
         <w:rPr>
           <w:rFonts w:ascii="Calibri" w:eastAsia="Calibri" w:hAnsi="Calibri" w:cs="Calibri"/>
@@ -2853,6 +2890,47 @@
           <w:sz w:val="24"/>
           <w:szCs w:val="24"/>
         </w:rPr>
+        <w:t>CoT</w:t>
+      </w:r>
+      <w:proofErr w:type="spellEnd"/>
+      <w:r>
+        <w:rPr>
+          <w:rFonts w:ascii="Calibri" w:eastAsia="Calibri" w:hAnsi="Calibri" w:cs="Calibri"/>
+          <w:b/>
+          <w:bCs/>
+          <w:color w:val="1B2A4A"/>
+          <w:sz w:val="24"/>
+          <w:szCs w:val="24"/>
+        </w:rPr>
+        <w:t xml:space="preserve">): </w:t>
+      </w:r>
+      <w:r>
+        <w:rPr>
+          <w:rFonts w:ascii="Calibri" w:eastAsia="Calibri" w:hAnsi="Calibri" w:cs="Calibri"/>
+          <w:color w:val="111827"/>
+          <w:sz w:val="24"/>
+          <w:szCs w:val="24"/>
+        </w:rPr>
+        <w:t>Ask the model to 'think step by step' before answering. Improves accuracy on complex tasks by making the model reason explicitly.</w:t>
+      </w:r>
+    </w:p>
+    <w:p>
+      <w:pPr>
+        <w:spacing w:before="80" w:after="80"/>
+        <w:rPr>
+          <w:sz w:val="22"/>
+          <w:szCs w:val="22"/>
+        </w:rPr>
+      </w:pPr>
+      <w:r>
+        <w:rPr>
+          <w:rFonts w:ascii="Calibri" w:eastAsia="Calibri" w:hAnsi="Calibri" w:cs="Calibri"/>
+          <w:b/>
+          <w:bCs/>
+          <w:color w:val="1B2A4A"/>
+          <w:sz w:val="24"/>
+          <w:szCs w:val="24"/>
+        </w:rPr>
         <w:t>My prompt template for NL2SQL:</w:t>
       </w:r>
     </w:p>
@@ -3212,7 +3290,87 @@
           <w:rFonts w:ascii="Courier New" w:eastAsia="Courier New" w:hAnsi="Courier New" w:cs="Courier New"/>
           <w:color w:val="7DD3FC"/>
         </w:rPr>
-        <w:t xml:space="preserve">   'output': 'SELECT customer_id, COUNT(*) as order_count FROM orders GROUP BY customer_id ORDER BY order_count DESC LIMIT 5;'},</w:t>
+        <w:t xml:space="preserve">   'output': 'SELECT </w:t>
+      </w:r>
+      <w:proofErr w:type="spellStart"/>
+      <w:r>
+        <w:rPr>
+          <w:rFonts w:ascii="Courier New" w:eastAsia="Courier New" w:hAnsi="Courier New" w:cs="Courier New"/>
+          <w:color w:val="7DD3FC"/>
+        </w:rPr>
+        <w:t>customer_id</w:t>
+      </w:r>
+      <w:proofErr w:type="spellEnd"/>
+      <w:r>
+        <w:rPr>
+          <w:rFonts w:ascii="Courier New" w:eastAsia="Courier New" w:hAnsi="Courier New" w:cs="Courier New"/>
+          <w:color w:val="7DD3FC"/>
+        </w:rPr>
+        <w:t xml:space="preserve">, </w:t>
+      </w:r>
+      <w:proofErr w:type="gramStart"/>
+      <w:r>
+        <w:rPr>
+          <w:rFonts w:ascii="Courier New" w:eastAsia="Courier New" w:hAnsi="Courier New" w:cs="Courier New"/>
+          <w:color w:val="7DD3FC"/>
+        </w:rPr>
+        <w:t>COUNT(</w:t>
+      </w:r>
+      <w:proofErr w:type="gramEnd"/>
+      <w:r>
+        <w:rPr>
+          <w:rFonts w:ascii="Courier New" w:eastAsia="Courier New" w:hAnsi="Courier New" w:cs="Courier New"/>
+          <w:color w:val="7DD3FC"/>
+        </w:rPr>
+        <w:t xml:space="preserve">*) as </w:t>
+      </w:r>
+      <w:proofErr w:type="spellStart"/>
+      <w:r>
+        <w:rPr>
+          <w:rFonts w:ascii="Courier New" w:eastAsia="Courier New" w:hAnsi="Courier New" w:cs="Courier New"/>
+          <w:color w:val="7DD3FC"/>
+        </w:rPr>
+        <w:t>order_count</w:t>
+      </w:r>
+      <w:proofErr w:type="spellEnd"/>
+      <w:r>
+        <w:rPr>
+          <w:rFonts w:ascii="Courier New" w:eastAsia="Courier New" w:hAnsi="Courier New" w:cs="Courier New"/>
+          <w:color w:val="7DD3FC"/>
+        </w:rPr>
+        <w:t xml:space="preserve"> FROM orders GROUP BY </w:t>
+      </w:r>
+      <w:proofErr w:type="spellStart"/>
+      <w:r>
+        <w:rPr>
+          <w:rFonts w:ascii="Courier New" w:eastAsia="Courier New" w:hAnsi="Courier New" w:cs="Courier New"/>
+          <w:color w:val="7DD3FC"/>
+        </w:rPr>
+        <w:t>customer_id</w:t>
+      </w:r>
+      <w:proofErr w:type="spellEnd"/>
+      <w:r>
+        <w:rPr>
+          <w:rFonts w:ascii="Courier New" w:eastAsia="Courier New" w:hAnsi="Courier New" w:cs="Courier New"/>
+          <w:color w:val="7DD3FC"/>
+        </w:rPr>
+        <w:t xml:space="preserve"> ORDER BY </w:t>
+      </w:r>
+      <w:proofErr w:type="spellStart"/>
+      <w:r>
+        <w:rPr>
+          <w:rFonts w:ascii="Courier New" w:eastAsia="Courier New" w:hAnsi="Courier New" w:cs="Courier New"/>
+          <w:color w:val="7DD3FC"/>
+        </w:rPr>
+        <w:t>order_count</w:t>
+      </w:r>
+      <w:proofErr w:type="spellEnd"/>
+      <w:r>
+        <w:rPr>
+          <w:rFonts w:ascii="Courier New" w:eastAsia="Courier New" w:hAnsi="Courier New" w:cs="Courier New"/>
+          <w:color w:val="7DD3FC"/>
+        </w:rPr>
+        <w:t xml:space="preserve"> DESC LIMIT 5;'},</w:t>
       </w:r>
     </w:p>
     <w:p>
@@ -3246,7 +3404,105 @@
           <w:rFonts w:ascii="Courier New" w:eastAsia="Courier New" w:hAnsi="Courier New" w:cs="Courier New"/>
           <w:color w:val="7DD3FC"/>
         </w:rPr>
-        <w:t xml:space="preserve">   'output': "SELECT COUNT(*) FROM sales WHERE strftime('%Y-%m', sale_date) = strftime('%Y-%m', date('now','-1 month'));"},</w:t>
+        <w:t xml:space="preserve">   'output': "SELECT </w:t>
+      </w:r>
+      <w:proofErr w:type="gramStart"/>
+      <w:r>
+        <w:rPr>
+          <w:rFonts w:ascii="Courier New" w:eastAsia="Courier New" w:hAnsi="Courier New" w:cs="Courier New"/>
+          <w:color w:val="7DD3FC"/>
+        </w:rPr>
+        <w:t>COUNT(</w:t>
+      </w:r>
+      <w:proofErr w:type="gramEnd"/>
+      <w:r>
+        <w:rPr>
+          <w:rFonts w:ascii="Courier New" w:eastAsia="Courier New" w:hAnsi="Courier New" w:cs="Courier New"/>
+          <w:color w:val="7DD3FC"/>
+        </w:rPr>
+        <w:t xml:space="preserve">*) FROM sales WHERE </w:t>
+      </w:r>
+      <w:proofErr w:type="spellStart"/>
+      <w:proofErr w:type="gramStart"/>
+      <w:r>
+        <w:rPr>
+          <w:rFonts w:ascii="Courier New" w:eastAsia="Courier New" w:hAnsi="Courier New" w:cs="Courier New"/>
+          <w:color w:val="7DD3FC"/>
+        </w:rPr>
+        <w:t>strftime</w:t>
+      </w:r>
+      <w:proofErr w:type="spellEnd"/>
+      <w:r>
+        <w:rPr>
+          <w:rFonts w:ascii="Courier New" w:eastAsia="Courier New" w:hAnsi="Courier New" w:cs="Courier New"/>
+          <w:color w:val="7DD3FC"/>
+        </w:rPr>
+        <w:t>(</w:t>
+      </w:r>
+      <w:proofErr w:type="gramEnd"/>
+      <w:r>
+        <w:rPr>
+          <w:rFonts w:ascii="Courier New" w:eastAsia="Courier New" w:hAnsi="Courier New" w:cs="Courier New"/>
+          <w:color w:val="7DD3FC"/>
+        </w:rPr>
+        <w:t xml:space="preserve">'%Y-%m', </w:t>
+      </w:r>
+      <w:proofErr w:type="spellStart"/>
+      <w:r>
+        <w:rPr>
+          <w:rFonts w:ascii="Courier New" w:eastAsia="Courier New" w:hAnsi="Courier New" w:cs="Courier New"/>
+          <w:color w:val="7DD3FC"/>
+        </w:rPr>
+        <w:t>sale_date</w:t>
+      </w:r>
+      <w:proofErr w:type="spellEnd"/>
+      <w:r>
+        <w:rPr>
+          <w:rFonts w:ascii="Courier New" w:eastAsia="Courier New" w:hAnsi="Courier New" w:cs="Courier New"/>
+          <w:color w:val="7DD3FC"/>
+        </w:rPr>
+        <w:t xml:space="preserve">) = </w:t>
+      </w:r>
+      <w:proofErr w:type="spellStart"/>
+      <w:proofErr w:type="gramStart"/>
+      <w:r>
+        <w:rPr>
+          <w:rFonts w:ascii="Courier New" w:eastAsia="Courier New" w:hAnsi="Courier New" w:cs="Courier New"/>
+          <w:color w:val="7DD3FC"/>
+        </w:rPr>
+        <w:t>strftime</w:t>
+      </w:r>
+      <w:proofErr w:type="spellEnd"/>
+      <w:r>
+        <w:rPr>
+          <w:rFonts w:ascii="Courier New" w:eastAsia="Courier New" w:hAnsi="Courier New" w:cs="Courier New"/>
+          <w:color w:val="7DD3FC"/>
+        </w:rPr>
+        <w:t>(</w:t>
+      </w:r>
+      <w:proofErr w:type="gramEnd"/>
+      <w:r>
+        <w:rPr>
+          <w:rFonts w:ascii="Courier New" w:eastAsia="Courier New" w:hAnsi="Courier New" w:cs="Courier New"/>
+          <w:color w:val="7DD3FC"/>
+        </w:rPr>
+        <w:t xml:space="preserve">'%Y-%m', </w:t>
+      </w:r>
+      <w:proofErr w:type="gramStart"/>
+      <w:r>
+        <w:rPr>
+          <w:rFonts w:ascii="Courier New" w:eastAsia="Courier New" w:hAnsi="Courier New" w:cs="Courier New"/>
+          <w:color w:val="7DD3FC"/>
+        </w:rPr>
+        <w:t>date(</w:t>
+      </w:r>
+      <w:proofErr w:type="gramEnd"/>
+      <w:r>
+        <w:rPr>
+          <w:rFonts w:ascii="Courier New" w:eastAsia="Courier New" w:hAnsi="Courier New" w:cs="Courier New"/>
+          <w:color w:val="7DD3FC"/>
+        </w:rPr>
+        <w:t>'now','-1 month'));"},</w:t>
       </w:r>
     </w:p>
     <w:p>
@@ -3337,12 +3593,6 @@
         <w:gridCol w:w="9360"/>
       </w:tblGrid>
       <w:tr>
-        <w:tblPrEx>
-          <w:tblCellMar>
-            <w:top w:w="0" w:type="dxa"/>
-            <w:bottom w:w="0" w:type="dxa"/>
-          </w:tblCellMar>
-        </w:tblPrEx>
         <w:tc>
           <w:tcPr>
             <w:tcW w:w="9360" w:type="dxa"/>
@@ -3622,7 +3872,67 @@
           <w:sz w:val="24"/>
           <w:szCs w:val="24"/>
         </w:rPr>
-        <w:t>. The database schema (table names, column names, data types) is injected directly into every prompt. This gives the LLM the 'knowledge' it needs to generate correct SQL — it knows the column is called customer_id not customerId, that sale_date is a DATE type, etc. This is the correct approach for NL2SQL — RAG is better suited for QA over large document corpora.</w:t>
+        <w:t xml:space="preserve">. The database schema (table names, column names, data types) is injected directly into every prompt. This gives the LLM the 'knowledge' it needs to generate correct SQL — it knows the column is called </w:t>
+      </w:r>
+      <w:proofErr w:type="spellStart"/>
+      <w:r>
+        <w:rPr>
+          <w:rFonts w:ascii="Calibri" w:eastAsia="Calibri" w:hAnsi="Calibri" w:cs="Calibri"/>
+          <w:color w:val="111827"/>
+          <w:sz w:val="24"/>
+          <w:szCs w:val="24"/>
+        </w:rPr>
+        <w:t>customer_id</w:t>
+      </w:r>
+      <w:proofErr w:type="spellEnd"/>
+      <w:r>
+        <w:rPr>
+          <w:rFonts w:ascii="Calibri" w:eastAsia="Calibri" w:hAnsi="Calibri" w:cs="Calibri"/>
+          <w:color w:val="111827"/>
+          <w:sz w:val="24"/>
+          <w:szCs w:val="24"/>
+        </w:rPr>
+        <w:t xml:space="preserve"> not </w:t>
+      </w:r>
+      <w:proofErr w:type="spellStart"/>
+      <w:r>
+        <w:rPr>
+          <w:rFonts w:ascii="Calibri" w:eastAsia="Calibri" w:hAnsi="Calibri" w:cs="Calibri"/>
+          <w:color w:val="111827"/>
+          <w:sz w:val="24"/>
+          <w:szCs w:val="24"/>
+        </w:rPr>
+        <w:t>customerId</w:t>
+      </w:r>
+      <w:proofErr w:type="spellEnd"/>
+      <w:r>
+        <w:rPr>
+          <w:rFonts w:ascii="Calibri" w:eastAsia="Calibri" w:hAnsi="Calibri" w:cs="Calibri"/>
+          <w:color w:val="111827"/>
+          <w:sz w:val="24"/>
+          <w:szCs w:val="24"/>
+        </w:rPr>
+        <w:t xml:space="preserve">, that </w:t>
+      </w:r>
+      <w:proofErr w:type="spellStart"/>
+      <w:r>
+        <w:rPr>
+          <w:rFonts w:ascii="Calibri" w:eastAsia="Calibri" w:hAnsi="Calibri" w:cs="Calibri"/>
+          <w:color w:val="111827"/>
+          <w:sz w:val="24"/>
+          <w:szCs w:val="24"/>
+        </w:rPr>
+        <w:t>sale_date</w:t>
+      </w:r>
+      <w:proofErr w:type="spellEnd"/>
+      <w:r>
+        <w:rPr>
+          <w:rFonts w:ascii="Calibri" w:eastAsia="Calibri" w:hAnsi="Calibri" w:cs="Calibri"/>
+          <w:color w:val="111827"/>
+          <w:sz w:val="24"/>
+          <w:szCs w:val="24"/>
+        </w:rPr>
+        <w:t xml:space="preserve"> is a DATE type, etc. This is the correct approach for NL2SQL — RAG is better suited for QA over large document corpora.</w:t>
       </w:r>
     </w:p>
     <w:p>
@@ -3683,7 +3993,31 @@
           <w:sz w:val="32"/>
           <w:szCs w:val="32"/>
         </w:rPr>
-        <w:t>2.5 LangChain — What and Why</w:t>
+        <w:t xml:space="preserve">2.5 </w:t>
+      </w:r>
+      <w:proofErr w:type="spellStart"/>
+      <w:r>
+        <w:rPr>
+          <w:rFonts w:ascii="Calibri" w:eastAsia="Calibri" w:hAnsi="Calibri" w:cs="Calibri"/>
+          <w:b/>
+          <w:bCs/>
+          <w:color w:val="2563EB"/>
+          <w:sz w:val="32"/>
+          <w:szCs w:val="32"/>
+        </w:rPr>
+        <w:t>LangChain</w:t>
+      </w:r>
+      <w:proofErr w:type="spellEnd"/>
+      <w:r>
+        <w:rPr>
+          <w:rFonts w:ascii="Calibri" w:eastAsia="Calibri" w:hAnsi="Calibri" w:cs="Calibri"/>
+          <w:b/>
+          <w:bCs/>
+          <w:color w:val="2563EB"/>
+          <w:sz w:val="32"/>
+          <w:szCs w:val="32"/>
+        </w:rPr>
+        <w:t xml:space="preserve"> — What and Why</w:t>
       </w:r>
     </w:p>
     <w:tbl>
@@ -3707,12 +4041,6 @@
         <w:gridCol w:w="9360"/>
       </w:tblGrid>
       <w:tr>
-        <w:tblPrEx>
-          <w:tblCellMar>
-            <w:top w:w="0" w:type="dxa"/>
-            <w:bottom w:w="0" w:type="dxa"/>
-          </w:tblCellMar>
-        </w:tblPrEx>
         <w:tc>
           <w:tcPr>
             <w:tcW w:w="9360" w:type="dxa"/>
@@ -3756,7 +4084,27 @@
                 <w:sz w:val="24"/>
                 <w:szCs w:val="24"/>
               </w:rPr>
-              <w:t>What is LangChain? Why use it instead of calling Gemini API directly?</w:t>
+              <w:t xml:space="preserve">What is </w:t>
+            </w:r>
+            <w:proofErr w:type="spellStart"/>
+            <w:r>
+              <w:rPr>
+                <w:rFonts w:ascii="Calibri" w:eastAsia="Calibri" w:hAnsi="Calibri" w:cs="Calibri"/>
+                <w:color w:val="111827"/>
+                <w:sz w:val="24"/>
+                <w:szCs w:val="24"/>
+              </w:rPr>
+              <w:t>LangChain</w:t>
+            </w:r>
+            <w:proofErr w:type="spellEnd"/>
+            <w:r>
+              <w:rPr>
+                <w:rFonts w:ascii="Calibri" w:eastAsia="Calibri" w:hAnsi="Calibri" w:cs="Calibri"/>
+                <w:color w:val="111827"/>
+                <w:sz w:val="24"/>
+                <w:szCs w:val="24"/>
+              </w:rPr>
+              <w:t>? Why use it instead of calling Gemini API directly?</w:t>
             </w:r>
           </w:p>
         </w:tc>
@@ -3790,6 +4138,7 @@
           <w:szCs w:val="22"/>
         </w:rPr>
       </w:pPr>
+      <w:proofErr w:type="spellStart"/>
       <w:r>
         <w:rPr>
           <w:rFonts w:ascii="Calibri" w:eastAsia="Calibri" w:hAnsi="Calibri" w:cs="Calibri"/>
@@ -3799,36 +4148,9 @@
           <w:sz w:val="24"/>
           <w:szCs w:val="24"/>
         </w:rPr>
-        <w:t xml:space="preserve">LangChain: </w:t>
-      </w:r>
-      <w:r>
-        <w:rPr>
-          <w:rFonts w:ascii="Calibri" w:eastAsia="Calibri" w:hAnsi="Calibri" w:cs="Calibri"/>
-          <w:color w:val="111827"/>
-          <w:sz w:val="24"/>
-          <w:szCs w:val="24"/>
-        </w:rPr>
-        <w:t xml:space="preserve">An open-source Python/JavaScript framework for building applications with LLMs. It provides abstractions for: prompt templates, LLM wrappers (swap between Gemini, GPT-4, Claude with </w:t>
-      </w:r>
-      <w:r>
-        <w:rPr>
-          <w:rFonts w:ascii="Calibri" w:eastAsia="Calibri" w:hAnsi="Calibri" w:cs="Calibri"/>
-          <w:color w:val="111827"/>
-          <w:sz w:val="24"/>
-          <w:szCs w:val="24"/>
-        </w:rPr>
-        <w:lastRenderedPageBreak/>
-        <w:t>one line), output parsers, chains (multi-step pipelines), agents (LLMs that use tools), and memory (conversation history).</w:t>
-      </w:r>
-    </w:p>
-    <w:p>
-      <w:pPr>
-        <w:spacing w:before="80" w:after="80"/>
-        <w:rPr>
-          <w:sz w:val="22"/>
-          <w:szCs w:val="22"/>
-        </w:rPr>
-      </w:pPr>
+        <w:t>LangChain</w:t>
+      </w:r>
+      <w:proofErr w:type="spellEnd"/>
       <w:r>
         <w:rPr>
           <w:rFonts w:ascii="Calibri" w:eastAsia="Calibri" w:hAnsi="Calibri" w:cs="Calibri"/>
@@ -3838,7 +4160,70 @@
           <w:sz w:val="24"/>
           <w:szCs w:val="24"/>
         </w:rPr>
-        <w:t xml:space="preserve">Why LangChain instead of raw API: </w:t>
+        <w:t xml:space="preserve">: </w:t>
+      </w:r>
+      <w:r>
+        <w:rPr>
+          <w:rFonts w:ascii="Calibri" w:eastAsia="Calibri" w:hAnsi="Calibri" w:cs="Calibri"/>
+          <w:color w:val="111827"/>
+          <w:sz w:val="24"/>
+          <w:szCs w:val="24"/>
+        </w:rPr>
+        <w:t xml:space="preserve">An open-source Python/JavaScript framework for building applications with LLMs. It provides abstractions for: prompt templates, LLM wrappers (swap between Gemini, GPT-4, Claude with </w:t>
+      </w:r>
+      <w:r>
+        <w:rPr>
+          <w:rFonts w:ascii="Calibri" w:eastAsia="Calibri" w:hAnsi="Calibri" w:cs="Calibri"/>
+          <w:color w:val="111827"/>
+          <w:sz w:val="24"/>
+          <w:szCs w:val="24"/>
+        </w:rPr>
+        <w:lastRenderedPageBreak/>
+        <w:t>one line), output parsers, chains (multi-step pipelines), agents (LLMs that use tools), and memory (conversation history).</w:t>
+      </w:r>
+    </w:p>
+    <w:p>
+      <w:pPr>
+        <w:spacing w:before="80" w:after="80"/>
+        <w:rPr>
+          <w:sz w:val="22"/>
+          <w:szCs w:val="22"/>
+        </w:rPr>
+      </w:pPr>
+      <w:r>
+        <w:rPr>
+          <w:rFonts w:ascii="Calibri" w:eastAsia="Calibri" w:hAnsi="Calibri" w:cs="Calibri"/>
+          <w:b/>
+          <w:bCs/>
+          <w:color w:val="1B2A4A"/>
+          <w:sz w:val="24"/>
+          <w:szCs w:val="24"/>
+        </w:rPr>
+        <w:t xml:space="preserve">Why </w:t>
+      </w:r>
+      <w:proofErr w:type="spellStart"/>
+      <w:r>
+        <w:rPr>
+          <w:rFonts w:ascii="Calibri" w:eastAsia="Calibri" w:hAnsi="Calibri" w:cs="Calibri"/>
+          <w:b/>
+          <w:bCs/>
+          <w:color w:val="1B2A4A"/>
+          <w:sz w:val="24"/>
+          <w:szCs w:val="24"/>
+        </w:rPr>
+        <w:t>LangChain</w:t>
+      </w:r>
+      <w:proofErr w:type="spellEnd"/>
+      <w:r>
+        <w:rPr>
+          <w:rFonts w:ascii="Calibri" w:eastAsia="Calibri" w:hAnsi="Calibri" w:cs="Calibri"/>
+          <w:b/>
+          <w:bCs/>
+          <w:color w:val="1B2A4A"/>
+          <w:sz w:val="24"/>
+          <w:szCs w:val="24"/>
+        </w:rPr>
+        <w:t xml:space="preserve"> instead of raw API: </w:t>
       </w:r>
     </w:p>
     <w:p>
@@ -3865,14 +4250,45 @@
         </w:rPr>
         <w:t xml:space="preserve">Prompt templates: </w:t>
       </w:r>
-      <w:r>
-        <w:rPr>
-          <w:rFonts w:ascii="Calibri" w:eastAsia="Calibri" w:hAnsi="Calibri" w:cs="Calibri"/>
-          <w:color w:val="111827"/>
-          <w:sz w:val="24"/>
-          <w:szCs w:val="24"/>
-        </w:rPr>
-        <w:t>LangChain's PromptTemplate with variable substitution ({schema}, {question}, {examples}) is cleaner than Python f-strings and supports reuse.</w:t>
+      <w:proofErr w:type="spellStart"/>
+      <w:r>
+        <w:rPr>
+          <w:rFonts w:ascii="Calibri" w:eastAsia="Calibri" w:hAnsi="Calibri" w:cs="Calibri"/>
+          <w:color w:val="111827"/>
+          <w:sz w:val="24"/>
+          <w:szCs w:val="24"/>
+        </w:rPr>
+        <w:t>LangChain's</w:t>
+      </w:r>
+      <w:proofErr w:type="spellEnd"/>
+      <w:r>
+        <w:rPr>
+          <w:rFonts w:ascii="Calibri" w:eastAsia="Calibri" w:hAnsi="Calibri" w:cs="Calibri"/>
+          <w:color w:val="111827"/>
+          <w:sz w:val="24"/>
+          <w:szCs w:val="24"/>
+        </w:rPr>
+        <w:t xml:space="preserve"> </w:t>
+      </w:r>
+      <w:proofErr w:type="spellStart"/>
+      <w:r>
+        <w:rPr>
+          <w:rFonts w:ascii="Calibri" w:eastAsia="Calibri" w:hAnsi="Calibri" w:cs="Calibri"/>
+          <w:color w:val="111827"/>
+          <w:sz w:val="24"/>
+          <w:szCs w:val="24"/>
+        </w:rPr>
+        <w:t>PromptTemplate</w:t>
+      </w:r>
+      <w:proofErr w:type="spellEnd"/>
+      <w:r>
+        <w:rPr>
+          <w:rFonts w:ascii="Calibri" w:eastAsia="Calibri" w:hAnsi="Calibri" w:cs="Calibri"/>
+          <w:color w:val="111827"/>
+          <w:sz w:val="24"/>
+          <w:szCs w:val="24"/>
+        </w:rPr>
+        <w:t xml:space="preserve"> with variable substitution ({schema}, {question}, {examples}) is cleaner than Python f-strings and supports reuse.</w:t>
       </w:r>
     </w:p>
     <w:p>
@@ -3906,7 +4322,27 @@
           <w:sz w:val="24"/>
           <w:szCs w:val="24"/>
         </w:rPr>
-        <w:t>My pipeline has multiple steps — preprocess input → inject schema into prompt → call Gemini → parse SQL output → validate SQL → execute. LangChain chains these steps elegantly.</w:t>
+        <w:t xml:space="preserve">My pipeline has multiple steps — preprocess input → inject schema into prompt → call Gemini → parse SQL output → validate SQL → execute. </w:t>
+      </w:r>
+      <w:proofErr w:type="spellStart"/>
+      <w:r>
+        <w:rPr>
+          <w:rFonts w:ascii="Calibri" w:eastAsia="Calibri" w:hAnsi="Calibri" w:cs="Calibri"/>
+          <w:color w:val="111827"/>
+          <w:sz w:val="24"/>
+          <w:szCs w:val="24"/>
+        </w:rPr>
+        <w:t>LangChain</w:t>
+      </w:r>
+      <w:proofErr w:type="spellEnd"/>
+      <w:r>
+        <w:rPr>
+          <w:rFonts w:ascii="Calibri" w:eastAsia="Calibri" w:hAnsi="Calibri" w:cs="Calibri"/>
+          <w:color w:val="111827"/>
+          <w:sz w:val="24"/>
+          <w:szCs w:val="24"/>
+        </w:rPr>
+        <w:t xml:space="preserve"> chains these steps elegantly.</w:t>
       </w:r>
     </w:p>
     <w:p>
@@ -3933,14 +4369,65 @@
         </w:rPr>
         <w:t xml:space="preserve">Output parsers: </w:t>
       </w:r>
-      <w:r>
-        <w:rPr>
-          <w:rFonts w:ascii="Calibri" w:eastAsia="Calibri" w:hAnsi="Calibri" w:cs="Calibri"/>
-          <w:color w:val="111827"/>
-          <w:sz w:val="24"/>
-          <w:szCs w:val="24"/>
-        </w:rPr>
-        <w:t>LangChain's SQLOutputParser extracts clean SQL from the model's response (which might include markdown code fences like ```sql ... ```).</w:t>
+      <w:proofErr w:type="spellStart"/>
+      <w:r>
+        <w:rPr>
+          <w:rFonts w:ascii="Calibri" w:eastAsia="Calibri" w:hAnsi="Calibri" w:cs="Calibri"/>
+          <w:color w:val="111827"/>
+          <w:sz w:val="24"/>
+          <w:szCs w:val="24"/>
+        </w:rPr>
+        <w:t>LangChain's</w:t>
+      </w:r>
+      <w:proofErr w:type="spellEnd"/>
+      <w:r>
+        <w:rPr>
+          <w:rFonts w:ascii="Calibri" w:eastAsia="Calibri" w:hAnsi="Calibri" w:cs="Calibri"/>
+          <w:color w:val="111827"/>
+          <w:sz w:val="24"/>
+          <w:szCs w:val="24"/>
+        </w:rPr>
+        <w:t xml:space="preserve"> </w:t>
+      </w:r>
+      <w:proofErr w:type="spellStart"/>
+      <w:r>
+        <w:rPr>
+          <w:rFonts w:ascii="Calibri" w:eastAsia="Calibri" w:hAnsi="Calibri" w:cs="Calibri"/>
+          <w:color w:val="111827"/>
+          <w:sz w:val="24"/>
+          <w:szCs w:val="24"/>
+        </w:rPr>
+        <w:t>SQLOutputParser</w:t>
+      </w:r>
+      <w:proofErr w:type="spellEnd"/>
+      <w:r>
+        <w:rPr>
+          <w:rFonts w:ascii="Calibri" w:eastAsia="Calibri" w:hAnsi="Calibri" w:cs="Calibri"/>
+          <w:color w:val="111827"/>
+          <w:sz w:val="24"/>
+          <w:szCs w:val="24"/>
+        </w:rPr>
+        <w:t xml:space="preserve"> extracts clean SQL from the model's response (which might include markdown code fences like ```</w:t>
+      </w:r>
+      <w:proofErr w:type="spellStart"/>
+      <w:r>
+        <w:rPr>
+          <w:rFonts w:ascii="Calibri" w:eastAsia="Calibri" w:hAnsi="Calibri" w:cs="Calibri"/>
+          <w:color w:val="111827"/>
+          <w:sz w:val="24"/>
+          <w:szCs w:val="24"/>
+        </w:rPr>
+        <w:t>sql</w:t>
+      </w:r>
+      <w:proofErr w:type="spellEnd"/>
+      <w:r>
+        <w:rPr>
+          <w:rFonts w:ascii="Calibri" w:eastAsia="Calibri" w:hAnsi="Calibri" w:cs="Calibri"/>
+          <w:color w:val="111827"/>
+          <w:sz w:val="24"/>
+          <w:szCs w:val="24"/>
+        </w:rPr>
+        <w:t xml:space="preserve"> ... ```).</w:t>
       </w:r>
     </w:p>
     <w:p>
@@ -3965,16 +4452,80 @@
           <w:sz w:val="24"/>
           <w:szCs w:val="24"/>
         </w:rPr>
-        <w:t xml:space="preserve">Model swappability: </w:t>
-      </w:r>
-      <w:r>
-        <w:rPr>
-          <w:rFonts w:ascii="Calibri" w:eastAsia="Calibri" w:hAnsi="Calibri" w:cs="Calibri"/>
-          <w:color w:val="111827"/>
-          <w:sz w:val="24"/>
-          <w:szCs w:val="24"/>
-        </w:rPr>
-        <w:t>If I want to switch from Gemini to GPT-4 or a local LLaMA model, I change one line — the LangChain abstraction handles the rest. No rewrite.</w:t>
+        <w:t xml:space="preserve">Model </w:t>
+      </w:r>
+      <w:proofErr w:type="spellStart"/>
+      <w:r>
+        <w:rPr>
+          <w:rFonts w:ascii="Calibri" w:eastAsia="Calibri" w:hAnsi="Calibri" w:cs="Calibri"/>
+          <w:b/>
+          <w:bCs/>
+          <w:color w:val="1B2A4A"/>
+          <w:sz w:val="24"/>
+          <w:szCs w:val="24"/>
+        </w:rPr>
+        <w:t>swappability</w:t>
+      </w:r>
+      <w:proofErr w:type="spellEnd"/>
+      <w:r>
+        <w:rPr>
+          <w:rFonts w:ascii="Calibri" w:eastAsia="Calibri" w:hAnsi="Calibri" w:cs="Calibri"/>
+          <w:b/>
+          <w:bCs/>
+          <w:color w:val="1B2A4A"/>
+          <w:sz w:val="24"/>
+          <w:szCs w:val="24"/>
+        </w:rPr>
+        <w:t xml:space="preserve">: </w:t>
+      </w:r>
+      <w:r>
+        <w:rPr>
+          <w:rFonts w:ascii="Calibri" w:eastAsia="Calibri" w:hAnsi="Calibri" w:cs="Calibri"/>
+          <w:color w:val="111827"/>
+          <w:sz w:val="24"/>
+          <w:szCs w:val="24"/>
+        </w:rPr>
+        <w:t xml:space="preserve">If I want to switch from Gemini to GPT-4 or a local </w:t>
+      </w:r>
+      <w:proofErr w:type="spellStart"/>
+      <w:r>
+        <w:rPr>
+          <w:rFonts w:ascii="Calibri" w:eastAsia="Calibri" w:hAnsi="Calibri" w:cs="Calibri"/>
+          <w:color w:val="111827"/>
+          <w:sz w:val="24"/>
+          <w:szCs w:val="24"/>
+        </w:rPr>
+        <w:t>LLaMA</w:t>
+      </w:r>
+      <w:proofErr w:type="spellEnd"/>
+      <w:r>
+        <w:rPr>
+          <w:rFonts w:ascii="Calibri" w:eastAsia="Calibri" w:hAnsi="Calibri" w:cs="Calibri"/>
+          <w:color w:val="111827"/>
+          <w:sz w:val="24"/>
+          <w:szCs w:val="24"/>
+        </w:rPr>
+        <w:t xml:space="preserve"> model, I change one line — the </w:t>
+      </w:r>
+      <w:proofErr w:type="spellStart"/>
+      <w:r>
+        <w:rPr>
+          <w:rFonts w:ascii="Calibri" w:eastAsia="Calibri" w:hAnsi="Calibri" w:cs="Calibri"/>
+          <w:color w:val="111827"/>
+          <w:sz w:val="24"/>
+          <w:szCs w:val="24"/>
+        </w:rPr>
+        <w:t>LangChain</w:t>
+      </w:r>
+      <w:proofErr w:type="spellEnd"/>
+      <w:r>
+        <w:rPr>
+          <w:rFonts w:ascii="Calibri" w:eastAsia="Calibri" w:hAnsi="Calibri" w:cs="Calibri"/>
+          <w:color w:val="111827"/>
+          <w:sz w:val="24"/>
+          <w:szCs w:val="24"/>
+        </w:rPr>
+        <w:t xml:space="preserve"> abstraction handles the rest. No rewrite.</w:t>
       </w:r>
     </w:p>
     <w:p>
@@ -4009,8 +4560,33 @@
           <w:rFonts w:ascii="Courier New" w:eastAsia="Courier New" w:hAnsi="Courier New" w:cs="Courier New"/>
           <w:color w:val="7DD3FC"/>
         </w:rPr>
-        <w:t>from langchain_google_genai import ChatGoogleGenerativeAI</w:t>
-      </w:r>
+        <w:t xml:space="preserve">from </w:t>
+      </w:r>
+      <w:proofErr w:type="spellStart"/>
+      <w:r>
+        <w:rPr>
+          <w:rFonts w:ascii="Courier New" w:eastAsia="Courier New" w:hAnsi="Courier New" w:cs="Courier New"/>
+          <w:color w:val="7DD3FC"/>
+        </w:rPr>
+        <w:t>langchain_google_genai</w:t>
+      </w:r>
+      <w:proofErr w:type="spellEnd"/>
+      <w:r>
+        <w:rPr>
+          <w:rFonts w:ascii="Courier New" w:eastAsia="Courier New" w:hAnsi="Courier New" w:cs="Courier New"/>
+          <w:color w:val="7DD3FC"/>
+        </w:rPr>
+        <w:t xml:space="preserve"> import </w:t>
+      </w:r>
+      <w:proofErr w:type="spellStart"/>
+      <w:r>
+        <w:rPr>
+          <w:rFonts w:ascii="Courier New" w:eastAsia="Courier New" w:hAnsi="Courier New" w:cs="Courier New"/>
+          <w:color w:val="7DD3FC"/>
+        </w:rPr>
+        <w:t>ChatGoogleGenerativeAI</w:t>
+      </w:r>
+      <w:proofErr w:type="spellEnd"/>
     </w:p>
     <w:p>
       <w:pPr>
@@ -4026,8 +4602,35 @@
           <w:rFonts w:ascii="Courier New" w:eastAsia="Courier New" w:hAnsi="Courier New" w:cs="Courier New"/>
           <w:color w:val="7DD3FC"/>
         </w:rPr>
-        <w:t>from langchain.prompts import PromptTemplate</w:t>
-      </w:r>
+        <w:t xml:space="preserve">from </w:t>
+      </w:r>
+      <w:proofErr w:type="spellStart"/>
+      <w:proofErr w:type="gramStart"/>
+      <w:r>
+        <w:rPr>
+          <w:rFonts w:ascii="Courier New" w:eastAsia="Courier New" w:hAnsi="Courier New" w:cs="Courier New"/>
+          <w:color w:val="7DD3FC"/>
+        </w:rPr>
+        <w:t>langchain.prompts</w:t>
+      </w:r>
+      <w:proofErr w:type="spellEnd"/>
+      <w:proofErr w:type="gramEnd"/>
+      <w:r>
+        <w:rPr>
+          <w:rFonts w:ascii="Courier New" w:eastAsia="Courier New" w:hAnsi="Courier New" w:cs="Courier New"/>
+          <w:color w:val="7DD3FC"/>
+        </w:rPr>
+        <w:t xml:space="preserve"> import </w:t>
+      </w:r>
+      <w:proofErr w:type="spellStart"/>
+      <w:r>
+        <w:rPr>
+          <w:rFonts w:ascii="Courier New" w:eastAsia="Courier New" w:hAnsi="Courier New" w:cs="Courier New"/>
+          <w:color w:val="7DD3FC"/>
+        </w:rPr>
+        <w:t>PromptTemplate</w:t>
+      </w:r>
+      <w:proofErr w:type="spellEnd"/>
     </w:p>
     <w:p>
       <w:pPr>
@@ -4043,8 +4646,49 @@
           <w:rFonts w:ascii="Courier New" w:eastAsia="Courier New" w:hAnsi="Courier New" w:cs="Courier New"/>
           <w:color w:val="7DD3FC"/>
         </w:rPr>
-        <w:t>from langchain_core.output_parsers import StrOutputParser</w:t>
-      </w:r>
+        <w:t xml:space="preserve">from </w:t>
+      </w:r>
+      <w:proofErr w:type="spellStart"/>
+      <w:r>
+        <w:rPr>
+          <w:rFonts w:ascii="Courier New" w:eastAsia="Courier New" w:hAnsi="Courier New" w:cs="Courier New"/>
+          <w:color w:val="7DD3FC"/>
+        </w:rPr>
+        <w:t>langchain_</w:t>
+      </w:r>
+      <w:proofErr w:type="gramStart"/>
+      <w:r>
+        <w:rPr>
+          <w:rFonts w:ascii="Courier New" w:eastAsia="Courier New" w:hAnsi="Courier New" w:cs="Courier New"/>
+          <w:color w:val="7DD3FC"/>
+        </w:rPr>
+        <w:t>core.output</w:t>
+      </w:r>
+      <w:proofErr w:type="gramEnd"/>
+      <w:r>
+        <w:rPr>
+          <w:rFonts w:ascii="Courier New" w:eastAsia="Courier New" w:hAnsi="Courier New" w:cs="Courier New"/>
+          <w:color w:val="7DD3FC"/>
+        </w:rPr>
+        <w:t>_parsers</w:t>
+      </w:r>
+      <w:proofErr w:type="spellEnd"/>
+      <w:r>
+        <w:rPr>
+          <w:rFonts w:ascii="Courier New" w:eastAsia="Courier New" w:hAnsi="Courier New" w:cs="Courier New"/>
+          <w:color w:val="7DD3FC"/>
+        </w:rPr>
+        <w:t xml:space="preserve"> import </w:t>
+      </w:r>
+      <w:proofErr w:type="spellStart"/>
+      <w:r>
+        <w:rPr>
+          <w:rFonts w:ascii="Courier New" w:eastAsia="Courier New" w:hAnsi="Courier New" w:cs="Courier New"/>
+          <w:color w:val="7DD3FC"/>
+        </w:rPr>
+        <w:t>StrOutputParser</w:t>
+      </w:r>
+      <w:proofErr w:type="spellEnd"/>
     </w:p>
     <w:p>
       <w:pPr>
@@ -4089,12 +4733,46 @@
           <w:szCs w:val="22"/>
         </w:rPr>
       </w:pPr>
+      <w:proofErr w:type="spellStart"/>
       <w:r>
         <w:rPr>
           <w:rFonts w:ascii="Courier New" w:eastAsia="Courier New" w:hAnsi="Courier New" w:cs="Courier New"/>
           <w:color w:val="7DD3FC"/>
         </w:rPr>
-        <w:t>llm = ChatGoogleGenerativeAI(model='gemini-1.5-flash', temperature=0)</w:t>
+        <w:t>llm</w:t>
+      </w:r>
+      <w:proofErr w:type="spellEnd"/>
+      <w:r>
+        <w:rPr>
+          <w:rFonts w:ascii="Courier New" w:eastAsia="Courier New" w:hAnsi="Courier New" w:cs="Courier New"/>
+          <w:color w:val="7DD3FC"/>
+        </w:rPr>
+        <w:t xml:space="preserve"> = </w:t>
+      </w:r>
+      <w:proofErr w:type="spellStart"/>
+      <w:proofErr w:type="gramStart"/>
+      <w:r>
+        <w:rPr>
+          <w:rFonts w:ascii="Courier New" w:eastAsia="Courier New" w:hAnsi="Courier New" w:cs="Courier New"/>
+          <w:color w:val="7DD3FC"/>
+        </w:rPr>
+        <w:t>ChatGoogleGenerativeAI</w:t>
+      </w:r>
+      <w:proofErr w:type="spellEnd"/>
+      <w:r>
+        <w:rPr>
+          <w:rFonts w:ascii="Courier New" w:eastAsia="Courier New" w:hAnsi="Courier New" w:cs="Courier New"/>
+          <w:color w:val="7DD3FC"/>
+        </w:rPr>
+        <w:t>(</w:t>
+      </w:r>
+      <w:proofErr w:type="gramEnd"/>
+      <w:r>
+        <w:rPr>
+          <w:rFonts w:ascii="Courier New" w:eastAsia="Courier New" w:hAnsi="Courier New" w:cs="Courier New"/>
+          <w:color w:val="7DD3FC"/>
+        </w:rPr>
+        <w:t>model='gemini-1.5-flash', temperature=0)</w:t>
       </w:r>
     </w:p>
     <w:p>
@@ -4162,8 +4840,26 @@
           <w:rFonts w:ascii="Courier New" w:eastAsia="Courier New" w:hAnsi="Courier New" w:cs="Courier New"/>
           <w:color w:val="7DD3FC"/>
         </w:rPr>
-        <w:t>prompt = PromptTemplate(</w:t>
-      </w:r>
+        <w:t xml:space="preserve">prompt = </w:t>
+      </w:r>
+      <w:proofErr w:type="spellStart"/>
+      <w:proofErr w:type="gramStart"/>
+      <w:r>
+        <w:rPr>
+          <w:rFonts w:ascii="Courier New" w:eastAsia="Courier New" w:hAnsi="Courier New" w:cs="Courier New"/>
+          <w:color w:val="7DD3FC"/>
+        </w:rPr>
+        <w:t>PromptTemplate</w:t>
+      </w:r>
+      <w:proofErr w:type="spellEnd"/>
+      <w:r>
+        <w:rPr>
+          <w:rFonts w:ascii="Courier New" w:eastAsia="Courier New" w:hAnsi="Courier New" w:cs="Courier New"/>
+          <w:color w:val="7DD3FC"/>
+        </w:rPr>
+        <w:t>(</w:t>
+      </w:r>
+      <w:proofErr w:type="gramEnd"/>
     </w:p>
     <w:p>
       <w:pPr>
@@ -4179,7 +4875,32 @@
           <w:rFonts w:ascii="Courier New" w:eastAsia="Courier New" w:hAnsi="Courier New" w:cs="Courier New"/>
           <w:color w:val="7DD3FC"/>
         </w:rPr>
-        <w:t xml:space="preserve">    input_variables=['schema', 'question', 'examples'],</w:t>
+        <w:t xml:space="preserve">    </w:t>
+      </w:r>
+      <w:proofErr w:type="spellStart"/>
+      <w:r>
+        <w:rPr>
+          <w:rFonts w:ascii="Courier New" w:eastAsia="Courier New" w:hAnsi="Courier New" w:cs="Courier New"/>
+          <w:color w:val="7DD3FC"/>
+        </w:rPr>
+        <w:t>input_variables</w:t>
+      </w:r>
+      <w:proofErr w:type="spellEnd"/>
+      <w:proofErr w:type="gramStart"/>
+      <w:r>
+        <w:rPr>
+          <w:rFonts w:ascii="Courier New" w:eastAsia="Courier New" w:hAnsi="Courier New" w:cs="Courier New"/>
+          <w:color w:val="7DD3FC"/>
+        </w:rPr>
+        <w:t>=[</w:t>
+      </w:r>
+      <w:proofErr w:type="gramEnd"/>
+      <w:r>
+        <w:rPr>
+          <w:rFonts w:ascii="Courier New" w:eastAsia="Courier New" w:hAnsi="Courier New" w:cs="Courier New"/>
+          <w:color w:val="7DD3FC"/>
+        </w:rPr>
+        <w:t>'schema', 'question', 'examples'],</w:t>
       </w:r>
     </w:p>
     <w:p>
@@ -4196,7 +4917,23 @@
           <w:rFonts w:ascii="Courier New" w:eastAsia="Courier New" w:hAnsi="Courier New" w:cs="Courier New"/>
           <w:color w:val="7DD3FC"/>
         </w:rPr>
-        <w:t xml:space="preserve">    template=SYSTEM_PROMPT  # defined above</w:t>
+        <w:t xml:space="preserve">    template=SYSTEM_</w:t>
+      </w:r>
+      <w:proofErr w:type="gramStart"/>
+      <w:r>
+        <w:rPr>
+          <w:rFonts w:ascii="Courier New" w:eastAsia="Courier New" w:hAnsi="Courier New" w:cs="Courier New"/>
+          <w:color w:val="7DD3FC"/>
+        </w:rPr>
+        <w:t>PROMPT  #</w:t>
+      </w:r>
+      <w:proofErr w:type="gramEnd"/>
+      <w:r>
+        <w:rPr>
+          <w:rFonts w:ascii="Courier New" w:eastAsia="Courier New" w:hAnsi="Courier New" w:cs="Courier New"/>
+          <w:color w:val="7DD3FC"/>
+        </w:rPr>
+        <w:t xml:space="preserve"> defined above</w:t>
       </w:r>
     </w:p>
     <w:p>
@@ -4264,7 +5001,48 @@
           <w:rFonts w:ascii="Courier New" w:eastAsia="Courier New" w:hAnsi="Courier New" w:cs="Courier New"/>
           <w:color w:val="7DD3FC"/>
         </w:rPr>
-        <w:t>chain = prompt | llm | StrOutputParser()</w:t>
+        <w:t xml:space="preserve">chain = prompt | </w:t>
+      </w:r>
+      <w:proofErr w:type="spellStart"/>
+      <w:r>
+        <w:rPr>
+          <w:rFonts w:ascii="Courier New" w:eastAsia="Courier New" w:hAnsi="Courier New" w:cs="Courier New"/>
+          <w:color w:val="7DD3FC"/>
+        </w:rPr>
+        <w:t>llm</w:t>
+      </w:r>
+      <w:proofErr w:type="spellEnd"/>
+      <w:r>
+        <w:rPr>
+          <w:rFonts w:ascii="Courier New" w:eastAsia="Courier New" w:hAnsi="Courier New" w:cs="Courier New"/>
+          <w:color w:val="7DD3FC"/>
+        </w:rPr>
+        <w:t xml:space="preserve"> | </w:t>
+      </w:r>
+      <w:proofErr w:type="spellStart"/>
+      <w:proofErr w:type="gramStart"/>
+      <w:r>
+        <w:rPr>
+          <w:rFonts w:ascii="Courier New" w:eastAsia="Courier New" w:hAnsi="Courier New" w:cs="Courier New"/>
+          <w:color w:val="7DD3FC"/>
+        </w:rPr>
+        <w:t>StrOutputParser</w:t>
+      </w:r>
+      <w:proofErr w:type="spellEnd"/>
+      <w:r>
+        <w:rPr>
+          <w:rFonts w:ascii="Courier New" w:eastAsia="Courier New" w:hAnsi="Courier New" w:cs="Courier New"/>
+          <w:color w:val="7DD3FC"/>
+        </w:rPr>
+        <w:t>(</w:t>
+      </w:r>
+      <w:proofErr w:type="gramEnd"/>
+      <w:r>
+        <w:rPr>
+          <w:rFonts w:ascii="Courier New" w:eastAsia="Courier New" w:hAnsi="Courier New" w:cs="Courier New"/>
+          <w:color w:val="7DD3FC"/>
+        </w:rPr>
+        <w:t>)</w:t>
       </w:r>
     </w:p>
     <w:p>
@@ -4310,12 +5088,71 @@
           <w:szCs w:val="22"/>
         </w:rPr>
       </w:pPr>
+      <w:proofErr w:type="spellStart"/>
       <w:r>
         <w:rPr>
           <w:rFonts w:ascii="Courier New" w:eastAsia="Courier New" w:hAnsi="Courier New" w:cs="Courier New"/>
           <w:color w:val="7DD3FC"/>
         </w:rPr>
-        <w:t>sql = chain.invoke({'schema': db_schema, 'question': user_question, 'examples': EXAMPLES})</w:t>
+        <w:t>sql</w:t>
+      </w:r>
+      <w:proofErr w:type="spellEnd"/>
+      <w:r>
+        <w:rPr>
+          <w:rFonts w:ascii="Courier New" w:eastAsia="Courier New" w:hAnsi="Courier New" w:cs="Courier New"/>
+          <w:color w:val="7DD3FC"/>
+        </w:rPr>
+        <w:t xml:space="preserve"> = </w:t>
+      </w:r>
+      <w:proofErr w:type="spellStart"/>
+      <w:proofErr w:type="gramStart"/>
+      <w:r>
+        <w:rPr>
+          <w:rFonts w:ascii="Courier New" w:eastAsia="Courier New" w:hAnsi="Courier New" w:cs="Courier New"/>
+          <w:color w:val="7DD3FC"/>
+        </w:rPr>
+        <w:t>chain.invoke</w:t>
+      </w:r>
+      <w:proofErr w:type="spellEnd"/>
+      <w:proofErr w:type="gramEnd"/>
+      <w:r>
+        <w:rPr>
+          <w:rFonts w:ascii="Courier New" w:eastAsia="Courier New" w:hAnsi="Courier New" w:cs="Courier New"/>
+          <w:color w:val="7DD3FC"/>
+        </w:rPr>
+        <w:t xml:space="preserve">({'schema': </w:t>
+      </w:r>
+      <w:proofErr w:type="spellStart"/>
+      <w:r>
+        <w:rPr>
+          <w:rFonts w:ascii="Courier New" w:eastAsia="Courier New" w:hAnsi="Courier New" w:cs="Courier New"/>
+          <w:color w:val="7DD3FC"/>
+        </w:rPr>
+        <w:t>db_schema</w:t>
+      </w:r>
+      <w:proofErr w:type="spellEnd"/>
+      <w:r>
+        <w:rPr>
+          <w:rFonts w:ascii="Courier New" w:eastAsia="Courier New" w:hAnsi="Courier New" w:cs="Courier New"/>
+          <w:color w:val="7DD3FC"/>
+        </w:rPr>
+        <w:t xml:space="preserve">, 'question': </w:t>
+      </w:r>
+      <w:proofErr w:type="spellStart"/>
+      <w:r>
+        <w:rPr>
+          <w:rFonts w:ascii="Courier New" w:eastAsia="Courier New" w:hAnsi="Courier New" w:cs="Courier New"/>
+          <w:color w:val="7DD3FC"/>
+        </w:rPr>
+        <w:t>user_question</w:t>
+      </w:r>
+      <w:proofErr w:type="spellEnd"/>
+      <w:r>
+        <w:rPr>
+          <w:rFonts w:ascii="Courier New" w:eastAsia="Courier New" w:hAnsi="Courier New" w:cs="Courier New"/>
+          <w:color w:val="7DD3FC"/>
+        </w:rPr>
+        <w:t>, 'examples': EXAMPLES})</w:t>
       </w:r>
     </w:p>
     <w:p>
@@ -4440,12 +5277,6 @@
         <w:gridCol w:w="9360"/>
       </w:tblGrid>
       <w:tr>
-        <w:tblPrEx>
-          <w:tblCellMar>
-            <w:top w:w="0" w:type="dxa"/>
-            <w:bottom w:w="0" w:type="dxa"/>
-          </w:tblCellMar>
-        </w:tblPrEx>
         <w:tc>
           <w:tcPr>
             <w:tcW w:w="9360" w:type="dxa"/>
@@ -4566,7 +5397,27 @@
           <w:sz w:val="24"/>
           <w:szCs w:val="24"/>
         </w:rPr>
-        <w:t>User provides input — either typed text or voice. Voice input is processed by the SpeechRecognition library which calls Google's STT API and returns a text string.</w:t>
+        <w:t xml:space="preserve">User provides input — either typed text or voice. Voice input is processed by the </w:t>
+      </w:r>
+      <w:proofErr w:type="spellStart"/>
+      <w:r>
+        <w:rPr>
+          <w:rFonts w:ascii="Calibri" w:eastAsia="Calibri" w:hAnsi="Calibri" w:cs="Calibri"/>
+          <w:color w:val="111827"/>
+          <w:sz w:val="24"/>
+          <w:szCs w:val="24"/>
+        </w:rPr>
+        <w:t>SpeechRecognition</w:t>
+      </w:r>
+      <w:proofErr w:type="spellEnd"/>
+      <w:r>
+        <w:rPr>
+          <w:rFonts w:ascii="Calibri" w:eastAsia="Calibri" w:hAnsi="Calibri" w:cs="Calibri"/>
+          <w:color w:val="111827"/>
+          <w:sz w:val="24"/>
+          <w:szCs w:val="24"/>
+        </w:rPr>
+        <w:t xml:space="preserve"> library which calls Google's STT API and returns a text string.</w:t>
       </w:r>
     </w:p>
     <w:p>
@@ -4600,7 +5451,27 @@
           <w:sz w:val="24"/>
           <w:szCs w:val="24"/>
         </w:rPr>
-        <w:t>If the input is not in English, the system detects the language (using langdetect library) and optionally uses Gemini to translate to English before SQL generation — or uses Gemini's native multilingual capability to directly generate SQL from non-English input.</w:t>
+        <w:t xml:space="preserve">If the input is not in English, the system detects the language (using </w:t>
+      </w:r>
+      <w:proofErr w:type="spellStart"/>
+      <w:r>
+        <w:rPr>
+          <w:rFonts w:ascii="Calibri" w:eastAsia="Calibri" w:hAnsi="Calibri" w:cs="Calibri"/>
+          <w:color w:val="111827"/>
+          <w:sz w:val="24"/>
+          <w:szCs w:val="24"/>
+        </w:rPr>
+        <w:t>langdetect</w:t>
+      </w:r>
+      <w:proofErr w:type="spellEnd"/>
+      <w:r>
+        <w:rPr>
+          <w:rFonts w:ascii="Calibri" w:eastAsia="Calibri" w:hAnsi="Calibri" w:cs="Calibri"/>
+          <w:color w:val="111827"/>
+          <w:sz w:val="24"/>
+          <w:szCs w:val="24"/>
+        </w:rPr>
+        <w:t xml:space="preserve"> library) and optionally uses Gemini to translate to English before SQL generation — or uses Gemini's native multilingual capability to directly generate SQL from non-English input.</w:t>
       </w:r>
     </w:p>
     <w:p>
@@ -4668,7 +5539,47 @@
           <w:sz w:val="24"/>
           <w:szCs w:val="24"/>
         </w:rPr>
-        <w:t>The database schema is read programmatically (using SQLite's PRAGMA table_info) and injected into the LangChain prompt template along with the user's question and few-shot examples.</w:t>
+        <w:t xml:space="preserve">The database schema is read programmatically (using SQLite's PRAGMA </w:t>
+      </w:r>
+      <w:proofErr w:type="spellStart"/>
+      <w:r>
+        <w:rPr>
+          <w:rFonts w:ascii="Calibri" w:eastAsia="Calibri" w:hAnsi="Calibri" w:cs="Calibri"/>
+          <w:color w:val="111827"/>
+          <w:sz w:val="24"/>
+          <w:szCs w:val="24"/>
+        </w:rPr>
+        <w:t>table_info</w:t>
+      </w:r>
+      <w:proofErr w:type="spellEnd"/>
+      <w:r>
+        <w:rPr>
+          <w:rFonts w:ascii="Calibri" w:eastAsia="Calibri" w:hAnsi="Calibri" w:cs="Calibri"/>
+          <w:color w:val="111827"/>
+          <w:sz w:val="24"/>
+          <w:szCs w:val="24"/>
+        </w:rPr>
+        <w:t xml:space="preserve">) and injected into the </w:t>
+      </w:r>
+      <w:proofErr w:type="spellStart"/>
+      <w:r>
+        <w:rPr>
+          <w:rFonts w:ascii="Calibri" w:eastAsia="Calibri" w:hAnsi="Calibri" w:cs="Calibri"/>
+          <w:color w:val="111827"/>
+          <w:sz w:val="24"/>
+          <w:szCs w:val="24"/>
+        </w:rPr>
+        <w:t>LangChain</w:t>
+      </w:r>
+      <w:proofErr w:type="spellEnd"/>
+      <w:r>
+        <w:rPr>
+          <w:rFonts w:ascii="Calibri" w:eastAsia="Calibri" w:hAnsi="Calibri" w:cs="Calibri"/>
+          <w:color w:val="111827"/>
+          <w:sz w:val="24"/>
+          <w:szCs w:val="24"/>
+        </w:rPr>
+        <w:t xml:space="preserve"> prompt template along with the user's question and few-shot examples.</w:t>
       </w:r>
     </w:p>
     <w:p>
@@ -4702,7 +5613,27 @@
           <w:sz w:val="24"/>
           <w:szCs w:val="24"/>
         </w:rPr>
-        <w:t>The constructed prompt is sent to Gemini 1.5 Flash via LangChain. Temperature=0 for deterministic, consistent SQL output. The model returns a SQL query string.</w:t>
+        <w:t xml:space="preserve">The constructed prompt is sent to Gemini 1.5 Flash via </w:t>
+      </w:r>
+      <w:proofErr w:type="spellStart"/>
+      <w:r>
+        <w:rPr>
+          <w:rFonts w:ascii="Calibri" w:eastAsia="Calibri" w:hAnsi="Calibri" w:cs="Calibri"/>
+          <w:color w:val="111827"/>
+          <w:sz w:val="24"/>
+          <w:szCs w:val="24"/>
+        </w:rPr>
+        <w:t>LangChain</w:t>
+      </w:r>
+      <w:proofErr w:type="spellEnd"/>
+      <w:r>
+        <w:rPr>
+          <w:rFonts w:ascii="Calibri" w:eastAsia="Calibri" w:hAnsi="Calibri" w:cs="Calibri"/>
+          <w:color w:val="111827"/>
+          <w:sz w:val="24"/>
+          <w:szCs w:val="24"/>
+        </w:rPr>
+        <w:t>. Temperature=0 for deterministic, consistent SQL output. The model returns a SQL query string.</w:t>
       </w:r>
     </w:p>
     <w:p>
@@ -4770,7 +5701,38 @@
           <w:sz w:val="24"/>
           <w:szCs w:val="24"/>
         </w:rPr>
-        <w:t>The validated SQL is executed against SQLite using Python's sqlite3 module with parameterized queries. Results are returned as a pandas DataFrame. Gemini is called a second time to generate a natural language analysis/insight of the results.</w:t>
+        <w:t xml:space="preserve">The validated SQL is executed against SQLite using Python's sqlite3 module with parameterized queries. Results are returned as a </w:t>
+      </w:r>
+      <w:proofErr w:type="gramStart"/>
+      <w:r>
+        <w:rPr>
+          <w:rFonts w:ascii="Calibri" w:eastAsia="Calibri" w:hAnsi="Calibri" w:cs="Calibri"/>
+          <w:color w:val="111827"/>
+          <w:sz w:val="24"/>
+          <w:szCs w:val="24"/>
+        </w:rPr>
+        <w:t xml:space="preserve">pandas </w:t>
+      </w:r>
+      <w:proofErr w:type="spellStart"/>
+      <w:r>
+        <w:rPr>
+          <w:rFonts w:ascii="Calibri" w:eastAsia="Calibri" w:hAnsi="Calibri" w:cs="Calibri"/>
+          <w:color w:val="111827"/>
+          <w:sz w:val="24"/>
+          <w:szCs w:val="24"/>
+        </w:rPr>
+        <w:t>DataFrame</w:t>
+      </w:r>
+      <w:proofErr w:type="spellEnd"/>
+      <w:proofErr w:type="gramEnd"/>
+      <w:r>
+        <w:rPr>
+          <w:rFonts w:ascii="Calibri" w:eastAsia="Calibri" w:hAnsi="Calibri" w:cs="Calibri"/>
+          <w:color w:val="111827"/>
+          <w:sz w:val="24"/>
+          <w:szCs w:val="24"/>
+        </w:rPr>
+        <w:t>. Gemini is called a second time to generate a natural language analysis/insight of the results.</w:t>
       </w:r>
     </w:p>
     <w:p>
@@ -4826,12 +5788,6 @@
         <w:gridCol w:w="9360"/>
       </w:tblGrid>
       <w:tr>
-        <w:tblPrEx>
-          <w:tblCellMar>
-            <w:top w:w="0" w:type="dxa"/>
-            <w:bottom w:w="0" w:type="dxa"/>
-          </w:tblCellMar>
-        </w:tblPrEx>
         <w:tc>
           <w:tcPr>
             <w:tcW w:w="9360" w:type="dxa"/>
@@ -4956,7 +5912,27 @@
           <w:sz w:val="24"/>
           <w:szCs w:val="24"/>
         </w:rPr>
-        <w:t>A generated SQL query is correct if it produces the same result set as the expected SQL query (not necessarily the same SQL text — there are multiple valid SQL formulations for the same question). I compared result DataFrames for equality.</w:t>
+        <w:t xml:space="preserve">A generated SQL query is correct if it produces the same result set as the expected SQL query (not necessarily the same SQL text — there are multiple valid SQL formulations for the same question). I compared result </w:t>
+      </w:r>
+      <w:proofErr w:type="spellStart"/>
+      <w:r>
+        <w:rPr>
+          <w:rFonts w:ascii="Calibri" w:eastAsia="Calibri" w:hAnsi="Calibri" w:cs="Calibri"/>
+          <w:color w:val="111827"/>
+          <w:sz w:val="24"/>
+          <w:szCs w:val="24"/>
+        </w:rPr>
+        <w:t>DataFrames</w:t>
+      </w:r>
+      <w:proofErr w:type="spellEnd"/>
+      <w:r>
+        <w:rPr>
+          <w:rFonts w:ascii="Calibri" w:eastAsia="Calibri" w:hAnsi="Calibri" w:cs="Calibri"/>
+          <w:color w:val="111827"/>
+          <w:sz w:val="24"/>
+          <w:szCs w:val="24"/>
+        </w:rPr>
+        <w:t xml:space="preserve"> for equality.</w:t>
       </w:r>
     </w:p>
     <w:p>
@@ -5198,12 +6174,6 @@
         <w:gridCol w:w="9360"/>
       </w:tblGrid>
       <w:tr>
-        <w:tblPrEx>
-          <w:tblCellMar>
-            <w:top w:w="0" w:type="dxa"/>
-            <w:bottom w:w="0" w:type="dxa"/>
-          </w:tblCellMar>
-        </w:tblPrEx>
         <w:tc>
           <w:tcPr>
             <w:tcW w:w="9360" w:type="dxa"/>
@@ -5495,7 +6465,27 @@
           <w:sz w:val="24"/>
           <w:szCs w:val="24"/>
         </w:rPr>
-        <w:t>After the LLM generates SQL, parse it using Python's sqlparse library. Verify it is exactly one SELECT statement — no semicolons with additional statements, no DML.</w:t>
+        <w:t xml:space="preserve">After the LLM generates SQL, parse it using Python's </w:t>
+      </w:r>
+      <w:proofErr w:type="spellStart"/>
+      <w:r>
+        <w:rPr>
+          <w:rFonts w:ascii="Calibri" w:eastAsia="Calibri" w:hAnsi="Calibri" w:cs="Calibri"/>
+          <w:color w:val="111827"/>
+          <w:sz w:val="24"/>
+          <w:szCs w:val="24"/>
+        </w:rPr>
+        <w:t>sqlparse</w:t>
+      </w:r>
+      <w:proofErr w:type="spellEnd"/>
+      <w:r>
+        <w:rPr>
+          <w:rFonts w:ascii="Calibri" w:eastAsia="Calibri" w:hAnsi="Calibri" w:cs="Calibri"/>
+          <w:color w:val="111827"/>
+          <w:sz w:val="24"/>
+          <w:szCs w:val="24"/>
+        </w:rPr>
+        <w:t xml:space="preserve"> library. Verify it is exactly one SELECT statement — no semicolons with additional statements, no DML.</w:t>
       </w:r>
     </w:p>
     <w:p>
@@ -5564,8 +6554,17 @@
           <w:rFonts w:ascii="Courier New" w:eastAsia="Courier New" w:hAnsi="Courier New" w:cs="Courier New"/>
           <w:color w:val="A5F3FC"/>
         </w:rPr>
-        <w:t>import re, sqlparse</w:t>
-      </w:r>
+        <w:t xml:space="preserve">import re, </w:t>
+      </w:r>
+      <w:proofErr w:type="spellStart"/>
+      <w:r>
+        <w:rPr>
+          <w:rFonts w:ascii="Courier New" w:eastAsia="Courier New" w:hAnsi="Courier New" w:cs="Courier New"/>
+          <w:color w:val="A5F3FC"/>
+        </w:rPr>
+        <w:t>sqlparse</w:t>
+      </w:r>
+      <w:proofErr w:type="spellEnd"/>
     </w:p>
     <w:p>
       <w:pPr>
@@ -5615,7 +6614,23 @@
           <w:rFonts w:ascii="Courier New" w:eastAsia="Courier New" w:hAnsi="Courier New" w:cs="Courier New"/>
           <w:color w:val="A5F3FC"/>
         </w:rPr>
-        <w:t xml:space="preserve">    (r'\b(DROP|DELETE|UPDATE|INSERT|ALTER|CREATE|TRUNCATE)\b', 10),</w:t>
+        <w:t xml:space="preserve">    (r'\b(DROP|DELETE|UPDATE|INSERT|ALTER|CREATE|</w:t>
+      </w:r>
+      <w:proofErr w:type="gramStart"/>
+      <w:r>
+        <w:rPr>
+          <w:rFonts w:ascii="Courier New" w:eastAsia="Courier New" w:hAnsi="Courier New" w:cs="Courier New"/>
+          <w:color w:val="A5F3FC"/>
+        </w:rPr>
+        <w:t>TRUNCATE)\</w:t>
+      </w:r>
+      <w:proofErr w:type="gramEnd"/>
+      <w:r>
+        <w:rPr>
+          <w:rFonts w:ascii="Courier New" w:eastAsia="Courier New" w:hAnsi="Courier New" w:cs="Courier New"/>
+          <w:color w:val="A5F3FC"/>
+        </w:rPr>
+        <w:t>b', 10),</w:t>
       </w:r>
     </w:p>
     <w:p>
@@ -5650,7 +6665,48 @@
           <w:rFonts w:ascii="Courier New" w:eastAsia="Courier New" w:hAnsi="Courier New" w:cs="Courier New"/>
           <w:color w:val="A5F3FC"/>
         </w:rPr>
-        <w:t xml:space="preserve">    (r'\bEXEC(UTE)?\b', 10),</w:t>
+        <w:t xml:space="preserve">    (r'\</w:t>
+      </w:r>
+      <w:proofErr w:type="spellStart"/>
+      <w:proofErr w:type="gramStart"/>
+      <w:r>
+        <w:rPr>
+          <w:rFonts w:ascii="Courier New" w:eastAsia="Courier New" w:hAnsi="Courier New" w:cs="Courier New"/>
+          <w:color w:val="A5F3FC"/>
+        </w:rPr>
+        <w:t>bEXEC</w:t>
+      </w:r>
+      <w:proofErr w:type="spellEnd"/>
+      <w:r>
+        <w:rPr>
+          <w:rFonts w:ascii="Courier New" w:eastAsia="Courier New" w:hAnsi="Courier New" w:cs="Courier New"/>
+          <w:color w:val="A5F3FC"/>
+        </w:rPr>
+        <w:t>(</w:t>
+      </w:r>
+      <w:proofErr w:type="gramEnd"/>
+      <w:r>
+        <w:rPr>
+          <w:rFonts w:ascii="Courier New" w:eastAsia="Courier New" w:hAnsi="Courier New" w:cs="Courier New"/>
+          <w:color w:val="A5F3FC"/>
+        </w:rPr>
+        <w:t>UTE</w:t>
+      </w:r>
+      <w:proofErr w:type="gramStart"/>
+      <w:r>
+        <w:rPr>
+          <w:rFonts w:ascii="Courier New" w:eastAsia="Courier New" w:hAnsi="Courier New" w:cs="Courier New"/>
+          <w:color w:val="A5F3FC"/>
+        </w:rPr>
+        <w:t>)?\</w:t>
+      </w:r>
+      <w:proofErr w:type="gramEnd"/>
+      <w:r>
+        <w:rPr>
+          <w:rFonts w:ascii="Courier New" w:eastAsia="Courier New" w:hAnsi="Courier New" w:cs="Courier New"/>
+          <w:color w:val="A5F3FC"/>
+        </w:rPr>
+        <w:t>b', 10),</w:t>
       </w:r>
     </w:p>
     <w:p>
@@ -5667,7 +6723,23 @@
           <w:rFonts w:ascii="Courier New" w:eastAsia="Courier New" w:hAnsi="Courier New" w:cs="Courier New"/>
           <w:color w:val="A5F3FC"/>
         </w:rPr>
-        <w:t xml:space="preserve">    (r"'\s*OR\s*'1'\s*=\s*'1", 10),  # classic injection pattern</w:t>
+        <w:t xml:space="preserve">    (r"'\s*OR\s*'1'\s*=\s*'1", 10</w:t>
+      </w:r>
+      <w:proofErr w:type="gramStart"/>
+      <w:r>
+        <w:rPr>
+          <w:rFonts w:ascii="Courier New" w:eastAsia="Courier New" w:hAnsi="Courier New" w:cs="Courier New"/>
+          <w:color w:val="A5F3FC"/>
+        </w:rPr>
+        <w:t>),  #</w:t>
+      </w:r>
+      <w:proofErr w:type="gramEnd"/>
+      <w:r>
+        <w:rPr>
+          <w:rFonts w:ascii="Courier New" w:eastAsia="Courier New" w:hAnsi="Courier New" w:cs="Courier New"/>
+          <w:color w:val="A5F3FC"/>
+        </w:rPr>
+        <w:t xml:space="preserve"> classic injection pattern</w:t>
       </w:r>
     </w:p>
     <w:p>
@@ -5684,7 +6756,39 @@
           <w:rFonts w:ascii="Courier New" w:eastAsia="Courier New" w:hAnsi="Courier New" w:cs="Courier New"/>
           <w:color w:val="A5F3FC"/>
         </w:rPr>
-        <w:t xml:space="preserve">    (r'UNION\s+SELECT', 9),</w:t>
+        <w:t xml:space="preserve">    (</w:t>
+      </w:r>
+      <w:proofErr w:type="spellStart"/>
+      <w:r>
+        <w:rPr>
+          <w:rFonts w:ascii="Courier New" w:eastAsia="Courier New" w:hAnsi="Courier New" w:cs="Courier New"/>
+          <w:color w:val="A5F3FC"/>
+        </w:rPr>
+        <w:t>r'UNION</w:t>
+      </w:r>
+      <w:proofErr w:type="spellEnd"/>
+      <w:r>
+        <w:rPr>
+          <w:rFonts w:ascii="Courier New" w:eastAsia="Courier New" w:hAnsi="Courier New" w:cs="Courier New"/>
+          <w:color w:val="A5F3FC"/>
+        </w:rPr>
+        <w:t>\</w:t>
+      </w:r>
+      <w:proofErr w:type="spellStart"/>
+      <w:r>
+        <w:rPr>
+          <w:rFonts w:ascii="Courier New" w:eastAsia="Courier New" w:hAnsi="Courier New" w:cs="Courier New"/>
+          <w:color w:val="A5F3FC"/>
+        </w:rPr>
+        <w:t>s+SELECT</w:t>
+      </w:r>
+      <w:proofErr w:type="spellEnd"/>
+      <w:r>
+        <w:rPr>
+          <w:rFonts w:ascii="Courier New" w:eastAsia="Courier New" w:hAnsi="Courier New" w:cs="Courier New"/>
+          <w:color w:val="A5F3FC"/>
+        </w:rPr>
+        <w:t>', 9),</w:t>
       </w:r>
     </w:p>
     <w:p>
@@ -5752,7 +6856,48 @@
           <w:rFonts w:ascii="Courier New" w:eastAsia="Courier New" w:hAnsi="Courier New" w:cs="Courier New"/>
           <w:color w:val="A5F3FC"/>
         </w:rPr>
-        <w:t>def calculate_risk(user_input: str) -&gt; int:</w:t>
+        <w:t xml:space="preserve">def </w:t>
+      </w:r>
+      <w:proofErr w:type="spellStart"/>
+      <w:r>
+        <w:rPr>
+          <w:rFonts w:ascii="Courier New" w:eastAsia="Courier New" w:hAnsi="Courier New" w:cs="Courier New"/>
+          <w:color w:val="A5F3FC"/>
+        </w:rPr>
+        <w:t>calculate_</w:t>
+      </w:r>
+      <w:proofErr w:type="gramStart"/>
+      <w:r>
+        <w:rPr>
+          <w:rFonts w:ascii="Courier New" w:eastAsia="Courier New" w:hAnsi="Courier New" w:cs="Courier New"/>
+          <w:color w:val="A5F3FC"/>
+        </w:rPr>
+        <w:t>risk</w:t>
+      </w:r>
+      <w:proofErr w:type="spellEnd"/>
+      <w:r>
+        <w:rPr>
+          <w:rFonts w:ascii="Courier New" w:eastAsia="Courier New" w:hAnsi="Courier New" w:cs="Courier New"/>
+          <w:color w:val="A5F3FC"/>
+        </w:rPr>
+        <w:t>(</w:t>
+      </w:r>
+      <w:proofErr w:type="spellStart"/>
+      <w:proofErr w:type="gramEnd"/>
+      <w:r>
+        <w:rPr>
+          <w:rFonts w:ascii="Courier New" w:eastAsia="Courier New" w:hAnsi="Courier New" w:cs="Courier New"/>
+          <w:color w:val="A5F3FC"/>
+        </w:rPr>
+        <w:t>user_input</w:t>
+      </w:r>
+      <w:proofErr w:type="spellEnd"/>
+      <w:r>
+        <w:rPr>
+          <w:rFonts w:ascii="Courier New" w:eastAsia="Courier New" w:hAnsi="Courier New" w:cs="Courier New"/>
+          <w:color w:val="A5F3FC"/>
+        </w:rPr>
+        <w:t>: str) -&gt; int:</w:t>
       </w:r>
     </w:p>
     <w:p>
@@ -5786,7 +6931,32 @@
           <w:rFonts w:ascii="Courier New" w:eastAsia="Courier New" w:hAnsi="Courier New" w:cs="Courier New"/>
           <w:color w:val="A5F3FC"/>
         </w:rPr>
-        <w:t xml:space="preserve">    upper = user_input.upper()</w:t>
+        <w:t xml:space="preserve">    upper = </w:t>
+      </w:r>
+      <w:proofErr w:type="spellStart"/>
+      <w:r>
+        <w:rPr>
+          <w:rFonts w:ascii="Courier New" w:eastAsia="Courier New" w:hAnsi="Courier New" w:cs="Courier New"/>
+          <w:color w:val="A5F3FC"/>
+        </w:rPr>
+        <w:t>user_</w:t>
+      </w:r>
+      <w:proofErr w:type="gramStart"/>
+      <w:r>
+        <w:rPr>
+          <w:rFonts w:ascii="Courier New" w:eastAsia="Courier New" w:hAnsi="Courier New" w:cs="Courier New"/>
+          <w:color w:val="A5F3FC"/>
+        </w:rPr>
+        <w:t>input.upper</w:t>
+      </w:r>
+      <w:proofErr w:type="spellEnd"/>
+      <w:proofErr w:type="gramEnd"/>
+      <w:r>
+        <w:rPr>
+          <w:rFonts w:ascii="Courier New" w:eastAsia="Courier New" w:hAnsi="Courier New" w:cs="Courier New"/>
+          <w:color w:val="A5F3FC"/>
+        </w:rPr>
+        <w:t>()</w:t>
       </w:r>
     </w:p>
     <w:p>
@@ -5820,7 +6990,43 @@
           <w:rFonts w:ascii="Courier New" w:eastAsia="Courier New" w:hAnsi="Courier New" w:cs="Courier New"/>
           <w:color w:val="A5F3FC"/>
         </w:rPr>
-        <w:t xml:space="preserve">        if re.search(pattern, upper, re.IGNORECASE):</w:t>
+        <w:t xml:space="preserve">        if </w:t>
+      </w:r>
+      <w:proofErr w:type="spellStart"/>
+      <w:proofErr w:type="gramStart"/>
+      <w:r>
+        <w:rPr>
+          <w:rFonts w:ascii="Courier New" w:eastAsia="Courier New" w:hAnsi="Courier New" w:cs="Courier New"/>
+          <w:color w:val="A5F3FC"/>
+        </w:rPr>
+        <w:t>re.search</w:t>
+      </w:r>
+      <w:proofErr w:type="spellEnd"/>
+      <w:proofErr w:type="gramEnd"/>
+      <w:r>
+        <w:rPr>
+          <w:rFonts w:ascii="Courier New" w:eastAsia="Courier New" w:hAnsi="Courier New" w:cs="Courier New"/>
+          <w:color w:val="A5F3FC"/>
+        </w:rPr>
+        <w:t xml:space="preserve">(pattern, upper, </w:t>
+      </w:r>
+      <w:proofErr w:type="spellStart"/>
+      <w:proofErr w:type="gramStart"/>
+      <w:r>
+        <w:rPr>
+          <w:rFonts w:ascii="Courier New" w:eastAsia="Courier New" w:hAnsi="Courier New" w:cs="Courier New"/>
+          <w:color w:val="A5F3FC"/>
+        </w:rPr>
+        <w:t>re.IGNORECASE</w:t>
+      </w:r>
+      <w:proofErr w:type="spellEnd"/>
+      <w:proofErr w:type="gramEnd"/>
+      <w:r>
+        <w:rPr>
+          <w:rFonts w:ascii="Courier New" w:eastAsia="Courier New" w:hAnsi="Courier New" w:cs="Courier New"/>
+          <w:color w:val="A5F3FC"/>
+        </w:rPr>
+        <w:t>):</w:t>
       </w:r>
     </w:p>
     <w:p>
@@ -5888,7 +7094,48 @@
           <w:rFonts w:ascii="Courier New" w:eastAsia="Courier New" w:hAnsi="Courier New" w:cs="Courier New"/>
           <w:color w:val="A5F3FC"/>
         </w:rPr>
-        <w:t>def is_safe_input(user_input: str) -&gt; bool:</w:t>
+        <w:t xml:space="preserve">def </w:t>
+      </w:r>
+      <w:proofErr w:type="spellStart"/>
+      <w:r>
+        <w:rPr>
+          <w:rFonts w:ascii="Courier New" w:eastAsia="Courier New" w:hAnsi="Courier New" w:cs="Courier New"/>
+          <w:color w:val="A5F3FC"/>
+        </w:rPr>
+        <w:t>is_safe_</w:t>
+      </w:r>
+      <w:proofErr w:type="gramStart"/>
+      <w:r>
+        <w:rPr>
+          <w:rFonts w:ascii="Courier New" w:eastAsia="Courier New" w:hAnsi="Courier New" w:cs="Courier New"/>
+          <w:color w:val="A5F3FC"/>
+        </w:rPr>
+        <w:t>input</w:t>
+      </w:r>
+      <w:proofErr w:type="spellEnd"/>
+      <w:r>
+        <w:rPr>
+          <w:rFonts w:ascii="Courier New" w:eastAsia="Courier New" w:hAnsi="Courier New" w:cs="Courier New"/>
+          <w:color w:val="A5F3FC"/>
+        </w:rPr>
+        <w:t>(</w:t>
+      </w:r>
+      <w:proofErr w:type="spellStart"/>
+      <w:proofErr w:type="gramEnd"/>
+      <w:r>
+        <w:rPr>
+          <w:rFonts w:ascii="Courier New" w:eastAsia="Courier New" w:hAnsi="Courier New" w:cs="Courier New"/>
+          <w:color w:val="A5F3FC"/>
+        </w:rPr>
+        <w:t>user_input</w:t>
+      </w:r>
+      <w:proofErr w:type="spellEnd"/>
+      <w:r>
+        <w:rPr>
+          <w:rFonts w:ascii="Courier New" w:eastAsia="Courier New" w:hAnsi="Courier New" w:cs="Courier New"/>
+          <w:color w:val="A5F3FC"/>
+        </w:rPr>
+        <w:t>: str) -&gt; bool:</w:t>
       </w:r>
     </w:p>
     <w:p>
@@ -5905,7 +7152,39 @@
           <w:rFonts w:ascii="Courier New" w:eastAsia="Courier New" w:hAnsi="Courier New" w:cs="Courier New"/>
           <w:color w:val="A5F3FC"/>
         </w:rPr>
-        <w:t xml:space="preserve">    return calculate_risk(user_input) &lt; RISK_THRESHOLD</w:t>
+        <w:t xml:space="preserve">    return </w:t>
+      </w:r>
+      <w:proofErr w:type="spellStart"/>
+      <w:r>
+        <w:rPr>
+          <w:rFonts w:ascii="Courier New" w:eastAsia="Courier New" w:hAnsi="Courier New" w:cs="Courier New"/>
+          <w:color w:val="A5F3FC"/>
+        </w:rPr>
+        <w:t>calculate_risk</w:t>
+      </w:r>
+      <w:proofErr w:type="spellEnd"/>
+      <w:r>
+        <w:rPr>
+          <w:rFonts w:ascii="Courier New" w:eastAsia="Courier New" w:hAnsi="Courier New" w:cs="Courier New"/>
+          <w:color w:val="A5F3FC"/>
+        </w:rPr>
+        <w:t>(</w:t>
+      </w:r>
+      <w:proofErr w:type="spellStart"/>
+      <w:r>
+        <w:rPr>
+          <w:rFonts w:ascii="Courier New" w:eastAsia="Courier New" w:hAnsi="Courier New" w:cs="Courier New"/>
+          <w:color w:val="A5F3FC"/>
+        </w:rPr>
+        <w:t>user_input</w:t>
+      </w:r>
+      <w:proofErr w:type="spellEnd"/>
+      <w:r>
+        <w:rPr>
+          <w:rFonts w:ascii="Courier New" w:eastAsia="Courier New" w:hAnsi="Courier New" w:cs="Courier New"/>
+          <w:color w:val="A5F3FC"/>
+        </w:rPr>
+        <w:t>) &lt; RISK_THRESHOLD</w:t>
       </w:r>
     </w:p>
     <w:p>
@@ -5979,12 +7258,6 @@
         <w:gridCol w:w="9360"/>
       </w:tblGrid>
       <w:tr>
-        <w:tblPrEx>
-          <w:tblCellMar>
-            <w:top w:w="0" w:type="dxa"/>
-            <w:bottom w:w="0" w:type="dxa"/>
-          </w:tblCellMar>
-        </w:tblPrEx>
         <w:tc>
           <w:tcPr>
             <w:tcW w:w="9360" w:type="dxa"/>
@@ -6080,7 +7353,49 @@
           <w:sz w:val="24"/>
           <w:szCs w:val="24"/>
         </w:rPr>
-        <w:t>Users register with a username and password. The password is never stored in plaintext. On registration: (1) generate a cryptographically random salt (16 bytes from os.urandom), (2) concatenate salt + password, (3) hash with SHA-256, (4) store the salt and hash in the users table.</w:t>
+        <w:t xml:space="preserve">Users register with a username and password. The password is never stored in plaintext. On registration: (1) generate a cryptographically random salt (16 bytes from </w:t>
+      </w:r>
+      <w:proofErr w:type="spellStart"/>
+      <w:proofErr w:type="gramStart"/>
+      <w:r>
+        <w:rPr>
+          <w:rFonts w:ascii="Calibri" w:eastAsia="Calibri" w:hAnsi="Calibri" w:cs="Calibri"/>
+          <w:color w:val="111827"/>
+          <w:sz w:val="24"/>
+          <w:szCs w:val="24"/>
+        </w:rPr>
+        <w:t>os.urandom</w:t>
+      </w:r>
+      <w:proofErr w:type="spellEnd"/>
+      <w:proofErr w:type="gramEnd"/>
+      <w:r>
+        <w:rPr>
+          <w:rFonts w:ascii="Calibri" w:eastAsia="Calibri" w:hAnsi="Calibri" w:cs="Calibri"/>
+          <w:color w:val="111827"/>
+          <w:sz w:val="24"/>
+          <w:szCs w:val="24"/>
+        </w:rPr>
+        <w:t xml:space="preserve">), (2) concatenate salt + password, (3) hash with SHA-256, (4) store the salt and hash in the </w:t>
+      </w:r>
+      <w:proofErr w:type="gramStart"/>
+      <w:r>
+        <w:rPr>
+          <w:rFonts w:ascii="Calibri" w:eastAsia="Calibri" w:hAnsi="Calibri" w:cs="Calibri"/>
+          <w:color w:val="111827"/>
+          <w:sz w:val="24"/>
+          <w:szCs w:val="24"/>
+        </w:rPr>
+        <w:t>users</w:t>
+      </w:r>
+      <w:proofErr w:type="gramEnd"/>
+      <w:r>
+        <w:rPr>
+          <w:rFonts w:ascii="Calibri" w:eastAsia="Calibri" w:hAnsi="Calibri" w:cs="Calibri"/>
+          <w:color w:val="111827"/>
+          <w:sz w:val="24"/>
+          <w:szCs w:val="24"/>
+        </w:rPr>
+        <w:t xml:space="preserve"> table.</w:t>
       </w:r>
     </w:p>
     <w:p>
@@ -6109,7 +7424,27 @@
           <w:sz w:val="24"/>
           <w:szCs w:val="24"/>
         </w:rPr>
-        <w:t>Retrieve the stored salt for the username, recompute SHA-256(salt + entered_password), compare with stored hash. If match → authenticated.</w:t>
+        <w:t xml:space="preserve">Retrieve the stored salt for the username, recompute SHA-256(salt + </w:t>
+      </w:r>
+      <w:proofErr w:type="spellStart"/>
+      <w:r>
+        <w:rPr>
+          <w:rFonts w:ascii="Calibri" w:eastAsia="Calibri" w:hAnsi="Calibri" w:cs="Calibri"/>
+          <w:color w:val="111827"/>
+          <w:sz w:val="24"/>
+          <w:szCs w:val="24"/>
+        </w:rPr>
+        <w:t>entered_password</w:t>
+      </w:r>
+      <w:proofErr w:type="spellEnd"/>
+      <w:r>
+        <w:rPr>
+          <w:rFonts w:ascii="Calibri" w:eastAsia="Calibri" w:hAnsi="Calibri" w:cs="Calibri"/>
+          <w:color w:val="111827"/>
+          <w:sz w:val="24"/>
+          <w:szCs w:val="24"/>
+        </w:rPr>
+        <w:t>), compare with stored hash. If match → authenticated.</w:t>
       </w:r>
     </w:p>
     <w:p>
@@ -6144,8 +7479,33 @@
           <w:rFonts w:ascii="Courier New" w:eastAsia="Courier New" w:hAnsi="Courier New" w:cs="Courier New"/>
           <w:color w:val="A5F3FC"/>
         </w:rPr>
-        <w:t>import hashlib, os</w:t>
-      </w:r>
+        <w:t xml:space="preserve">import </w:t>
+      </w:r>
+      <w:proofErr w:type="spellStart"/>
+      <w:r>
+        <w:rPr>
+          <w:rFonts w:ascii="Courier New" w:eastAsia="Courier New" w:hAnsi="Courier New" w:cs="Courier New"/>
+          <w:color w:val="A5F3FC"/>
+        </w:rPr>
+        <w:t>hashlib</w:t>
+      </w:r>
+      <w:proofErr w:type="spellEnd"/>
+      <w:r>
+        <w:rPr>
+          <w:rFonts w:ascii="Courier New" w:eastAsia="Courier New" w:hAnsi="Courier New" w:cs="Courier New"/>
+          <w:color w:val="A5F3FC"/>
+        </w:rPr>
+        <w:t xml:space="preserve">, </w:t>
+      </w:r>
+      <w:proofErr w:type="spellStart"/>
+      <w:r>
+        <w:rPr>
+          <w:rFonts w:ascii="Courier New" w:eastAsia="Courier New" w:hAnsi="Courier New" w:cs="Courier New"/>
+          <w:color w:val="A5F3FC"/>
+        </w:rPr>
+        <w:t>os</w:t>
+      </w:r>
+      <w:proofErr w:type="spellEnd"/>
     </w:p>
     <w:p>
       <w:pPr>
@@ -6178,7 +7538,55 @@
           <w:rFonts w:ascii="Courier New" w:eastAsia="Courier New" w:hAnsi="Courier New" w:cs="Courier New"/>
           <w:color w:val="A5F3FC"/>
         </w:rPr>
-        <w:t>def hash_password(password: str) -&gt; tuple[str, str]:</w:t>
+        <w:t xml:space="preserve">def </w:t>
+      </w:r>
+      <w:proofErr w:type="spellStart"/>
+      <w:r>
+        <w:rPr>
+          <w:rFonts w:ascii="Courier New" w:eastAsia="Courier New" w:hAnsi="Courier New" w:cs="Courier New"/>
+          <w:color w:val="A5F3FC"/>
+        </w:rPr>
+        <w:t>hash_</w:t>
+      </w:r>
+      <w:proofErr w:type="gramStart"/>
+      <w:r>
+        <w:rPr>
+          <w:rFonts w:ascii="Courier New" w:eastAsia="Courier New" w:hAnsi="Courier New" w:cs="Courier New"/>
+          <w:color w:val="A5F3FC"/>
+        </w:rPr>
+        <w:t>password</w:t>
+      </w:r>
+      <w:proofErr w:type="spellEnd"/>
+      <w:r>
+        <w:rPr>
+          <w:rFonts w:ascii="Courier New" w:eastAsia="Courier New" w:hAnsi="Courier New" w:cs="Courier New"/>
+          <w:color w:val="A5F3FC"/>
+        </w:rPr>
+        <w:t>(</w:t>
+      </w:r>
+      <w:proofErr w:type="gramEnd"/>
+      <w:r>
+        <w:rPr>
+          <w:rFonts w:ascii="Courier New" w:eastAsia="Courier New" w:hAnsi="Courier New" w:cs="Courier New"/>
+          <w:color w:val="A5F3FC"/>
+        </w:rPr>
+        <w:t xml:space="preserve">password: str) -&gt; </w:t>
+      </w:r>
+      <w:proofErr w:type="gramStart"/>
+      <w:r>
+        <w:rPr>
+          <w:rFonts w:ascii="Courier New" w:eastAsia="Courier New" w:hAnsi="Courier New" w:cs="Courier New"/>
+          <w:color w:val="A5F3FC"/>
+        </w:rPr>
+        <w:t>tuple[</w:t>
+      </w:r>
+      <w:proofErr w:type="gramEnd"/>
+      <w:r>
+        <w:rPr>
+          <w:rFonts w:ascii="Courier New" w:eastAsia="Courier New" w:hAnsi="Courier New" w:cs="Courier New"/>
+          <w:color w:val="A5F3FC"/>
+        </w:rPr>
+        <w:t>str, str]:</w:t>
       </w:r>
     </w:p>
     <w:p>
@@ -6195,7 +7603,41 @@
           <w:rFonts w:ascii="Courier New" w:eastAsia="Courier New" w:hAnsi="Courier New" w:cs="Courier New"/>
           <w:color w:val="A5F3FC"/>
         </w:rPr>
-        <w:t xml:space="preserve">    salt = os.urandom(16).hex()           # 16 random bytes -&gt; 32 hex chars</w:t>
+        <w:t xml:space="preserve">    salt = </w:t>
+      </w:r>
+      <w:proofErr w:type="spellStart"/>
+      <w:proofErr w:type="gramStart"/>
+      <w:r>
+        <w:rPr>
+          <w:rFonts w:ascii="Courier New" w:eastAsia="Courier New" w:hAnsi="Courier New" w:cs="Courier New"/>
+          <w:color w:val="A5F3FC"/>
+        </w:rPr>
+        <w:t>os.urandom</w:t>
+      </w:r>
+      <w:proofErr w:type="spellEnd"/>
+      <w:proofErr w:type="gramEnd"/>
+      <w:r>
+        <w:rPr>
+          <w:rFonts w:ascii="Courier New" w:eastAsia="Courier New" w:hAnsi="Courier New" w:cs="Courier New"/>
+          <w:color w:val="A5F3FC"/>
+        </w:rPr>
+        <w:t>(16</w:t>
+      </w:r>
+      <w:proofErr w:type="gramStart"/>
+      <w:r>
+        <w:rPr>
+          <w:rFonts w:ascii="Courier New" w:eastAsia="Courier New" w:hAnsi="Courier New" w:cs="Courier New"/>
+          <w:color w:val="A5F3FC"/>
+        </w:rPr>
+        <w:t xml:space="preserve">).hex()   </w:t>
+      </w:r>
+      <w:proofErr w:type="gramEnd"/>
+      <w:r>
+        <w:rPr>
+          <w:rFonts w:ascii="Courier New" w:eastAsia="Courier New" w:hAnsi="Courier New" w:cs="Courier New"/>
+          <w:color w:val="A5F3FC"/>
+        </w:rPr>
+        <w:t xml:space="preserve">        # 16 random bytes -&gt; 32 hex chars</w:t>
       </w:r>
     </w:p>
     <w:p>
@@ -6212,7 +7654,23 @@
           <w:rFonts w:ascii="Courier New" w:eastAsia="Courier New" w:hAnsi="Courier New" w:cs="Courier New"/>
           <w:color w:val="A5F3FC"/>
         </w:rPr>
-        <w:t xml:space="preserve">    salted = (salt + password).encode()   # prepend salt</w:t>
+        <w:t xml:space="preserve">    salted = (salt + password</w:t>
+      </w:r>
+      <w:proofErr w:type="gramStart"/>
+      <w:r>
+        <w:rPr>
+          <w:rFonts w:ascii="Courier New" w:eastAsia="Courier New" w:hAnsi="Courier New" w:cs="Courier New"/>
+          <w:color w:val="A5F3FC"/>
+        </w:rPr>
+        <w:t xml:space="preserve">).encode()   </w:t>
+      </w:r>
+      <w:proofErr w:type="gramEnd"/>
+      <w:r>
+        <w:rPr>
+          <w:rFonts w:ascii="Courier New" w:eastAsia="Courier New" w:hAnsi="Courier New" w:cs="Courier New"/>
+          <w:color w:val="A5F3FC"/>
+        </w:rPr>
+        <w:t># prepend salt</w:t>
       </w:r>
     </w:p>
     <w:p>
@@ -6229,7 +7687,48 @@
           <w:rFonts w:ascii="Courier New" w:eastAsia="Courier New" w:hAnsi="Courier New" w:cs="Courier New"/>
           <w:color w:val="A5F3FC"/>
         </w:rPr>
-        <w:t xml:space="preserve">    hashed = hashlib.sha256(salted).hexdigest()</w:t>
+        <w:t xml:space="preserve">    hashed = </w:t>
+      </w:r>
+      <w:proofErr w:type="gramStart"/>
+      <w:r>
+        <w:rPr>
+          <w:rFonts w:ascii="Courier New" w:eastAsia="Courier New" w:hAnsi="Courier New" w:cs="Courier New"/>
+          <w:color w:val="A5F3FC"/>
+        </w:rPr>
+        <w:t>hashlib.sha</w:t>
+      </w:r>
+      <w:proofErr w:type="gramEnd"/>
+      <w:r>
+        <w:rPr>
+          <w:rFonts w:ascii="Courier New" w:eastAsia="Courier New" w:hAnsi="Courier New" w:cs="Courier New"/>
+          <w:color w:val="A5F3FC"/>
+        </w:rPr>
+        <w:t>256(salted</w:t>
+      </w:r>
+      <w:proofErr w:type="gramStart"/>
+      <w:r>
+        <w:rPr>
+          <w:rFonts w:ascii="Courier New" w:eastAsia="Courier New" w:hAnsi="Courier New" w:cs="Courier New"/>
+          <w:color w:val="A5F3FC"/>
+        </w:rPr>
+        <w:t>).</w:t>
+      </w:r>
+      <w:proofErr w:type="spellStart"/>
+      <w:r>
+        <w:rPr>
+          <w:rFonts w:ascii="Courier New" w:eastAsia="Courier New" w:hAnsi="Courier New" w:cs="Courier New"/>
+          <w:color w:val="A5F3FC"/>
+        </w:rPr>
+        <w:t>hexdigest</w:t>
+      </w:r>
+      <w:proofErr w:type="spellEnd"/>
+      <w:proofErr w:type="gramEnd"/>
+      <w:r>
+        <w:rPr>
+          <w:rFonts w:ascii="Courier New" w:eastAsia="Courier New" w:hAnsi="Courier New" w:cs="Courier New"/>
+          <w:color w:val="A5F3FC"/>
+        </w:rPr>
+        <w:t>()</w:t>
       </w:r>
     </w:p>
     <w:p>
@@ -6280,7 +7779,55 @@
           <w:rFonts w:ascii="Courier New" w:eastAsia="Courier New" w:hAnsi="Courier New" w:cs="Courier New"/>
           <w:color w:val="A5F3FC"/>
         </w:rPr>
-        <w:t>def verify_password(password: str, salt: str, stored_hash: str) -&gt; bool:</w:t>
+        <w:t xml:space="preserve">def </w:t>
+      </w:r>
+      <w:proofErr w:type="spellStart"/>
+      <w:r>
+        <w:rPr>
+          <w:rFonts w:ascii="Courier New" w:eastAsia="Courier New" w:hAnsi="Courier New" w:cs="Courier New"/>
+          <w:color w:val="A5F3FC"/>
+        </w:rPr>
+        <w:t>verify_</w:t>
+      </w:r>
+      <w:proofErr w:type="gramStart"/>
+      <w:r>
+        <w:rPr>
+          <w:rFonts w:ascii="Courier New" w:eastAsia="Courier New" w:hAnsi="Courier New" w:cs="Courier New"/>
+          <w:color w:val="A5F3FC"/>
+        </w:rPr>
+        <w:t>password</w:t>
+      </w:r>
+      <w:proofErr w:type="spellEnd"/>
+      <w:r>
+        <w:rPr>
+          <w:rFonts w:ascii="Courier New" w:eastAsia="Courier New" w:hAnsi="Courier New" w:cs="Courier New"/>
+          <w:color w:val="A5F3FC"/>
+        </w:rPr>
+        <w:t>(</w:t>
+      </w:r>
+      <w:proofErr w:type="gramEnd"/>
+      <w:r>
+        <w:rPr>
+          <w:rFonts w:ascii="Courier New" w:eastAsia="Courier New" w:hAnsi="Courier New" w:cs="Courier New"/>
+          <w:color w:val="A5F3FC"/>
+        </w:rPr>
+        <w:t xml:space="preserve">password: str, salt: str, </w:t>
+      </w:r>
+      <w:proofErr w:type="spellStart"/>
+      <w:r>
+        <w:rPr>
+          <w:rFonts w:ascii="Courier New" w:eastAsia="Courier New" w:hAnsi="Courier New" w:cs="Courier New"/>
+          <w:color w:val="A5F3FC"/>
+        </w:rPr>
+        <w:t>stored_hash</w:t>
+      </w:r>
+      <w:proofErr w:type="spellEnd"/>
+      <w:r>
+        <w:rPr>
+          <w:rFonts w:ascii="Courier New" w:eastAsia="Courier New" w:hAnsi="Courier New" w:cs="Courier New"/>
+          <w:color w:val="A5F3FC"/>
+        </w:rPr>
+        <w:t>: str) -&gt; bool:</w:t>
       </w:r>
     </w:p>
     <w:p>
@@ -6297,7 +7844,23 @@
           <w:rFonts w:ascii="Courier New" w:eastAsia="Courier New" w:hAnsi="Courier New" w:cs="Courier New"/>
           <w:color w:val="A5F3FC"/>
         </w:rPr>
-        <w:t xml:space="preserve">    salted = (salt + password).encode()</w:t>
+        <w:t xml:space="preserve">    salted = (salt + password</w:t>
+      </w:r>
+      <w:proofErr w:type="gramStart"/>
+      <w:r>
+        <w:rPr>
+          <w:rFonts w:ascii="Courier New" w:eastAsia="Courier New" w:hAnsi="Courier New" w:cs="Courier New"/>
+          <w:color w:val="A5F3FC"/>
+        </w:rPr>
+        <w:t>).encode</w:t>
+      </w:r>
+      <w:proofErr w:type="gramEnd"/>
+      <w:r>
+        <w:rPr>
+          <w:rFonts w:ascii="Courier New" w:eastAsia="Courier New" w:hAnsi="Courier New" w:cs="Courier New"/>
+          <w:color w:val="A5F3FC"/>
+        </w:rPr>
+        <w:t>()</w:t>
       </w:r>
     </w:p>
     <w:p>
@@ -6314,7 +7877,48 @@
           <w:rFonts w:ascii="Courier New" w:eastAsia="Courier New" w:hAnsi="Courier New" w:cs="Courier New"/>
           <w:color w:val="A5F3FC"/>
         </w:rPr>
-        <w:t xml:space="preserve">    computed = hashlib.sha256(salted).hexdigest()</w:t>
+        <w:t xml:space="preserve">    computed = </w:t>
+      </w:r>
+      <w:proofErr w:type="gramStart"/>
+      <w:r>
+        <w:rPr>
+          <w:rFonts w:ascii="Courier New" w:eastAsia="Courier New" w:hAnsi="Courier New" w:cs="Courier New"/>
+          <w:color w:val="A5F3FC"/>
+        </w:rPr>
+        <w:t>hashlib.sha</w:t>
+      </w:r>
+      <w:proofErr w:type="gramEnd"/>
+      <w:r>
+        <w:rPr>
+          <w:rFonts w:ascii="Courier New" w:eastAsia="Courier New" w:hAnsi="Courier New" w:cs="Courier New"/>
+          <w:color w:val="A5F3FC"/>
+        </w:rPr>
+        <w:t>256(salted</w:t>
+      </w:r>
+      <w:proofErr w:type="gramStart"/>
+      <w:r>
+        <w:rPr>
+          <w:rFonts w:ascii="Courier New" w:eastAsia="Courier New" w:hAnsi="Courier New" w:cs="Courier New"/>
+          <w:color w:val="A5F3FC"/>
+        </w:rPr>
+        <w:t>).</w:t>
+      </w:r>
+      <w:proofErr w:type="spellStart"/>
+      <w:r>
+        <w:rPr>
+          <w:rFonts w:ascii="Courier New" w:eastAsia="Courier New" w:hAnsi="Courier New" w:cs="Courier New"/>
+          <w:color w:val="A5F3FC"/>
+        </w:rPr>
+        <w:t>hexdigest</w:t>
+      </w:r>
+      <w:proofErr w:type="spellEnd"/>
+      <w:proofErr w:type="gramEnd"/>
+      <w:r>
+        <w:rPr>
+          <w:rFonts w:ascii="Courier New" w:eastAsia="Courier New" w:hAnsi="Courier New" w:cs="Courier New"/>
+          <w:color w:val="A5F3FC"/>
+        </w:rPr>
+        <w:t>()</w:t>
       </w:r>
     </w:p>
     <w:p>
@@ -6331,7 +7935,80 @@
           <w:rFonts w:ascii="Courier New" w:eastAsia="Courier New" w:hAnsi="Courier New" w:cs="Courier New"/>
           <w:color w:val="A5F3FC"/>
         </w:rPr>
-        <w:t xml:space="preserve">    return hmac.compare_digest(computed, stored_hash)  # constant-time compare</w:t>
+        <w:t xml:space="preserve">    return </w:t>
+      </w:r>
+      <w:proofErr w:type="spellStart"/>
+      <w:proofErr w:type="gramStart"/>
+      <w:r>
+        <w:rPr>
+          <w:rFonts w:ascii="Courier New" w:eastAsia="Courier New" w:hAnsi="Courier New" w:cs="Courier New"/>
+          <w:color w:val="A5F3FC"/>
+        </w:rPr>
+        <w:t>hmac.compare</w:t>
+      </w:r>
+      <w:proofErr w:type="gramEnd"/>
+      <w:r>
+        <w:rPr>
+          <w:rFonts w:ascii="Courier New" w:eastAsia="Courier New" w:hAnsi="Courier New" w:cs="Courier New"/>
+          <w:color w:val="A5F3FC"/>
+        </w:rPr>
+        <w:t>_</w:t>
+      </w:r>
+      <w:proofErr w:type="gramStart"/>
+      <w:r>
+        <w:rPr>
+          <w:rFonts w:ascii="Courier New" w:eastAsia="Courier New" w:hAnsi="Courier New" w:cs="Courier New"/>
+          <w:color w:val="A5F3FC"/>
+        </w:rPr>
+        <w:t>digest</w:t>
+      </w:r>
+      <w:proofErr w:type="spellEnd"/>
+      <w:r>
+        <w:rPr>
+          <w:rFonts w:ascii="Courier New" w:eastAsia="Courier New" w:hAnsi="Courier New" w:cs="Courier New"/>
+          <w:color w:val="A5F3FC"/>
+        </w:rPr>
+        <w:t>(</w:t>
+      </w:r>
+      <w:proofErr w:type="gramEnd"/>
+      <w:r>
+        <w:rPr>
+          <w:rFonts w:ascii="Courier New" w:eastAsia="Courier New" w:hAnsi="Courier New" w:cs="Courier New"/>
+          <w:color w:val="A5F3FC"/>
+        </w:rPr>
+        <w:t xml:space="preserve">computed, </w:t>
+      </w:r>
+      <w:proofErr w:type="spellStart"/>
+      <w:r>
+        <w:rPr>
+          <w:rFonts w:ascii="Courier New" w:eastAsia="Courier New" w:hAnsi="Courier New" w:cs="Courier New"/>
+          <w:color w:val="A5F3FC"/>
+        </w:rPr>
+        <w:t>stored_</w:t>
+      </w:r>
+      <w:proofErr w:type="gramStart"/>
+      <w:r>
+        <w:rPr>
+          <w:rFonts w:ascii="Courier New" w:eastAsia="Courier New" w:hAnsi="Courier New" w:cs="Courier New"/>
+          <w:color w:val="A5F3FC"/>
+        </w:rPr>
+        <w:t>hash</w:t>
+      </w:r>
+      <w:proofErr w:type="spellEnd"/>
+      <w:r>
+        <w:rPr>
+          <w:rFonts w:ascii="Courier New" w:eastAsia="Courier New" w:hAnsi="Courier New" w:cs="Courier New"/>
+          <w:color w:val="A5F3FC"/>
+        </w:rPr>
+        <w:t>)  #</w:t>
+      </w:r>
+      <w:proofErr w:type="gramEnd"/>
+      <w:r>
+        <w:rPr>
+          <w:rFonts w:ascii="Courier New" w:eastAsia="Courier New" w:hAnsi="Courier New" w:cs="Courier New"/>
+          <w:color w:val="A5F3FC"/>
+        </w:rPr>
+        <w:t xml:space="preserve"> constant-time compare</w:t>
       </w:r>
     </w:p>
     <w:p>
@@ -6416,7 +8093,32 @@
           <w:rFonts w:ascii="Courier New" w:eastAsia="Courier New" w:hAnsi="Courier New" w:cs="Courier New"/>
           <w:color w:val="A5F3FC"/>
         </w:rPr>
-        <w:t># hmac.compare_digest always takes the same time regardless of where mismatch is</w:t>
+        <w:t xml:space="preserve"># </w:t>
+      </w:r>
+      <w:proofErr w:type="spellStart"/>
+      <w:proofErr w:type="gramStart"/>
+      <w:r>
+        <w:rPr>
+          <w:rFonts w:ascii="Courier New" w:eastAsia="Courier New" w:hAnsi="Courier New" w:cs="Courier New"/>
+          <w:color w:val="A5F3FC"/>
+        </w:rPr>
+        <w:t>hmac.compare</w:t>
+      </w:r>
+      <w:proofErr w:type="gramEnd"/>
+      <w:r>
+        <w:rPr>
+          <w:rFonts w:ascii="Courier New" w:eastAsia="Courier New" w:hAnsi="Courier New" w:cs="Courier New"/>
+          <w:color w:val="A5F3FC"/>
+        </w:rPr>
+        <w:t>_digest</w:t>
+      </w:r>
+      <w:proofErr w:type="spellEnd"/>
+      <w:r>
+        <w:rPr>
+          <w:rFonts w:ascii="Courier New" w:eastAsia="Courier New" w:hAnsi="Courier New" w:cs="Courier New"/>
+          <w:color w:val="A5F3FC"/>
+        </w:rPr>
+        <w:t xml:space="preserve"> always takes the same time regardless of where mismatch is</w:t>
       </w:r>
     </w:p>
     <w:p>
@@ -6493,16 +8195,71 @@
           <w:sz w:val="24"/>
           <w:szCs w:val="24"/>
         </w:rPr>
-        <w:t xml:space="preserve">Why not bcrypt? </w:t>
-      </w:r>
-      <w:r>
-        <w:rPr>
-          <w:rFonts w:ascii="Calibri" w:eastAsia="Calibri" w:hAnsi="Calibri" w:cs="Calibri"/>
-          <w:color w:val="111827"/>
-          <w:sz w:val="24"/>
-          <w:szCs w:val="24"/>
-        </w:rPr>
-        <w:t>bcrypt is generally preferred for passwords because it is intentionally slow (configurable cost factor) and has built-in salting. SHA-256 is a general-purpose cryptographic hash — fast, which is a disadvantage for password hashing (easier to brute-force). In a production system I would use bcrypt or Argon2. SHA-256 with salt was used here as a learning exercise to understand the underlying mechanics.</w:t>
+        <w:t xml:space="preserve">Why not </w:t>
+      </w:r>
+      <w:proofErr w:type="spellStart"/>
+      <w:r>
+        <w:rPr>
+          <w:rFonts w:ascii="Calibri" w:eastAsia="Calibri" w:hAnsi="Calibri" w:cs="Calibri"/>
+          <w:b/>
+          <w:bCs/>
+          <w:color w:val="1B2A4A"/>
+          <w:sz w:val="24"/>
+          <w:szCs w:val="24"/>
+        </w:rPr>
+        <w:t>bcrypt</w:t>
+      </w:r>
+      <w:proofErr w:type="spellEnd"/>
+      <w:r>
+        <w:rPr>
+          <w:rFonts w:ascii="Calibri" w:eastAsia="Calibri" w:hAnsi="Calibri" w:cs="Calibri"/>
+          <w:b/>
+          <w:bCs/>
+          <w:color w:val="1B2A4A"/>
+          <w:sz w:val="24"/>
+          <w:szCs w:val="24"/>
+        </w:rPr>
+        <w:t xml:space="preserve">? </w:t>
+      </w:r>
+      <w:proofErr w:type="spellStart"/>
+      <w:r>
+        <w:rPr>
+          <w:rFonts w:ascii="Calibri" w:eastAsia="Calibri" w:hAnsi="Calibri" w:cs="Calibri"/>
+          <w:color w:val="111827"/>
+          <w:sz w:val="24"/>
+          <w:szCs w:val="24"/>
+        </w:rPr>
+        <w:t>bcrypt</w:t>
+      </w:r>
+      <w:proofErr w:type="spellEnd"/>
+      <w:r>
+        <w:rPr>
+          <w:rFonts w:ascii="Calibri" w:eastAsia="Calibri" w:hAnsi="Calibri" w:cs="Calibri"/>
+          <w:color w:val="111827"/>
+          <w:sz w:val="24"/>
+          <w:szCs w:val="24"/>
+        </w:rPr>
+        <w:t xml:space="preserve"> is generally preferred for passwords because it is intentionally slow (configurable cost factor) and has built-in salting. SHA-256 is a general-purpose cryptographic hash — fast, which is a disadvantage for password hashing (easier to brute-force). In a production system I would use </w:t>
+      </w:r>
+      <w:proofErr w:type="spellStart"/>
+      <w:r>
+        <w:rPr>
+          <w:rFonts w:ascii="Calibri" w:eastAsia="Calibri" w:hAnsi="Calibri" w:cs="Calibri"/>
+          <w:color w:val="111827"/>
+          <w:sz w:val="24"/>
+          <w:szCs w:val="24"/>
+        </w:rPr>
+        <w:t>bcrypt</w:t>
+      </w:r>
+      <w:proofErr w:type="spellEnd"/>
+      <w:r>
+        <w:rPr>
+          <w:rFonts w:ascii="Calibri" w:eastAsia="Calibri" w:hAnsi="Calibri" w:cs="Calibri"/>
+          <w:color w:val="111827"/>
+          <w:sz w:val="24"/>
+          <w:szCs w:val="24"/>
+        </w:rPr>
+        <w:t xml:space="preserve"> or Argon2. SHA-256 with salt was used here as a learning exercise to understand the underlying mechanics.</w:t>
       </w:r>
     </w:p>
     <w:tbl>
@@ -6526,12 +8283,6 @@
         <w:gridCol w:w="9360"/>
       </w:tblGrid>
       <w:tr>
-        <w:tblPrEx>
-          <w:tblCellMar>
-            <w:top w:w="0" w:type="dxa"/>
-            <w:bottom w:w="0" w:type="dxa"/>
-          </w:tblCellMar>
-        </w:tblPrEx>
         <w:tc>
           <w:tcPr>
             <w:tcW w:w="0" w:type="auto"/>
@@ -6575,7 +8326,67 @@
                 <w:sz w:val="24"/>
                 <w:szCs w:val="24"/>
               </w:rPr>
-              <w:t>If asked 'why not bcrypt?' — answer honestly. SHA-256 + salt is better than plaintext or unsalted SHA-256. But bcrypt/Argon2 are the production-correct choices. Demonstrating awareness of the tradeoff shows maturity.</w:t>
+              <w:t xml:space="preserve">If asked 'why not </w:t>
+            </w:r>
+            <w:proofErr w:type="spellStart"/>
+            <w:r>
+              <w:rPr>
+                <w:rFonts w:ascii="Calibri" w:eastAsia="Calibri" w:hAnsi="Calibri" w:cs="Calibri"/>
+                <w:color w:val="111827"/>
+                <w:sz w:val="24"/>
+                <w:szCs w:val="24"/>
+              </w:rPr>
+              <w:t>bcrypt</w:t>
+            </w:r>
+            <w:proofErr w:type="spellEnd"/>
+            <w:r>
+              <w:rPr>
+                <w:rFonts w:ascii="Calibri" w:eastAsia="Calibri" w:hAnsi="Calibri" w:cs="Calibri"/>
+                <w:color w:val="111827"/>
+                <w:sz w:val="24"/>
+                <w:szCs w:val="24"/>
+              </w:rPr>
+              <w:t xml:space="preserve">?' — answer honestly. SHA-256 + salt is better than plaintext or unsalted SHA-256. But </w:t>
+            </w:r>
+            <w:proofErr w:type="spellStart"/>
+            <w:r>
+              <w:rPr>
+                <w:rFonts w:ascii="Calibri" w:eastAsia="Calibri" w:hAnsi="Calibri" w:cs="Calibri"/>
+                <w:color w:val="111827"/>
+                <w:sz w:val="24"/>
+                <w:szCs w:val="24"/>
+              </w:rPr>
+              <w:t>bcrypt</w:t>
+            </w:r>
+            <w:proofErr w:type="spellEnd"/>
+            <w:r>
+              <w:rPr>
+                <w:rFonts w:ascii="Calibri" w:eastAsia="Calibri" w:hAnsi="Calibri" w:cs="Calibri"/>
+                <w:color w:val="111827"/>
+                <w:sz w:val="24"/>
+                <w:szCs w:val="24"/>
+              </w:rPr>
+              <w:t xml:space="preserve">/Argon2 are the production-correct choices. Demonstrating awareness of the </w:t>
+            </w:r>
+            <w:proofErr w:type="spellStart"/>
+            <w:r>
+              <w:rPr>
+                <w:rFonts w:ascii="Calibri" w:eastAsia="Calibri" w:hAnsi="Calibri" w:cs="Calibri"/>
+                <w:color w:val="111827"/>
+                <w:sz w:val="24"/>
+                <w:szCs w:val="24"/>
+              </w:rPr>
+              <w:t>tradeoff</w:t>
+            </w:r>
+            <w:proofErr w:type="spellEnd"/>
+            <w:r>
+              <w:rPr>
+                <w:rFonts w:ascii="Calibri" w:eastAsia="Calibri" w:hAnsi="Calibri" w:cs="Calibri"/>
+                <w:color w:val="111827"/>
+                <w:sz w:val="24"/>
+                <w:szCs w:val="24"/>
+              </w:rPr>
+              <w:t xml:space="preserve"> shows maturity.</w:t>
             </w:r>
           </w:p>
         </w:tc>
@@ -6634,12 +8445,6 @@
         <w:gridCol w:w="9360"/>
       </w:tblGrid>
       <w:tr>
-        <w:tblPrEx>
-          <w:tblCellMar>
-            <w:top w:w="0" w:type="dxa"/>
-            <w:bottom w:w="0" w:type="dxa"/>
-          </w:tblCellMar>
-        </w:tblPrEx>
         <w:tc>
           <w:tcPr>
             <w:tcW w:w="9360" w:type="dxa"/>
@@ -6713,8 +8518,10 @@
       <w:pPr>
         <w:spacing w:before="80" w:after="80"/>
         <w:rPr>
-          <w:sz w:val="22"/>
-          <w:szCs w:val="22"/>
+          <w:rFonts w:ascii="Calibri" w:eastAsia="Calibri" w:hAnsi="Calibri" w:cs="Calibri"/>
+          <w:color w:val="111827"/>
+          <w:sz w:val="24"/>
+          <w:szCs w:val="24"/>
         </w:rPr>
       </w:pPr>
       <w:r>
@@ -6735,7 +8542,87 @@
           <w:sz w:val="24"/>
           <w:szCs w:val="24"/>
         </w:rPr>
-        <w:t>(1) Gemini API has a quota limit — without rate limiting, a user (or bot) could exhaust the daily API quota in minutes by sending thousands of rapid requests. (2) Abuse prevention — prevents brute-forcing the login endpoint, DoS attacks, and automated scraping. (3) System stability — ensures the app remains responsive for all users.</w:t>
+        <w:t xml:space="preserve">(1) Gemini API has a quota limit — without rate limiting, a user (or </w:t>
+      </w:r>
+      <w:proofErr w:type="spellStart"/>
+      <w:r>
+        <w:rPr>
+          <w:rFonts w:ascii="Calibri" w:eastAsia="Calibri" w:hAnsi="Calibri" w:cs="Calibri"/>
+          <w:color w:val="111827"/>
+          <w:sz w:val="24"/>
+          <w:szCs w:val="24"/>
+        </w:rPr>
+        <w:t>bot</w:t>
+      </w:r>
+      <w:proofErr w:type="spellEnd"/>
+      <w:r>
+        <w:rPr>
+          <w:rFonts w:ascii="Calibri" w:eastAsia="Calibri" w:hAnsi="Calibri" w:cs="Calibri"/>
+          <w:color w:val="111827"/>
+          <w:sz w:val="24"/>
+          <w:szCs w:val="24"/>
+        </w:rPr>
+        <w:t xml:space="preserve">) could exhaust the daily API quota in minutes by sending thousands of rapid requests. </w:t>
+      </w:r>
+    </w:p>
+    <w:p>
+      <w:pPr>
+        <w:spacing w:before="80" w:after="80"/>
+        <w:rPr>
+          <w:rFonts w:ascii="Calibri" w:eastAsia="Calibri" w:hAnsi="Calibri" w:cs="Calibri"/>
+          <w:color w:val="111827"/>
+          <w:sz w:val="24"/>
+          <w:szCs w:val="24"/>
+        </w:rPr>
+      </w:pPr>
+      <w:r>
+        <w:rPr>
+          <w:rFonts w:ascii="Calibri" w:eastAsia="Calibri" w:hAnsi="Calibri" w:cs="Calibri"/>
+          <w:color w:val="111827"/>
+          <w:sz w:val="24"/>
+          <w:szCs w:val="24"/>
+        </w:rPr>
+        <w:t xml:space="preserve">(2) Abuse prevention — prevents brute-forcing the login endpoint, DoS attacks, and automated scraping. </w:t>
+      </w:r>
+    </w:p>
+    <w:p>
+      <w:pPr>
+        <w:spacing w:before="80" w:after="80"/>
+        <w:rPr>
+          <w:rFonts w:ascii="Calibri" w:eastAsia="Calibri" w:hAnsi="Calibri" w:cs="Calibri"/>
+          <w:color w:val="111827"/>
+          <w:sz w:val="24"/>
+          <w:szCs w:val="24"/>
+        </w:rPr>
+      </w:pPr>
+    </w:p>
+    <w:p>
+      <w:pPr>
+        <w:spacing w:before="80" w:after="80"/>
+        <w:rPr>
+          <w:rFonts w:ascii="Calibri" w:eastAsia="Calibri" w:hAnsi="Calibri" w:cs="Calibri"/>
+          <w:color w:val="111827"/>
+          <w:sz w:val="24"/>
+          <w:szCs w:val="24"/>
+        </w:rPr>
+      </w:pPr>
+    </w:p>
+    <w:p>
+      <w:pPr>
+        <w:spacing w:before="80" w:after="80"/>
+        <w:rPr>
+          <w:sz w:val="22"/>
+          <w:szCs w:val="22"/>
+        </w:rPr>
+      </w:pPr>
+      <w:r>
+        <w:rPr>
+          <w:rFonts w:ascii="Calibri" w:eastAsia="Calibri" w:hAnsi="Calibri" w:cs="Calibri"/>
+          <w:color w:val="111827"/>
+          <w:sz w:val="24"/>
+          <w:szCs w:val="24"/>
+        </w:rPr>
+        <w:t>(3) System stability — ensures the app remains responsive for all users.</w:t>
       </w:r>
     </w:p>
     <w:p>
@@ -6841,7 +8728,23 @@
           <w:rFonts w:ascii="Courier New" w:eastAsia="Courier New" w:hAnsi="Courier New" w:cs="Courier New"/>
           <w:color w:val="A5F3FC"/>
         </w:rPr>
-        <w:t>class RateLimiter:</w:t>
+        <w:t xml:space="preserve">class </w:t>
+      </w:r>
+      <w:proofErr w:type="spellStart"/>
+      <w:r>
+        <w:rPr>
+          <w:rFonts w:ascii="Courier New" w:eastAsia="Courier New" w:hAnsi="Courier New" w:cs="Courier New"/>
+          <w:color w:val="A5F3FC"/>
+        </w:rPr>
+        <w:t>RateLimiter</w:t>
+      </w:r>
+      <w:proofErr w:type="spellEnd"/>
+      <w:r>
+        <w:rPr>
+          <w:rFonts w:ascii="Courier New" w:eastAsia="Courier New" w:hAnsi="Courier New" w:cs="Courier New"/>
+          <w:color w:val="A5F3FC"/>
+        </w:rPr>
+        <w:t>:</w:t>
       </w:r>
     </w:p>
     <w:p>
@@ -6858,7 +8761,71 @@
           <w:rFonts w:ascii="Courier New" w:eastAsia="Courier New" w:hAnsi="Courier New" w:cs="Courier New"/>
           <w:color w:val="A5F3FC"/>
         </w:rPr>
-        <w:t xml:space="preserve">    def __init__(self, max_requests: int, window_seconds: int):</w:t>
+        <w:t xml:space="preserve">    def __</w:t>
+      </w:r>
+      <w:proofErr w:type="spellStart"/>
+      <w:r>
+        <w:rPr>
+          <w:rFonts w:ascii="Courier New" w:eastAsia="Courier New" w:hAnsi="Courier New" w:cs="Courier New"/>
+          <w:color w:val="A5F3FC"/>
+        </w:rPr>
+        <w:t>init</w:t>
+      </w:r>
+      <w:proofErr w:type="spellEnd"/>
+      <w:r>
+        <w:rPr>
+          <w:rFonts w:ascii="Courier New" w:eastAsia="Courier New" w:hAnsi="Courier New" w:cs="Courier New"/>
+          <w:color w:val="A5F3FC"/>
+        </w:rPr>
+        <w:t>_</w:t>
+      </w:r>
+      <w:proofErr w:type="gramStart"/>
+      <w:r>
+        <w:rPr>
+          <w:rFonts w:ascii="Courier New" w:eastAsia="Courier New" w:hAnsi="Courier New" w:cs="Courier New"/>
+          <w:color w:val="A5F3FC"/>
+        </w:rPr>
+        <w:t>_(</w:t>
+      </w:r>
+      <w:proofErr w:type="gramEnd"/>
+      <w:r>
+        <w:rPr>
+          <w:rFonts w:ascii="Courier New" w:eastAsia="Courier New" w:hAnsi="Courier New" w:cs="Courier New"/>
+          <w:color w:val="A5F3FC"/>
+        </w:rPr>
+        <w:t xml:space="preserve">self, </w:t>
+      </w:r>
+      <w:proofErr w:type="spellStart"/>
+      <w:r>
+        <w:rPr>
+          <w:rFonts w:ascii="Courier New" w:eastAsia="Courier New" w:hAnsi="Courier New" w:cs="Courier New"/>
+          <w:color w:val="A5F3FC"/>
+        </w:rPr>
+        <w:t>max_requests</w:t>
+      </w:r>
+      <w:proofErr w:type="spellEnd"/>
+      <w:r>
+        <w:rPr>
+          <w:rFonts w:ascii="Courier New" w:eastAsia="Courier New" w:hAnsi="Courier New" w:cs="Courier New"/>
+          <w:color w:val="A5F3FC"/>
+        </w:rPr>
+        <w:t xml:space="preserve">: int, </w:t>
+      </w:r>
+      <w:proofErr w:type="spellStart"/>
+      <w:r>
+        <w:rPr>
+          <w:rFonts w:ascii="Courier New" w:eastAsia="Courier New" w:hAnsi="Courier New" w:cs="Courier New"/>
+          <w:color w:val="A5F3FC"/>
+        </w:rPr>
+        <w:t>window_seconds</w:t>
+      </w:r>
+      <w:proofErr w:type="spellEnd"/>
+      <w:r>
+        <w:rPr>
+          <w:rFonts w:ascii="Courier New" w:eastAsia="Courier New" w:hAnsi="Courier New" w:cs="Courier New"/>
+          <w:color w:val="A5F3FC"/>
+        </w:rPr>
+        <w:t>: int):</w:t>
       </w:r>
     </w:p>
     <w:p>
@@ -6875,8 +8842,33 @@
           <w:rFonts w:ascii="Courier New" w:eastAsia="Courier New" w:hAnsi="Courier New" w:cs="Courier New"/>
           <w:color w:val="A5F3FC"/>
         </w:rPr>
-        <w:t xml:space="preserve">        self.max_requests = max_requests</w:t>
-      </w:r>
+        <w:t xml:space="preserve">        </w:t>
+      </w:r>
+      <w:proofErr w:type="spellStart"/>
+      <w:r>
+        <w:rPr>
+          <w:rFonts w:ascii="Courier New" w:eastAsia="Courier New" w:hAnsi="Courier New" w:cs="Courier New"/>
+          <w:color w:val="A5F3FC"/>
+        </w:rPr>
+        <w:t>self.max_requests</w:t>
+      </w:r>
+      <w:proofErr w:type="spellEnd"/>
+      <w:r>
+        <w:rPr>
+          <w:rFonts w:ascii="Courier New" w:eastAsia="Courier New" w:hAnsi="Courier New" w:cs="Courier New"/>
+          <w:color w:val="A5F3FC"/>
+        </w:rPr>
+        <w:t xml:space="preserve"> = </w:t>
+      </w:r>
+      <w:proofErr w:type="spellStart"/>
+      <w:r>
+        <w:rPr>
+          <w:rFonts w:ascii="Courier New" w:eastAsia="Courier New" w:hAnsi="Courier New" w:cs="Courier New"/>
+          <w:color w:val="A5F3FC"/>
+        </w:rPr>
+        <w:t>max_requests</w:t>
+      </w:r>
+      <w:proofErr w:type="spellEnd"/>
     </w:p>
     <w:p>
       <w:pPr>
@@ -6892,8 +8884,35 @@
           <w:rFonts w:ascii="Courier New" w:eastAsia="Courier New" w:hAnsi="Courier New" w:cs="Courier New"/>
           <w:color w:val="A5F3FC"/>
         </w:rPr>
-        <w:t xml:space="preserve">        self.window = window_seconds</w:t>
-      </w:r>
+        <w:t xml:space="preserve">        </w:t>
+      </w:r>
+      <w:proofErr w:type="spellStart"/>
+      <w:proofErr w:type="gramStart"/>
+      <w:r>
+        <w:rPr>
+          <w:rFonts w:ascii="Courier New" w:eastAsia="Courier New" w:hAnsi="Courier New" w:cs="Courier New"/>
+          <w:color w:val="A5F3FC"/>
+        </w:rPr>
+        <w:t>self.window</w:t>
+      </w:r>
+      <w:proofErr w:type="spellEnd"/>
+      <w:proofErr w:type="gramEnd"/>
+      <w:r>
+        <w:rPr>
+          <w:rFonts w:ascii="Courier New" w:eastAsia="Courier New" w:hAnsi="Courier New" w:cs="Courier New"/>
+          <w:color w:val="A5F3FC"/>
+        </w:rPr>
+        <w:t xml:space="preserve"> = </w:t>
+      </w:r>
+      <w:proofErr w:type="spellStart"/>
+      <w:r>
+        <w:rPr>
+          <w:rFonts w:ascii="Courier New" w:eastAsia="Courier New" w:hAnsi="Courier New" w:cs="Courier New"/>
+          <w:color w:val="A5F3FC"/>
+        </w:rPr>
+        <w:t>window_seconds</w:t>
+      </w:r>
+      <w:proofErr w:type="spellEnd"/>
     </w:p>
     <w:p>
       <w:pPr>
@@ -6909,7 +8928,57 @@
           <w:rFonts w:ascii="Courier New" w:eastAsia="Courier New" w:hAnsi="Courier New" w:cs="Courier New"/>
           <w:color w:val="A5F3FC"/>
         </w:rPr>
-        <w:t xml:space="preserve">        self.requests = {}  # user_id -&gt; deque of timestamps</w:t>
+        <w:t xml:space="preserve">        </w:t>
+      </w:r>
+      <w:proofErr w:type="spellStart"/>
+      <w:proofErr w:type="gramStart"/>
+      <w:r>
+        <w:rPr>
+          <w:rFonts w:ascii="Courier New" w:eastAsia="Courier New" w:hAnsi="Courier New" w:cs="Courier New"/>
+          <w:color w:val="A5F3FC"/>
+        </w:rPr>
+        <w:t>self.requests</w:t>
+      </w:r>
+      <w:proofErr w:type="spellEnd"/>
+      <w:proofErr w:type="gramEnd"/>
+      <w:r>
+        <w:rPr>
+          <w:rFonts w:ascii="Courier New" w:eastAsia="Courier New" w:hAnsi="Courier New" w:cs="Courier New"/>
+          <w:color w:val="A5F3FC"/>
+        </w:rPr>
+        <w:t xml:space="preserve"> = </w:t>
+      </w:r>
+      <w:proofErr w:type="gramStart"/>
+      <w:r>
+        <w:rPr>
+          <w:rFonts w:ascii="Courier New" w:eastAsia="Courier New" w:hAnsi="Courier New" w:cs="Courier New"/>
+          <w:color w:val="A5F3FC"/>
+        </w:rPr>
+        <w:t>{}  #</w:t>
+      </w:r>
+      <w:proofErr w:type="gramEnd"/>
+      <w:r>
+        <w:rPr>
+          <w:rFonts w:ascii="Courier New" w:eastAsia="Courier New" w:hAnsi="Courier New" w:cs="Courier New"/>
+          <w:color w:val="A5F3FC"/>
+        </w:rPr>
+        <w:t xml:space="preserve"> </w:t>
+      </w:r>
+      <w:proofErr w:type="spellStart"/>
+      <w:r>
+        <w:rPr>
+          <w:rFonts w:ascii="Courier New" w:eastAsia="Courier New" w:hAnsi="Courier New" w:cs="Courier New"/>
+          <w:color w:val="A5F3FC"/>
+        </w:rPr>
+        <w:t>user_id</w:t>
+      </w:r>
+      <w:proofErr w:type="spellEnd"/>
+      <w:r>
+        <w:rPr>
+          <w:rFonts w:ascii="Courier New" w:eastAsia="Courier New" w:hAnsi="Courier New" w:cs="Courier New"/>
+          <w:color w:val="A5F3FC"/>
+        </w:rPr>
+        <w:t xml:space="preserve"> -&gt; deque of timestamps</w:t>
       </w:r>
     </w:p>
     <w:p>
@@ -6943,7 +9012,55 @@
           <w:rFonts w:ascii="Courier New" w:eastAsia="Courier New" w:hAnsi="Courier New" w:cs="Courier New"/>
           <w:color w:val="A5F3FC"/>
         </w:rPr>
-        <w:t xml:space="preserve">    def is_allowed(self, user_id: str) -&gt; bool:</w:t>
+        <w:t xml:space="preserve">    def </w:t>
+      </w:r>
+      <w:proofErr w:type="spellStart"/>
+      <w:r>
+        <w:rPr>
+          <w:rFonts w:ascii="Courier New" w:eastAsia="Courier New" w:hAnsi="Courier New" w:cs="Courier New"/>
+          <w:color w:val="A5F3FC"/>
+        </w:rPr>
+        <w:t>is_</w:t>
+      </w:r>
+      <w:proofErr w:type="gramStart"/>
+      <w:r>
+        <w:rPr>
+          <w:rFonts w:ascii="Courier New" w:eastAsia="Courier New" w:hAnsi="Courier New" w:cs="Courier New"/>
+          <w:color w:val="A5F3FC"/>
+        </w:rPr>
+        <w:t>allowed</w:t>
+      </w:r>
+      <w:proofErr w:type="spellEnd"/>
+      <w:r>
+        <w:rPr>
+          <w:rFonts w:ascii="Courier New" w:eastAsia="Courier New" w:hAnsi="Courier New" w:cs="Courier New"/>
+          <w:color w:val="A5F3FC"/>
+        </w:rPr>
+        <w:t>(</w:t>
+      </w:r>
+      <w:proofErr w:type="gramEnd"/>
+      <w:r>
+        <w:rPr>
+          <w:rFonts w:ascii="Courier New" w:eastAsia="Courier New" w:hAnsi="Courier New" w:cs="Courier New"/>
+          <w:color w:val="A5F3FC"/>
+        </w:rPr>
+        <w:t xml:space="preserve">self, </w:t>
+      </w:r>
+      <w:proofErr w:type="spellStart"/>
+      <w:r>
+        <w:rPr>
+          <w:rFonts w:ascii="Courier New" w:eastAsia="Courier New" w:hAnsi="Courier New" w:cs="Courier New"/>
+          <w:color w:val="A5F3FC"/>
+        </w:rPr>
+        <w:t>user_id</w:t>
+      </w:r>
+      <w:proofErr w:type="spellEnd"/>
+      <w:r>
+        <w:rPr>
+          <w:rFonts w:ascii="Courier New" w:eastAsia="Courier New" w:hAnsi="Courier New" w:cs="Courier New"/>
+          <w:color w:val="A5F3FC"/>
+        </w:rPr>
+        <w:t>: str) -&gt; bool:</w:t>
       </w:r>
     </w:p>
     <w:p>
@@ -6960,7 +9077,25 @@
           <w:rFonts w:ascii="Courier New" w:eastAsia="Courier New" w:hAnsi="Courier New" w:cs="Courier New"/>
           <w:color w:val="A5F3FC"/>
         </w:rPr>
-        <w:t xml:space="preserve">        now = time.time()</w:t>
+        <w:t xml:space="preserve">        now = </w:t>
+      </w:r>
+      <w:proofErr w:type="spellStart"/>
+      <w:proofErr w:type="gramStart"/>
+      <w:r>
+        <w:rPr>
+          <w:rFonts w:ascii="Courier New" w:eastAsia="Courier New" w:hAnsi="Courier New" w:cs="Courier New"/>
+          <w:color w:val="A5F3FC"/>
+        </w:rPr>
+        <w:t>time.time</w:t>
+      </w:r>
+      <w:proofErr w:type="spellEnd"/>
+      <w:proofErr w:type="gramEnd"/>
+      <w:r>
+        <w:rPr>
+          <w:rFonts w:ascii="Courier New" w:eastAsia="Courier New" w:hAnsi="Courier New" w:cs="Courier New"/>
+          <w:color w:val="A5F3FC"/>
+        </w:rPr>
+        <w:t>()</w:t>
       </w:r>
     </w:p>
     <w:p>
@@ -6977,7 +9112,41 @@
           <w:rFonts w:ascii="Courier New" w:eastAsia="Courier New" w:hAnsi="Courier New" w:cs="Courier New"/>
           <w:color w:val="A5F3FC"/>
         </w:rPr>
-        <w:t xml:space="preserve">        if user_id not in self.requests:</w:t>
+        <w:t xml:space="preserve">        if </w:t>
+      </w:r>
+      <w:proofErr w:type="spellStart"/>
+      <w:r>
+        <w:rPr>
+          <w:rFonts w:ascii="Courier New" w:eastAsia="Courier New" w:hAnsi="Courier New" w:cs="Courier New"/>
+          <w:color w:val="A5F3FC"/>
+        </w:rPr>
+        <w:t>user_id</w:t>
+      </w:r>
+      <w:proofErr w:type="spellEnd"/>
+      <w:r>
+        <w:rPr>
+          <w:rFonts w:ascii="Courier New" w:eastAsia="Courier New" w:hAnsi="Courier New" w:cs="Courier New"/>
+          <w:color w:val="A5F3FC"/>
+        </w:rPr>
+        <w:t xml:space="preserve"> not in </w:t>
+      </w:r>
+      <w:proofErr w:type="spellStart"/>
+      <w:proofErr w:type="gramStart"/>
+      <w:r>
+        <w:rPr>
+          <w:rFonts w:ascii="Courier New" w:eastAsia="Courier New" w:hAnsi="Courier New" w:cs="Courier New"/>
+          <w:color w:val="A5F3FC"/>
+        </w:rPr>
+        <w:t>self.requests</w:t>
+      </w:r>
+      <w:proofErr w:type="spellEnd"/>
+      <w:proofErr w:type="gramEnd"/>
+      <w:r>
+        <w:rPr>
+          <w:rFonts w:ascii="Courier New" w:eastAsia="Courier New" w:hAnsi="Courier New" w:cs="Courier New"/>
+          <w:color w:val="A5F3FC"/>
+        </w:rPr>
+        <w:t>:</w:t>
       </w:r>
     </w:p>
     <w:p>
@@ -6994,7 +9163,57 @@
           <w:rFonts w:ascii="Courier New" w:eastAsia="Courier New" w:hAnsi="Courier New" w:cs="Courier New"/>
           <w:color w:val="A5F3FC"/>
         </w:rPr>
-        <w:t xml:space="preserve">            self.requests[user_id] = deque()</w:t>
+        <w:t xml:space="preserve">            </w:t>
+      </w:r>
+      <w:proofErr w:type="spellStart"/>
+      <w:proofErr w:type="gramStart"/>
+      <w:r>
+        <w:rPr>
+          <w:rFonts w:ascii="Courier New" w:eastAsia="Courier New" w:hAnsi="Courier New" w:cs="Courier New"/>
+          <w:color w:val="A5F3FC"/>
+        </w:rPr>
+        <w:t>self.requests</w:t>
+      </w:r>
+      <w:proofErr w:type="spellEnd"/>
+      <w:proofErr w:type="gramEnd"/>
+      <w:r>
+        <w:rPr>
+          <w:rFonts w:ascii="Courier New" w:eastAsia="Courier New" w:hAnsi="Courier New" w:cs="Courier New"/>
+          <w:color w:val="A5F3FC"/>
+        </w:rPr>
+        <w:t>[</w:t>
+      </w:r>
+      <w:proofErr w:type="spellStart"/>
+      <w:r>
+        <w:rPr>
+          <w:rFonts w:ascii="Courier New" w:eastAsia="Courier New" w:hAnsi="Courier New" w:cs="Courier New"/>
+          <w:color w:val="A5F3FC"/>
+        </w:rPr>
+        <w:t>user_id</w:t>
+      </w:r>
+      <w:proofErr w:type="spellEnd"/>
+      <w:r>
+        <w:rPr>
+          <w:rFonts w:ascii="Courier New" w:eastAsia="Courier New" w:hAnsi="Courier New" w:cs="Courier New"/>
+          <w:color w:val="A5F3FC"/>
+        </w:rPr>
+        <w:t xml:space="preserve">] = </w:t>
+      </w:r>
+      <w:proofErr w:type="gramStart"/>
+      <w:r>
+        <w:rPr>
+          <w:rFonts w:ascii="Courier New" w:eastAsia="Courier New" w:hAnsi="Courier New" w:cs="Courier New"/>
+          <w:color w:val="A5F3FC"/>
+        </w:rPr>
+        <w:t>deque(</w:t>
+      </w:r>
+      <w:proofErr w:type="gramEnd"/>
+      <w:r>
+        <w:rPr>
+          <w:rFonts w:ascii="Courier New" w:eastAsia="Courier New" w:hAnsi="Courier New" w:cs="Courier New"/>
+          <w:color w:val="A5F3FC"/>
+        </w:rPr>
+        <w:t>)</w:t>
       </w:r>
     </w:p>
     <w:p>
@@ -7045,7 +9264,41 @@
           <w:rFonts w:ascii="Courier New" w:eastAsia="Courier New" w:hAnsi="Courier New" w:cs="Courier New"/>
           <w:color w:val="A5F3FC"/>
         </w:rPr>
-        <w:t xml:space="preserve">        q = self.requests[user_id]</w:t>
+        <w:t xml:space="preserve">        q = </w:t>
+      </w:r>
+      <w:proofErr w:type="spellStart"/>
+      <w:proofErr w:type="gramStart"/>
+      <w:r>
+        <w:rPr>
+          <w:rFonts w:ascii="Courier New" w:eastAsia="Courier New" w:hAnsi="Courier New" w:cs="Courier New"/>
+          <w:color w:val="A5F3FC"/>
+        </w:rPr>
+        <w:t>self.requests</w:t>
+      </w:r>
+      <w:proofErr w:type="spellEnd"/>
+      <w:proofErr w:type="gramEnd"/>
+      <w:r>
+        <w:rPr>
+          <w:rFonts w:ascii="Courier New" w:eastAsia="Courier New" w:hAnsi="Courier New" w:cs="Courier New"/>
+          <w:color w:val="A5F3FC"/>
+        </w:rPr>
+        <w:t>[</w:t>
+      </w:r>
+      <w:proofErr w:type="spellStart"/>
+      <w:r>
+        <w:rPr>
+          <w:rFonts w:ascii="Courier New" w:eastAsia="Courier New" w:hAnsi="Courier New" w:cs="Courier New"/>
+          <w:color w:val="A5F3FC"/>
+        </w:rPr>
+        <w:t>user_id</w:t>
+      </w:r>
+      <w:proofErr w:type="spellEnd"/>
+      <w:r>
+        <w:rPr>
+          <w:rFonts w:ascii="Courier New" w:eastAsia="Courier New" w:hAnsi="Courier New" w:cs="Courier New"/>
+          <w:color w:val="A5F3FC"/>
+        </w:rPr>
+        <w:t>]</w:t>
       </w:r>
     </w:p>
     <w:p>
@@ -7062,7 +9315,41 @@
           <w:rFonts w:ascii="Courier New" w:eastAsia="Courier New" w:hAnsi="Courier New" w:cs="Courier New"/>
           <w:color w:val="A5F3FC"/>
         </w:rPr>
-        <w:t xml:space="preserve">        while q and now - q[0] &gt; self.window:</w:t>
+        <w:t xml:space="preserve">        while q and now - </w:t>
+      </w:r>
+      <w:proofErr w:type="gramStart"/>
+      <w:r>
+        <w:rPr>
+          <w:rFonts w:ascii="Courier New" w:eastAsia="Courier New" w:hAnsi="Courier New" w:cs="Courier New"/>
+          <w:color w:val="A5F3FC"/>
+        </w:rPr>
+        <w:t>q[</w:t>
+      </w:r>
+      <w:proofErr w:type="gramEnd"/>
+      <w:r>
+        <w:rPr>
+          <w:rFonts w:ascii="Courier New" w:eastAsia="Courier New" w:hAnsi="Courier New" w:cs="Courier New"/>
+          <w:color w:val="A5F3FC"/>
+        </w:rPr>
+        <w:t xml:space="preserve">0] &gt; </w:t>
+      </w:r>
+      <w:proofErr w:type="spellStart"/>
+      <w:proofErr w:type="gramStart"/>
+      <w:r>
+        <w:rPr>
+          <w:rFonts w:ascii="Courier New" w:eastAsia="Courier New" w:hAnsi="Courier New" w:cs="Courier New"/>
+          <w:color w:val="A5F3FC"/>
+        </w:rPr>
+        <w:t>self.window</w:t>
+      </w:r>
+      <w:proofErr w:type="spellEnd"/>
+      <w:proofErr w:type="gramEnd"/>
+      <w:r>
+        <w:rPr>
+          <w:rFonts w:ascii="Courier New" w:eastAsia="Courier New" w:hAnsi="Courier New" w:cs="Courier New"/>
+          <w:color w:val="A5F3FC"/>
+        </w:rPr>
+        <w:t>:</w:t>
       </w:r>
     </w:p>
     <w:p>
@@ -7079,7 +9366,25 @@
           <w:rFonts w:ascii="Courier New" w:eastAsia="Courier New" w:hAnsi="Courier New" w:cs="Courier New"/>
           <w:color w:val="A5F3FC"/>
         </w:rPr>
-        <w:t xml:space="preserve">            q.popleft()</w:t>
+        <w:t xml:space="preserve">            </w:t>
+      </w:r>
+      <w:proofErr w:type="spellStart"/>
+      <w:proofErr w:type="gramStart"/>
+      <w:r>
+        <w:rPr>
+          <w:rFonts w:ascii="Courier New" w:eastAsia="Courier New" w:hAnsi="Courier New" w:cs="Courier New"/>
+          <w:color w:val="A5F3FC"/>
+        </w:rPr>
+        <w:t>q.popleft</w:t>
+      </w:r>
+      <w:proofErr w:type="spellEnd"/>
+      <w:proofErr w:type="gramEnd"/>
+      <w:r>
+        <w:rPr>
+          <w:rFonts w:ascii="Courier New" w:eastAsia="Courier New" w:hAnsi="Courier New" w:cs="Courier New"/>
+          <w:color w:val="A5F3FC"/>
+        </w:rPr>
+        <w:t>()</w:t>
       </w:r>
     </w:p>
     <w:p>
@@ -7113,7 +9418,39 @@
           <w:rFonts w:ascii="Courier New" w:eastAsia="Courier New" w:hAnsi="Courier New" w:cs="Courier New"/>
           <w:color w:val="A5F3FC"/>
         </w:rPr>
-        <w:t xml:space="preserve">        if len(q) &gt;= self.max_requests:</w:t>
+        <w:t xml:space="preserve">        if </w:t>
+      </w:r>
+      <w:proofErr w:type="spellStart"/>
+      <w:r>
+        <w:rPr>
+          <w:rFonts w:ascii="Courier New" w:eastAsia="Courier New" w:hAnsi="Courier New" w:cs="Courier New"/>
+          <w:color w:val="A5F3FC"/>
+        </w:rPr>
+        <w:t>len</w:t>
+      </w:r>
+      <w:proofErr w:type="spellEnd"/>
+      <w:r>
+        <w:rPr>
+          <w:rFonts w:ascii="Courier New" w:eastAsia="Courier New" w:hAnsi="Courier New" w:cs="Courier New"/>
+          <w:color w:val="A5F3FC"/>
+        </w:rPr>
+        <w:t xml:space="preserve">(q) &gt;= </w:t>
+      </w:r>
+      <w:proofErr w:type="spellStart"/>
+      <w:r>
+        <w:rPr>
+          <w:rFonts w:ascii="Courier New" w:eastAsia="Courier New" w:hAnsi="Courier New" w:cs="Courier New"/>
+          <w:color w:val="A5F3FC"/>
+        </w:rPr>
+        <w:t>self.max_requests</w:t>
+      </w:r>
+      <w:proofErr w:type="spellEnd"/>
+      <w:r>
+        <w:rPr>
+          <w:rFonts w:ascii="Courier New" w:eastAsia="Courier New" w:hAnsi="Courier New" w:cs="Courier New"/>
+          <w:color w:val="A5F3FC"/>
+        </w:rPr>
+        <w:t>:</w:t>
       </w:r>
     </w:p>
     <w:p>
@@ -7130,7 +9467,24 @@
           <w:rFonts w:ascii="Courier New" w:eastAsia="Courier New" w:hAnsi="Courier New" w:cs="Courier New"/>
           <w:color w:val="A5F3FC"/>
         </w:rPr>
-        <w:t xml:space="preserve">            return False  # Rate limit exceeded</w:t>
+        <w:lastRenderedPageBreak/>
+        <w:t xml:space="preserve">            return </w:t>
+      </w:r>
+      <w:proofErr w:type="gramStart"/>
+      <w:r>
+        <w:rPr>
+          <w:rFonts w:ascii="Courier New" w:eastAsia="Courier New" w:hAnsi="Courier New" w:cs="Courier New"/>
+          <w:color w:val="A5F3FC"/>
+        </w:rPr>
+        <w:t>False  #</w:t>
+      </w:r>
+      <w:proofErr w:type="gramEnd"/>
+      <w:r>
+        <w:rPr>
+          <w:rFonts w:ascii="Courier New" w:eastAsia="Courier New" w:hAnsi="Courier New" w:cs="Courier New"/>
+          <w:color w:val="A5F3FC"/>
+        </w:rPr>
+        <w:t xml:space="preserve"> Rate limit exceeded</w:t>
       </w:r>
     </w:p>
     <w:p>
@@ -7164,7 +9518,25 @@
           <w:rFonts w:ascii="Courier New" w:eastAsia="Courier New" w:hAnsi="Courier New" w:cs="Courier New"/>
           <w:color w:val="A5F3FC"/>
         </w:rPr>
-        <w:t xml:space="preserve">        q.append(now)</w:t>
+        <w:t xml:space="preserve">        </w:t>
+      </w:r>
+      <w:proofErr w:type="spellStart"/>
+      <w:proofErr w:type="gramStart"/>
+      <w:r>
+        <w:rPr>
+          <w:rFonts w:ascii="Courier New" w:eastAsia="Courier New" w:hAnsi="Courier New" w:cs="Courier New"/>
+          <w:color w:val="A5F3FC"/>
+        </w:rPr>
+        <w:t>q.append</w:t>
+      </w:r>
+      <w:proofErr w:type="spellEnd"/>
+      <w:proofErr w:type="gramEnd"/>
+      <w:r>
+        <w:rPr>
+          <w:rFonts w:ascii="Courier New" w:eastAsia="Courier New" w:hAnsi="Courier New" w:cs="Courier New"/>
+          <w:color w:val="A5F3FC"/>
+        </w:rPr>
+        <w:t>(now)</w:t>
       </w:r>
     </w:p>
     <w:p>
@@ -7215,7 +9587,6 @@
           <w:rFonts w:ascii="Courier New" w:eastAsia="Courier New" w:hAnsi="Courier New" w:cs="Courier New"/>
           <w:color w:val="A5F3FC"/>
         </w:rPr>
-        <w:lastRenderedPageBreak/>
         <w:t># Usage: 10 requests per 60 seconds per user</w:t>
       </w:r>
     </w:p>
@@ -7233,7 +9604,57 @@
           <w:rFonts w:ascii="Courier New" w:eastAsia="Courier New" w:hAnsi="Courier New" w:cs="Courier New"/>
           <w:color w:val="A5F3FC"/>
         </w:rPr>
-        <w:t>limiter = RateLimiter(max_requests=10, window_seconds=60)</w:t>
+        <w:t xml:space="preserve">limiter = </w:t>
+      </w:r>
+      <w:proofErr w:type="spellStart"/>
+      <w:proofErr w:type="gramStart"/>
+      <w:r>
+        <w:rPr>
+          <w:rFonts w:ascii="Courier New" w:eastAsia="Courier New" w:hAnsi="Courier New" w:cs="Courier New"/>
+          <w:color w:val="A5F3FC"/>
+        </w:rPr>
+        <w:t>RateLimiter</w:t>
+      </w:r>
+      <w:proofErr w:type="spellEnd"/>
+      <w:r>
+        <w:rPr>
+          <w:rFonts w:ascii="Courier New" w:eastAsia="Courier New" w:hAnsi="Courier New" w:cs="Courier New"/>
+          <w:color w:val="A5F3FC"/>
+        </w:rPr>
+        <w:t>(</w:t>
+      </w:r>
+      <w:proofErr w:type="spellStart"/>
+      <w:proofErr w:type="gramEnd"/>
+      <w:r>
+        <w:rPr>
+          <w:rFonts w:ascii="Courier New" w:eastAsia="Courier New" w:hAnsi="Courier New" w:cs="Courier New"/>
+          <w:color w:val="A5F3FC"/>
+        </w:rPr>
+        <w:t>max_requests</w:t>
+      </w:r>
+      <w:proofErr w:type="spellEnd"/>
+      <w:r>
+        <w:rPr>
+          <w:rFonts w:ascii="Courier New" w:eastAsia="Courier New" w:hAnsi="Courier New" w:cs="Courier New"/>
+          <w:color w:val="A5F3FC"/>
+        </w:rPr>
+        <w:t xml:space="preserve">=10, </w:t>
+      </w:r>
+      <w:proofErr w:type="spellStart"/>
+      <w:r>
+        <w:rPr>
+          <w:rFonts w:ascii="Courier New" w:eastAsia="Courier New" w:hAnsi="Courier New" w:cs="Courier New"/>
+          <w:color w:val="A5F3FC"/>
+        </w:rPr>
+        <w:t>window_seconds</w:t>
+      </w:r>
+      <w:proofErr w:type="spellEnd"/>
+      <w:r>
+        <w:rPr>
+          <w:rFonts w:ascii="Courier New" w:eastAsia="Courier New" w:hAnsi="Courier New" w:cs="Courier New"/>
+          <w:color w:val="A5F3FC"/>
+        </w:rPr>
+        <w:t>=60)</w:t>
       </w:r>
     </w:p>
     <w:p>
@@ -7250,7 +9671,39 @@
           <w:rFonts w:ascii="Courier New" w:eastAsia="Courier New" w:hAnsi="Courier New" w:cs="Courier New"/>
           <w:color w:val="A5F3FC"/>
         </w:rPr>
-        <w:t>if not limiter.is_allowed(current_user_id):</w:t>
+        <w:t xml:space="preserve">if not </w:t>
+      </w:r>
+      <w:proofErr w:type="spellStart"/>
+      <w:r>
+        <w:rPr>
+          <w:rFonts w:ascii="Courier New" w:eastAsia="Courier New" w:hAnsi="Courier New" w:cs="Courier New"/>
+          <w:color w:val="A5F3FC"/>
+        </w:rPr>
+        <w:t>limiter.is_allowed</w:t>
+      </w:r>
+      <w:proofErr w:type="spellEnd"/>
+      <w:r>
+        <w:rPr>
+          <w:rFonts w:ascii="Courier New" w:eastAsia="Courier New" w:hAnsi="Courier New" w:cs="Courier New"/>
+          <w:color w:val="A5F3FC"/>
+        </w:rPr>
+        <w:t>(</w:t>
+      </w:r>
+      <w:proofErr w:type="spellStart"/>
+      <w:r>
+        <w:rPr>
+          <w:rFonts w:ascii="Courier New" w:eastAsia="Courier New" w:hAnsi="Courier New" w:cs="Courier New"/>
+          <w:color w:val="A5F3FC"/>
+        </w:rPr>
+        <w:t>current_user_id</w:t>
+      </w:r>
+      <w:proofErr w:type="spellEnd"/>
+      <w:r>
+        <w:rPr>
+          <w:rFonts w:ascii="Courier New" w:eastAsia="Courier New" w:hAnsi="Courier New" w:cs="Courier New"/>
+          <w:color w:val="A5F3FC"/>
+        </w:rPr>
+        <w:t>):</w:t>
       </w:r>
     </w:p>
     <w:p>
@@ -7267,7 +9720,23 @@
           <w:rFonts w:ascii="Courier New" w:eastAsia="Courier New" w:hAnsi="Courier New" w:cs="Courier New"/>
           <w:color w:val="A5F3FC"/>
         </w:rPr>
-        <w:t xml:space="preserve">    raise Exception('Rate limit exceeded. Please wait.')</w:t>
+        <w:t xml:space="preserve">    raise </w:t>
+      </w:r>
+      <w:proofErr w:type="gramStart"/>
+      <w:r>
+        <w:rPr>
+          <w:rFonts w:ascii="Courier New" w:eastAsia="Courier New" w:hAnsi="Courier New" w:cs="Courier New"/>
+          <w:color w:val="A5F3FC"/>
+        </w:rPr>
+        <w:t>Exception(</w:t>
+      </w:r>
+      <w:proofErr w:type="gramEnd"/>
+      <w:r>
+        <w:rPr>
+          <w:rFonts w:ascii="Courier New" w:eastAsia="Courier New" w:hAnsi="Courier New" w:cs="Courier New"/>
+          <w:color w:val="A5F3FC"/>
+        </w:rPr>
+        <w:t>'Rate limit exceeded. Please wait.')</w:t>
       </w:r>
     </w:p>
     <w:p>
@@ -7341,12 +9810,6 @@
         <w:gridCol w:w="9360"/>
       </w:tblGrid>
       <w:tr>
-        <w:tblPrEx>
-          <w:tblCellMar>
-            <w:top w:w="0" w:type="dxa"/>
-            <w:bottom w:w="0" w:type="dxa"/>
-          </w:tblCellMar>
-        </w:tblPrEx>
         <w:tc>
           <w:tcPr>
             <w:tcW w:w="9360" w:type="dxa"/>
@@ -7442,7 +9905,47 @@
           <w:sz w:val="24"/>
           <w:szCs w:val="24"/>
         </w:rPr>
-        <w:t>Python's SpeechRecognition library uses the microphone (via PyAudio) to capture audio. The audio is sent to Google's Speech-to-Text API which returns a transcribed text string. This text then flows into the NL2SQL pipeline exactly like typed input.</w:t>
+        <w:t xml:space="preserve">Python's </w:t>
+      </w:r>
+      <w:proofErr w:type="spellStart"/>
+      <w:r>
+        <w:rPr>
+          <w:rFonts w:ascii="Calibri" w:eastAsia="Calibri" w:hAnsi="Calibri" w:cs="Calibri"/>
+          <w:color w:val="111827"/>
+          <w:sz w:val="24"/>
+          <w:szCs w:val="24"/>
+        </w:rPr>
+        <w:t>SpeechRecognition</w:t>
+      </w:r>
+      <w:proofErr w:type="spellEnd"/>
+      <w:r>
+        <w:rPr>
+          <w:rFonts w:ascii="Calibri" w:eastAsia="Calibri" w:hAnsi="Calibri" w:cs="Calibri"/>
+          <w:color w:val="111827"/>
+          <w:sz w:val="24"/>
+          <w:szCs w:val="24"/>
+        </w:rPr>
+        <w:t xml:space="preserve"> library uses the microphone (via </w:t>
+      </w:r>
+      <w:proofErr w:type="spellStart"/>
+      <w:r>
+        <w:rPr>
+          <w:rFonts w:ascii="Calibri" w:eastAsia="Calibri" w:hAnsi="Calibri" w:cs="Calibri"/>
+          <w:color w:val="111827"/>
+          <w:sz w:val="24"/>
+          <w:szCs w:val="24"/>
+        </w:rPr>
+        <w:t>PyAudio</w:t>
+      </w:r>
+      <w:proofErr w:type="spellEnd"/>
+      <w:r>
+        <w:rPr>
+          <w:rFonts w:ascii="Calibri" w:eastAsia="Calibri" w:hAnsi="Calibri" w:cs="Calibri"/>
+          <w:color w:val="111827"/>
+          <w:sz w:val="24"/>
+          <w:szCs w:val="24"/>
+        </w:rPr>
+        <w:t>) to capture audio. The audio is sent to Google's Speech-to-Text API which returns a transcribed text string. This text then flows into the NL2SQL pipeline exactly like typed input.</w:t>
       </w:r>
     </w:p>
     <w:p>
@@ -7496,7 +9999,167 @@
           <w:sz w:val="24"/>
           <w:szCs w:val="24"/>
         </w:rPr>
-        <w:t>Gemini is trained on text in 100+ languages. When a question is asked in Hindi ('पिछले महीने सबसे ज्यादा बिकने वाले 5 उत्पाद दिखाएं'), Gemini understands it directly and generates correct English SQL. No explicit translation step needed for supported languages.</w:t>
+        <w:t>Gemini is trained on text in 100+ languages. When a question is asked in Hindi ('</w:t>
+      </w:r>
+      <w:proofErr w:type="spellStart"/>
+      <w:r>
+        <w:rPr>
+          <w:rFonts w:ascii="Calibri" w:eastAsia="Calibri" w:hAnsi="Calibri" w:cs="Calibri"/>
+          <w:color w:val="111827"/>
+          <w:sz w:val="24"/>
+          <w:szCs w:val="24"/>
+        </w:rPr>
+        <w:t>पिछले</w:t>
+      </w:r>
+      <w:proofErr w:type="spellEnd"/>
+      <w:r>
+        <w:rPr>
+          <w:rFonts w:ascii="Calibri" w:eastAsia="Calibri" w:hAnsi="Calibri" w:cs="Calibri"/>
+          <w:color w:val="111827"/>
+          <w:sz w:val="24"/>
+          <w:szCs w:val="24"/>
+        </w:rPr>
+        <w:t xml:space="preserve"> </w:t>
+      </w:r>
+      <w:proofErr w:type="spellStart"/>
+      <w:r>
+        <w:rPr>
+          <w:rFonts w:ascii="Calibri" w:eastAsia="Calibri" w:hAnsi="Calibri" w:cs="Calibri"/>
+          <w:color w:val="111827"/>
+          <w:sz w:val="24"/>
+          <w:szCs w:val="24"/>
+        </w:rPr>
+        <w:t>महीने</w:t>
+      </w:r>
+      <w:proofErr w:type="spellEnd"/>
+      <w:r>
+        <w:rPr>
+          <w:rFonts w:ascii="Calibri" w:eastAsia="Calibri" w:hAnsi="Calibri" w:cs="Calibri"/>
+          <w:color w:val="111827"/>
+          <w:sz w:val="24"/>
+          <w:szCs w:val="24"/>
+        </w:rPr>
+        <w:t xml:space="preserve"> </w:t>
+      </w:r>
+      <w:proofErr w:type="spellStart"/>
+      <w:r>
+        <w:rPr>
+          <w:rFonts w:ascii="Calibri" w:eastAsia="Calibri" w:hAnsi="Calibri" w:cs="Calibri"/>
+          <w:color w:val="111827"/>
+          <w:sz w:val="24"/>
+          <w:szCs w:val="24"/>
+        </w:rPr>
+        <w:t>सबसे</w:t>
+      </w:r>
+      <w:proofErr w:type="spellEnd"/>
+      <w:r>
+        <w:rPr>
+          <w:rFonts w:ascii="Calibri" w:eastAsia="Calibri" w:hAnsi="Calibri" w:cs="Calibri"/>
+          <w:color w:val="111827"/>
+          <w:sz w:val="24"/>
+          <w:szCs w:val="24"/>
+        </w:rPr>
+        <w:t xml:space="preserve"> </w:t>
+      </w:r>
+      <w:proofErr w:type="spellStart"/>
+      <w:r>
+        <w:rPr>
+          <w:rFonts w:ascii="Calibri" w:eastAsia="Calibri" w:hAnsi="Calibri" w:cs="Calibri"/>
+          <w:color w:val="111827"/>
+          <w:sz w:val="24"/>
+          <w:szCs w:val="24"/>
+        </w:rPr>
+        <w:t>ज्यादा</w:t>
+      </w:r>
+      <w:proofErr w:type="spellEnd"/>
+      <w:r>
+        <w:rPr>
+          <w:rFonts w:ascii="Calibri" w:eastAsia="Calibri" w:hAnsi="Calibri" w:cs="Calibri"/>
+          <w:color w:val="111827"/>
+          <w:sz w:val="24"/>
+          <w:szCs w:val="24"/>
+        </w:rPr>
+        <w:t xml:space="preserve"> </w:t>
+      </w:r>
+      <w:proofErr w:type="spellStart"/>
+      <w:r>
+        <w:rPr>
+          <w:rFonts w:ascii="Calibri" w:eastAsia="Calibri" w:hAnsi="Calibri" w:cs="Calibri"/>
+          <w:color w:val="111827"/>
+          <w:sz w:val="24"/>
+          <w:szCs w:val="24"/>
+        </w:rPr>
+        <w:t>बिकने</w:t>
+      </w:r>
+      <w:proofErr w:type="spellEnd"/>
+      <w:r>
+        <w:rPr>
+          <w:rFonts w:ascii="Calibri" w:eastAsia="Calibri" w:hAnsi="Calibri" w:cs="Calibri"/>
+          <w:color w:val="111827"/>
+          <w:sz w:val="24"/>
+          <w:szCs w:val="24"/>
+        </w:rPr>
+        <w:t xml:space="preserve"> </w:t>
+      </w:r>
+      <w:proofErr w:type="spellStart"/>
+      <w:r>
+        <w:rPr>
+          <w:rFonts w:ascii="Calibri" w:eastAsia="Calibri" w:hAnsi="Calibri" w:cs="Calibri"/>
+          <w:color w:val="111827"/>
+          <w:sz w:val="24"/>
+          <w:szCs w:val="24"/>
+        </w:rPr>
+        <w:t>वाले</w:t>
+      </w:r>
+      <w:proofErr w:type="spellEnd"/>
+      <w:r>
+        <w:rPr>
+          <w:rFonts w:ascii="Calibri" w:eastAsia="Calibri" w:hAnsi="Calibri" w:cs="Calibri"/>
+          <w:color w:val="111827"/>
+          <w:sz w:val="24"/>
+          <w:szCs w:val="24"/>
+        </w:rPr>
+        <w:t xml:space="preserve"> 5 </w:t>
+      </w:r>
+      <w:proofErr w:type="spellStart"/>
+      <w:r>
+        <w:rPr>
+          <w:rFonts w:ascii="Calibri" w:eastAsia="Calibri" w:hAnsi="Calibri" w:cs="Calibri"/>
+          <w:color w:val="111827"/>
+          <w:sz w:val="24"/>
+          <w:szCs w:val="24"/>
+        </w:rPr>
+        <w:t>उत्पाद</w:t>
+      </w:r>
+      <w:proofErr w:type="spellEnd"/>
+      <w:r>
+        <w:rPr>
+          <w:rFonts w:ascii="Calibri" w:eastAsia="Calibri" w:hAnsi="Calibri" w:cs="Calibri"/>
+          <w:color w:val="111827"/>
+          <w:sz w:val="24"/>
+          <w:szCs w:val="24"/>
+        </w:rPr>
+        <w:t xml:space="preserve"> </w:t>
+      </w:r>
+      <w:proofErr w:type="spellStart"/>
+      <w:r>
+        <w:rPr>
+          <w:rFonts w:ascii="Calibri" w:eastAsia="Calibri" w:hAnsi="Calibri" w:cs="Calibri"/>
+          <w:color w:val="111827"/>
+          <w:sz w:val="24"/>
+          <w:szCs w:val="24"/>
+        </w:rPr>
+        <w:t>दिखाएं</w:t>
+      </w:r>
+      <w:proofErr w:type="spellEnd"/>
+      <w:r>
+        <w:rPr>
+          <w:rFonts w:ascii="Calibri" w:eastAsia="Calibri" w:hAnsi="Calibri" w:cs="Calibri"/>
+          <w:color w:val="111827"/>
+          <w:sz w:val="24"/>
+          <w:szCs w:val="24"/>
+        </w:rPr>
+        <w:t>'), Gemini understands it directly and generates correct English SQL. No explicit translation step needed for supported languages.</w:t>
       </w:r>
     </w:p>
     <w:p>
@@ -7512,6 +10175,7 @@
           <w:szCs w:val="22"/>
         </w:rPr>
       </w:pPr>
+      <w:proofErr w:type="spellStart"/>
       <w:r>
         <w:rPr>
           <w:rFonts w:ascii="Calibri" w:eastAsia="Calibri" w:hAnsi="Calibri" w:cs="Calibri"/>
@@ -7521,16 +10185,48 @@
           <w:sz w:val="24"/>
           <w:szCs w:val="24"/>
         </w:rPr>
-        <w:t xml:space="preserve">langdetect + explicit translation for edge cases: </w:t>
-      </w:r>
-      <w:r>
-        <w:rPr>
-          <w:rFonts w:ascii="Calibri" w:eastAsia="Calibri" w:hAnsi="Calibri" w:cs="Calibri"/>
-          <w:color w:val="111827"/>
-          <w:sz w:val="24"/>
-          <w:szCs w:val="24"/>
-        </w:rPr>
-        <w:t>For languages where the LLM's SQL generation was less reliable, I added a preprocessing step: detect the language using langdetect (Python library), and if non-English, ask Gemini to translate the question to English first before SQL generation. Two-step is slightly slower but more reliable.</w:t>
+        <w:t>langdetect</w:t>
+      </w:r>
+      <w:proofErr w:type="spellEnd"/>
+      <w:r>
+        <w:rPr>
+          <w:rFonts w:ascii="Calibri" w:eastAsia="Calibri" w:hAnsi="Calibri" w:cs="Calibri"/>
+          <w:b/>
+          <w:bCs/>
+          <w:color w:val="1B2A4A"/>
+          <w:sz w:val="24"/>
+          <w:szCs w:val="24"/>
+        </w:rPr>
+        <w:t xml:space="preserve"> + explicit translation for edge cases: </w:t>
+      </w:r>
+      <w:r>
+        <w:rPr>
+          <w:rFonts w:ascii="Calibri" w:eastAsia="Calibri" w:hAnsi="Calibri" w:cs="Calibri"/>
+          <w:color w:val="111827"/>
+          <w:sz w:val="24"/>
+          <w:szCs w:val="24"/>
+        </w:rPr>
+        <w:t xml:space="preserve">For languages where the LLM's SQL generation was less reliable, I added a preprocessing step: detect the language using </w:t>
+      </w:r>
+      <w:proofErr w:type="spellStart"/>
+      <w:r>
+        <w:rPr>
+          <w:rFonts w:ascii="Calibri" w:eastAsia="Calibri" w:hAnsi="Calibri" w:cs="Calibri"/>
+          <w:color w:val="111827"/>
+          <w:sz w:val="24"/>
+          <w:szCs w:val="24"/>
+        </w:rPr>
+        <w:t>langdetect</w:t>
+      </w:r>
+      <w:proofErr w:type="spellEnd"/>
+      <w:r>
+        <w:rPr>
+          <w:rFonts w:ascii="Calibri" w:eastAsia="Calibri" w:hAnsi="Calibri" w:cs="Calibri"/>
+          <w:color w:val="111827"/>
+          <w:sz w:val="24"/>
+          <w:szCs w:val="24"/>
+        </w:rPr>
+        <w:t xml:space="preserve"> (Python library), and if non-English, ask Gemini to translate the question to English first before SQL generation. Two-step is slightly slower but more reliable.</w:t>
       </w:r>
     </w:p>
     <w:p>
@@ -7666,12 +10362,6 @@
         <w:gridCol w:w="9360"/>
       </w:tblGrid>
       <w:tr>
-        <w:tblPrEx>
-          <w:tblCellMar>
-            <w:top w:w="0" w:type="dxa"/>
-            <w:bottom w:w="0" w:type="dxa"/>
-          </w:tblCellMar>
-        </w:tblPrEx>
         <w:tc>
           <w:tcPr>
             <w:tcW w:w="9360" w:type="dxa"/>
@@ -7763,12 +10453,6 @@
         <w:gridCol w:w="8160"/>
       </w:tblGrid>
       <w:tr>
-        <w:tblPrEx>
-          <w:tblCellMar>
-            <w:top w:w="0" w:type="dxa"/>
-            <w:bottom w:w="0" w:type="dxa"/>
-          </w:tblCellMar>
-        </w:tblPrEx>
         <w:tc>
           <w:tcPr>
             <w:tcW w:w="1200" w:type="dxa"/>
@@ -7854,12 +10538,6 @@
         </w:tc>
       </w:tr>
       <w:tr>
-        <w:tblPrEx>
-          <w:tblCellMar>
-            <w:top w:w="0" w:type="dxa"/>
-            <w:bottom w:w="0" w:type="dxa"/>
-          </w:tblCellMar>
-        </w:tblPrEx>
         <w:tc>
           <w:tcPr>
             <w:tcW w:w="1200" w:type="dxa"/>
@@ -7945,12 +10623,6 @@
         </w:tc>
       </w:tr>
       <w:tr>
-        <w:tblPrEx>
-          <w:tblCellMar>
-            <w:top w:w="0" w:type="dxa"/>
-            <w:bottom w:w="0" w:type="dxa"/>
-          </w:tblCellMar>
-        </w:tblPrEx>
         <w:tc>
           <w:tcPr>
             <w:tcW w:w="1200" w:type="dxa"/>
@@ -8030,18 +10702,32 @@
                 <w:sz w:val="24"/>
                 <w:szCs w:val="24"/>
               </w:rPr>
-              <w:t>I used the Gemini 1.5 Flash model via LangChain for the NL2SQL core, built a 7-stage pipeline (voice input → language detection → security scan → schema injection → LLM call → SQL validation → execution + analysis), implemented SHA-256 salted authentication, a heuristic SQL injection risk engine, a sliding window rate limiter, and Google STT-based voice input supporting 6+ languages.</w:t>
+              <w:t xml:space="preserve">I used the Gemini 1.5 Flash model via </w:t>
+            </w:r>
+            <w:proofErr w:type="spellStart"/>
+            <w:r>
+              <w:rPr>
+                <w:rFonts w:ascii="Calibri" w:eastAsia="Calibri" w:hAnsi="Calibri" w:cs="Calibri"/>
+                <w:color w:val="111827"/>
+                <w:sz w:val="24"/>
+                <w:szCs w:val="24"/>
+              </w:rPr>
+              <w:t>LangChain</w:t>
+            </w:r>
+            <w:proofErr w:type="spellEnd"/>
+            <w:r>
+              <w:rPr>
+                <w:rFonts w:ascii="Calibri" w:eastAsia="Calibri" w:hAnsi="Calibri" w:cs="Calibri"/>
+                <w:color w:val="111827"/>
+                <w:sz w:val="24"/>
+                <w:szCs w:val="24"/>
+              </w:rPr>
+              <w:t xml:space="preserve"> for the NL2SQL core, built a 7-stage pipeline (voice input → language detection → security scan → schema injection → LLM call → SQL validation → execution + analysis), implemented SHA-256 salted authentication, a heuristic SQL injection risk engine, a sliding window rate limiter, and Google STT-based voice input supporting 6+ languages.</w:t>
             </w:r>
           </w:p>
         </w:tc>
       </w:tr>
       <w:tr>
-        <w:tblPrEx>
-          <w:tblCellMar>
-            <w:top w:w="0" w:type="dxa"/>
-            <w:bottom w:w="0" w:type="dxa"/>
-          </w:tblCellMar>
-        </w:tblPrEx>
         <w:tc>
           <w:tcPr>
             <w:tcW w:w="1200" w:type="dxa"/>
@@ -8180,12 +10866,6 @@
         <w:gridCol w:w="9360"/>
       </w:tblGrid>
       <w:tr>
-        <w:tblPrEx>
-          <w:tblCellMar>
-            <w:top w:w="0" w:type="dxa"/>
-            <w:bottom w:w="0" w:type="dxa"/>
-          </w:tblCellMar>
-        </w:tblPrEx>
         <w:tc>
           <w:tcPr>
             <w:tcW w:w="9360" w:type="dxa"/>
@@ -8277,12 +10957,6 @@
         <w:gridCol w:w="8160"/>
       </w:tblGrid>
       <w:tr>
-        <w:tblPrEx>
-          <w:tblCellMar>
-            <w:top w:w="0" w:type="dxa"/>
-            <w:bottom w:w="0" w:type="dxa"/>
-          </w:tblCellMar>
-        </w:tblPrEx>
         <w:tc>
           <w:tcPr>
             <w:tcW w:w="1200" w:type="dxa"/>
@@ -8368,12 +11042,6 @@
         </w:tc>
       </w:tr>
       <w:tr>
-        <w:tblPrEx>
-          <w:tblCellMar>
-            <w:top w:w="0" w:type="dxa"/>
-            <w:bottom w:w="0" w:type="dxa"/>
-          </w:tblCellMar>
-        </w:tblPrEx>
         <w:tc>
           <w:tcPr>
             <w:tcW w:w="1200" w:type="dxa"/>
@@ -8459,12 +11127,6 @@
         </w:tc>
       </w:tr>
       <w:tr>
-        <w:tblPrEx>
-          <w:tblCellMar>
-            <w:top w:w="0" w:type="dxa"/>
-            <w:bottom w:w="0" w:type="dxa"/>
-          </w:tblCellMar>
-        </w:tblPrEx>
         <w:tc>
           <w:tcPr>
             <w:tcW w:w="1200" w:type="dxa"/>
@@ -8551,12 +11213,6 @@
         </w:tc>
       </w:tr>
       <w:tr>
-        <w:tblPrEx>
-          <w:tblCellMar>
-            <w:top w:w="0" w:type="dxa"/>
-            <w:bottom w:w="0" w:type="dxa"/>
-          </w:tblCellMar>
-        </w:tblPrEx>
         <w:tc>
           <w:tcPr>
             <w:tcW w:w="1200" w:type="dxa"/>
@@ -8695,12 +11351,6 @@
         <w:gridCol w:w="9360"/>
       </w:tblGrid>
       <w:tr>
-        <w:tblPrEx>
-          <w:tblCellMar>
-            <w:top w:w="0" w:type="dxa"/>
-            <w:bottom w:w="0" w:type="dxa"/>
-          </w:tblCellMar>
-        </w:tblPrEx>
         <w:tc>
           <w:tcPr>
             <w:tcW w:w="9360" w:type="dxa"/>
@@ -8792,12 +11442,6 @@
         <w:gridCol w:w="8160"/>
       </w:tblGrid>
       <w:tr>
-        <w:tblPrEx>
-          <w:tblCellMar>
-            <w:top w:w="0" w:type="dxa"/>
-            <w:bottom w:w="0" w:type="dxa"/>
-          </w:tblCellMar>
-        </w:tblPrEx>
         <w:tc>
           <w:tcPr>
             <w:tcW w:w="1200" w:type="dxa"/>
@@ -8883,12 +11527,6 @@
         </w:tc>
       </w:tr>
       <w:tr>
-        <w:tblPrEx>
-          <w:tblCellMar>
-            <w:top w:w="0" w:type="dxa"/>
-            <w:bottom w:w="0" w:type="dxa"/>
-          </w:tblCellMar>
-        </w:tblPrEx>
         <w:tc>
           <w:tcPr>
             <w:tcW w:w="1200" w:type="dxa"/>
@@ -8974,12 +11612,6 @@
         </w:tc>
       </w:tr>
       <w:tr>
-        <w:tblPrEx>
-          <w:tblCellMar>
-            <w:top w:w="0" w:type="dxa"/>
-            <w:bottom w:w="0" w:type="dxa"/>
-          </w:tblCellMar>
-        </w:tblPrEx>
         <w:tc>
           <w:tcPr>
             <w:tcW w:w="1200" w:type="dxa"/>
@@ -9059,18 +11691,32 @@
                 <w:sz w:val="24"/>
                 <w:szCs w:val="24"/>
               </w:rPr>
-              <w:t>I added logging of the exact prompt sent and the exact response received for each call. Comparing two different runs for the same question, I noticed the prompt was actually slightly different — the schema extraction code was using a Python dictionary to store column information, and in Python 3.6 and earlier, dictionary iteration order was not guaranteed. So the injected schema sometimes listed columns in different orders. The LLM, being sensitive to prompt variations, produced slightly different SQL. The fix: sort the columns alphabetically when building the schema string. I also discovered that temperature was defaulting to 0.9 in one code path — I standardised temperature=0 across all LLM calls.</w:t>
+              <w:t xml:space="preserve">I added logging of the exact prompt sent and the exact response received for each call. Comparing two different runs for the same question, I noticed the prompt was actually slightly different — the schema extraction code was using a Python dictionary to store column information, and in Python 3.6 and earlier, dictionary iteration order was not guaranteed. </w:t>
+            </w:r>
+            <w:proofErr w:type="gramStart"/>
+            <w:r>
+              <w:rPr>
+                <w:rFonts w:ascii="Calibri" w:eastAsia="Calibri" w:hAnsi="Calibri" w:cs="Calibri"/>
+                <w:color w:val="111827"/>
+                <w:sz w:val="24"/>
+                <w:szCs w:val="24"/>
+              </w:rPr>
+              <w:t>So</w:t>
+            </w:r>
+            <w:proofErr w:type="gramEnd"/>
+            <w:r>
+              <w:rPr>
+                <w:rFonts w:ascii="Calibri" w:eastAsia="Calibri" w:hAnsi="Calibri" w:cs="Calibri"/>
+                <w:color w:val="111827"/>
+                <w:sz w:val="24"/>
+                <w:szCs w:val="24"/>
+              </w:rPr>
+              <w:t xml:space="preserve"> the injected schema sometimes listed columns in different orders. The LLM, being sensitive to prompt variations, produced slightly different SQL. The fix: sort the columns alphabetically when building the schema string. I also discovered that temperature was defaulting to 0.9 in one code path — I standardised temperature=0 across all LLM calls.</w:t>
             </w:r>
           </w:p>
         </w:tc>
       </w:tr>
       <w:tr>
-        <w:tblPrEx>
-          <w:tblCellMar>
-            <w:top w:w="0" w:type="dxa"/>
-            <w:bottom w:w="0" w:type="dxa"/>
-          </w:tblCellMar>
-        </w:tblPrEx>
         <w:tc>
           <w:tcPr>
             <w:tcW w:w="1200" w:type="dxa"/>
@@ -9209,12 +11855,6 @@
         <w:gridCol w:w="9360"/>
       </w:tblGrid>
       <w:tr>
-        <w:tblPrEx>
-          <w:tblCellMar>
-            <w:top w:w="0" w:type="dxa"/>
-            <w:bottom w:w="0" w:type="dxa"/>
-          </w:tblCellMar>
-        </w:tblPrEx>
         <w:tc>
           <w:tcPr>
             <w:tcW w:w="9360" w:type="dxa"/>
@@ -9307,12 +11947,6 @@
         <w:gridCol w:w="8160"/>
       </w:tblGrid>
       <w:tr>
-        <w:tblPrEx>
-          <w:tblCellMar>
-            <w:top w:w="0" w:type="dxa"/>
-            <w:bottom w:w="0" w:type="dxa"/>
-          </w:tblCellMar>
-        </w:tblPrEx>
         <w:tc>
           <w:tcPr>
             <w:tcW w:w="1200" w:type="dxa"/>
@@ -9398,12 +12032,6 @@
         </w:tc>
       </w:tr>
       <w:tr>
-        <w:tblPrEx>
-          <w:tblCellMar>
-            <w:top w:w="0" w:type="dxa"/>
-            <w:bottom w:w="0" w:type="dxa"/>
-          </w:tblCellMar>
-        </w:tblPrEx>
         <w:tc>
           <w:tcPr>
             <w:tcW w:w="1200" w:type="dxa"/>
@@ -9489,12 +12117,6 @@
         </w:tc>
       </w:tr>
       <w:tr>
-        <w:tblPrEx>
-          <w:tblCellMar>
-            <w:top w:w="0" w:type="dxa"/>
-            <w:bottom w:w="0" w:type="dxa"/>
-          </w:tblCellMar>
-        </w:tblPrEx>
         <w:tc>
           <w:tcPr>
             <w:tcW w:w="1200" w:type="dxa"/>
@@ -9574,18 +12196,32 @@
                 <w:sz w:val="24"/>
                 <w:szCs w:val="24"/>
               </w:rPr>
-              <w:t>I implemented defence in depth: (1) Input layer: Heuristic Risk Engine scans raw user input for SQL keywords and injection patterns before any LLM call. (2) Prompt layer: System prompt explicitly instructs the LLM to only generate SELECT queries and never DML. (3) Output layer: Generated SQL is validated and parsed with sqlparse before execution — verify it is exactly one SELECT statement. (4) Execution layer: Use Python's sqlite3 parameterized queries to prevent any remaining injection at the DB layer. (5) Auth layer: SHA-256 salted password hashing. (6) Rate limiter: Prevents brute force and abuse.</w:t>
+              <w:t xml:space="preserve">I implemented defence in depth: (1) Input layer: Heuristic Risk Engine scans raw user input for SQL keywords and injection patterns before any LLM call. (2) Prompt layer: System prompt explicitly instructs the LLM to only generate SELECT queries and never DML. (3) Output layer: Generated SQL is validated and parsed with </w:t>
+            </w:r>
+            <w:proofErr w:type="spellStart"/>
+            <w:r>
+              <w:rPr>
+                <w:rFonts w:ascii="Calibri" w:eastAsia="Calibri" w:hAnsi="Calibri" w:cs="Calibri"/>
+                <w:color w:val="111827"/>
+                <w:sz w:val="24"/>
+                <w:szCs w:val="24"/>
+              </w:rPr>
+              <w:t>sqlparse</w:t>
+            </w:r>
+            <w:proofErr w:type="spellEnd"/>
+            <w:r>
+              <w:rPr>
+                <w:rFonts w:ascii="Calibri" w:eastAsia="Calibri" w:hAnsi="Calibri" w:cs="Calibri"/>
+                <w:color w:val="111827"/>
+                <w:sz w:val="24"/>
+                <w:szCs w:val="24"/>
+              </w:rPr>
+              <w:t xml:space="preserve"> before execution — verify it is exactly one SELECT statement. (4) Execution layer: Use Python's sqlite3 parameterized queries to prevent any remaining injection at the DB layer. (5) Auth layer: SHA-256 salted password hashing. (6) Rate limiter: Prevents brute force and abuse.</w:t>
             </w:r>
           </w:p>
         </w:tc>
       </w:tr>
       <w:tr>
-        <w:tblPrEx>
-          <w:tblCellMar>
-            <w:top w:w="0" w:type="dxa"/>
-            <w:bottom w:w="0" w:type="dxa"/>
-          </w:tblCellMar>
-        </w:tblPrEx>
         <w:tc>
           <w:tcPr>
             <w:tcW w:w="1200" w:type="dxa"/>
@@ -9724,12 +12360,6 @@
         <w:gridCol w:w="9360"/>
       </w:tblGrid>
       <w:tr>
-        <w:tblPrEx>
-          <w:tblCellMar>
-            <w:top w:w="0" w:type="dxa"/>
-            <w:bottom w:w="0" w:type="dxa"/>
-          </w:tblCellMar>
-        </w:tblPrEx>
         <w:tc>
           <w:tcPr>
             <w:tcW w:w="9360" w:type="dxa"/>
@@ -9957,12 +12587,6 @@
         <w:gridCol w:w="9360"/>
       </w:tblGrid>
       <w:tr>
-        <w:tblPrEx>
-          <w:tblCellMar>
-            <w:top w:w="0" w:type="dxa"/>
-            <w:bottom w:w="0" w:type="dxa"/>
-          </w:tblCellMar>
-        </w:tblPrEx>
         <w:tc>
           <w:tcPr>
             <w:tcW w:w="9360" w:type="dxa"/>
@@ -10055,12 +12679,6 @@
         <w:gridCol w:w="3209"/>
       </w:tblGrid>
       <w:tr>
-        <w:tblPrEx>
-          <w:tblCellMar>
-            <w:top w:w="0" w:type="dxa"/>
-            <w:bottom w:w="0" w:type="dxa"/>
-          </w:tblCellMar>
-        </w:tblPrEx>
         <w:tc>
           <w:tcPr>
             <w:tcW w:w="2200" w:type="dxa"/>
@@ -10174,12 +12792,6 @@
         </w:tc>
       </w:tr>
       <w:tr>
-        <w:tblPrEx>
-          <w:tblCellMar>
-            <w:top w:w="0" w:type="dxa"/>
-            <w:bottom w:w="0" w:type="dxa"/>
-          </w:tblCellMar>
-        </w:tblPrEx>
         <w:tc>
           <w:tcPr>
             <w:tcW w:w="2200" w:type="dxa"/>
@@ -10287,12 +12899,6 @@
         </w:tc>
       </w:tr>
       <w:tr>
-        <w:tblPrEx>
-          <w:tblCellMar>
-            <w:top w:w="0" w:type="dxa"/>
-            <w:bottom w:w="0" w:type="dxa"/>
-          </w:tblCellMar>
-        </w:tblPrEx>
         <w:tc>
           <w:tcPr>
             <w:tcW w:w="2200" w:type="dxa"/>
@@ -10400,12 +13006,6 @@
         </w:tc>
       </w:tr>
       <w:tr>
-        <w:tblPrEx>
-          <w:tblCellMar>
-            <w:top w:w="0" w:type="dxa"/>
-            <w:bottom w:w="0" w:type="dxa"/>
-          </w:tblCellMar>
-        </w:tblPrEx>
         <w:tc>
           <w:tcPr>
             <w:tcW w:w="2200" w:type="dxa"/>
@@ -10513,12 +13113,6 @@
         </w:tc>
       </w:tr>
       <w:tr>
-        <w:tblPrEx>
-          <w:tblCellMar>
-            <w:top w:w="0" w:type="dxa"/>
-            <w:bottom w:w="0" w:type="dxa"/>
-          </w:tblCellMar>
-        </w:tblPrEx>
         <w:tc>
           <w:tcPr>
             <w:tcW w:w="2200" w:type="dxa"/>
@@ -10659,12 +13253,6 @@
         <w:gridCol w:w="9360"/>
       </w:tblGrid>
       <w:tr>
-        <w:tblPrEx>
-          <w:tblCellMar>
-            <w:top w:w="0" w:type="dxa"/>
-            <w:bottom w:w="0" w:type="dxa"/>
-          </w:tblCellMar>
-        </w:tblPrEx>
         <w:tc>
           <w:tcPr>
             <w:tcW w:w="9360" w:type="dxa"/>
@@ -10928,12 +13516,6 @@
         <w:gridCol w:w="9360"/>
       </w:tblGrid>
       <w:tr>
-        <w:tblPrEx>
-          <w:tblCellMar>
-            <w:top w:w="0" w:type="dxa"/>
-            <w:bottom w:w="0" w:type="dxa"/>
-          </w:tblCellMar>
-        </w:tblPrEx>
         <w:tc>
           <w:tcPr>
             <w:tcW w:w="9360" w:type="dxa"/>
@@ -11029,7 +13611,27 @@
           <w:sz w:val="24"/>
           <w:szCs w:val="24"/>
         </w:rPr>
-        <w:t>The basic unit LLMs process. Not the same as a word. 'Hello' = 1 token. 'Unbelievable' might = 3 tokens (Un-believ-able). On average, 1 token ~= 0.75 words in English. The Gemini API charges per token and has token limits per request.</w:t>
+        <w:t>The basic unit LLMs process. Not the same as a word. 'Hello' = 1 token. 'Unbelievable' might = 3 tokens (Un-</w:t>
+      </w:r>
+      <w:proofErr w:type="spellStart"/>
+      <w:r>
+        <w:rPr>
+          <w:rFonts w:ascii="Calibri" w:eastAsia="Calibri" w:hAnsi="Calibri" w:cs="Calibri"/>
+          <w:color w:val="111827"/>
+          <w:sz w:val="24"/>
+          <w:szCs w:val="24"/>
+        </w:rPr>
+        <w:t>believ</w:t>
+      </w:r>
+      <w:proofErr w:type="spellEnd"/>
+      <w:r>
+        <w:rPr>
+          <w:rFonts w:ascii="Calibri" w:eastAsia="Calibri" w:hAnsi="Calibri" w:cs="Calibri"/>
+          <w:color w:val="111827"/>
+          <w:sz w:val="24"/>
+          <w:szCs w:val="24"/>
+        </w:rPr>
+        <w:t>-able). On average, 1 token ~= 0.75 words in English. The Gemini API charges per token and has token limits per request.</w:t>
       </w:r>
     </w:p>
     <w:p>
@@ -11094,12 +13696,6 @@
         <w:gridCol w:w="9360"/>
       </w:tblGrid>
       <w:tr>
-        <w:tblPrEx>
-          <w:tblCellMar>
-            <w:top w:w="0" w:type="dxa"/>
-            <w:bottom w:w="0" w:type="dxa"/>
-          </w:tblCellMar>
-        </w:tblPrEx>
         <w:tc>
           <w:tcPr>
             <w:tcW w:w="9360" w:type="dxa"/>
@@ -11407,12 +14003,6 @@
         <w:gridCol w:w="9360"/>
       </w:tblGrid>
       <w:tr>
-        <w:tblPrEx>
-          <w:tblCellMar>
-            <w:top w:w="0" w:type="dxa"/>
-            <w:bottom w:w="0" w:type="dxa"/>
-          </w:tblCellMar>
-        </w:tblPrEx>
         <w:tc>
           <w:tcPr>
             <w:tcW w:w="9360" w:type="dxa"/>
@@ -11509,7 +14099,27 @@
           <w:sz w:val="24"/>
           <w:szCs w:val="24"/>
         </w:rPr>
-        <w:t>Self-contained, file-based, zero-configuration, full SQL support, built into Python's stdlib (sqlite3 module). Perfect for a standalone demo project — no separate database server needed. Read performance is excellent for small-to-medium datasets.</w:t>
+        <w:t xml:space="preserve">Self-contained, file-based, zero-configuration, full SQL support, built into Python's </w:t>
+      </w:r>
+      <w:proofErr w:type="spellStart"/>
+      <w:r>
+        <w:rPr>
+          <w:rFonts w:ascii="Calibri" w:eastAsia="Calibri" w:hAnsi="Calibri" w:cs="Calibri"/>
+          <w:color w:val="111827"/>
+          <w:sz w:val="24"/>
+          <w:szCs w:val="24"/>
+        </w:rPr>
+        <w:t>stdlib</w:t>
+      </w:r>
+      <w:proofErr w:type="spellEnd"/>
+      <w:r>
+        <w:rPr>
+          <w:rFonts w:ascii="Calibri" w:eastAsia="Calibri" w:hAnsi="Calibri" w:cs="Calibri"/>
+          <w:color w:val="111827"/>
+          <w:sz w:val="24"/>
+          <w:szCs w:val="24"/>
+        </w:rPr>
+        <w:t xml:space="preserve"> (sqlite3 module). Perfect for a standalone demo project — no separate database server needed. Read performance is excellent for small-to-medium datasets.</w:t>
       </w:r>
     </w:p>
     <w:p>
@@ -11552,7 +14162,27 @@
           <w:sz w:val="24"/>
           <w:szCs w:val="24"/>
         </w:rPr>
-        <w:t>Change the database connection from sqlite3 to psycopg2 (PostgreSQL Python driver) or SQLAlchemy ORM</w:t>
+        <w:t xml:space="preserve">Change the database connection from sqlite3 to psycopg2 (PostgreSQL Python driver) or </w:t>
+      </w:r>
+      <w:proofErr w:type="spellStart"/>
+      <w:r>
+        <w:rPr>
+          <w:rFonts w:ascii="Calibri" w:eastAsia="Calibri" w:hAnsi="Calibri" w:cs="Calibri"/>
+          <w:color w:val="111827"/>
+          <w:sz w:val="24"/>
+          <w:szCs w:val="24"/>
+        </w:rPr>
+        <w:t>SQLAlchemy</w:t>
+      </w:r>
+      <w:proofErr w:type="spellEnd"/>
+      <w:r>
+        <w:rPr>
+          <w:rFonts w:ascii="Calibri" w:eastAsia="Calibri" w:hAnsi="Calibri" w:cs="Calibri"/>
+          <w:color w:val="111827"/>
+          <w:sz w:val="24"/>
+          <w:szCs w:val="24"/>
+        </w:rPr>
+        <w:t xml:space="preserve"> ORM</w:t>
       </w:r>
     </w:p>
     <w:p>
@@ -11575,8 +14205,50 @@
           <w:sz w:val="24"/>
           <w:szCs w:val="24"/>
         </w:rPr>
-        <w:t>Update schema extraction code — SQLite uses PRAGMA table_info, PostgreSQL uses information_schema.columns</w:t>
-      </w:r>
+        <w:t xml:space="preserve">Update schema extraction code — SQLite uses PRAGMA </w:t>
+      </w:r>
+      <w:proofErr w:type="spellStart"/>
+      <w:r>
+        <w:rPr>
+          <w:rFonts w:ascii="Calibri" w:eastAsia="Calibri" w:hAnsi="Calibri" w:cs="Calibri"/>
+          <w:color w:val="111827"/>
+          <w:sz w:val="24"/>
+          <w:szCs w:val="24"/>
+        </w:rPr>
+        <w:t>table_info</w:t>
+      </w:r>
+      <w:proofErr w:type="spellEnd"/>
+      <w:r>
+        <w:rPr>
+          <w:rFonts w:ascii="Calibri" w:eastAsia="Calibri" w:hAnsi="Calibri" w:cs="Calibri"/>
+          <w:color w:val="111827"/>
+          <w:sz w:val="24"/>
+          <w:szCs w:val="24"/>
+        </w:rPr>
+        <w:t xml:space="preserve">, PostgreSQL uses </w:t>
+      </w:r>
+      <w:proofErr w:type="spellStart"/>
+      <w:r>
+        <w:rPr>
+          <w:rFonts w:ascii="Calibri" w:eastAsia="Calibri" w:hAnsi="Calibri" w:cs="Calibri"/>
+          <w:color w:val="111827"/>
+          <w:sz w:val="24"/>
+          <w:szCs w:val="24"/>
+        </w:rPr>
+        <w:t>information_</w:t>
+      </w:r>
+      <w:proofErr w:type="gramStart"/>
+      <w:r>
+        <w:rPr>
+          <w:rFonts w:ascii="Calibri" w:eastAsia="Calibri" w:hAnsi="Calibri" w:cs="Calibri"/>
+          <w:color w:val="111827"/>
+          <w:sz w:val="24"/>
+          <w:szCs w:val="24"/>
+        </w:rPr>
+        <w:t>schema.columns</w:t>
+      </w:r>
+      <w:proofErr w:type="spellEnd"/>
+      <w:proofErr w:type="gramEnd"/>
     </w:p>
     <w:p>
       <w:pPr>
@@ -11598,7 +14270,38 @@
           <w:sz w:val="24"/>
           <w:szCs w:val="24"/>
         </w:rPr>
-        <w:t>Update a few syntax differences — SQLite's strftime() vs PostgreSQL's EXTRACT/DATE_TRUNC for date operations</w:t>
+        <w:t xml:space="preserve">Update a few syntax differences — SQLite's </w:t>
+      </w:r>
+      <w:proofErr w:type="spellStart"/>
+      <w:proofErr w:type="gramStart"/>
+      <w:r>
+        <w:rPr>
+          <w:rFonts w:ascii="Calibri" w:eastAsia="Calibri" w:hAnsi="Calibri" w:cs="Calibri"/>
+          <w:color w:val="111827"/>
+          <w:sz w:val="24"/>
+          <w:szCs w:val="24"/>
+        </w:rPr>
+        <w:t>strftime</w:t>
+      </w:r>
+      <w:proofErr w:type="spellEnd"/>
+      <w:r>
+        <w:rPr>
+          <w:rFonts w:ascii="Calibri" w:eastAsia="Calibri" w:hAnsi="Calibri" w:cs="Calibri"/>
+          <w:color w:val="111827"/>
+          <w:sz w:val="24"/>
+          <w:szCs w:val="24"/>
+        </w:rPr>
+        <w:t>(</w:t>
+      </w:r>
+      <w:proofErr w:type="gramEnd"/>
+      <w:r>
+        <w:rPr>
+          <w:rFonts w:ascii="Calibri" w:eastAsia="Calibri" w:hAnsi="Calibri" w:cs="Calibri"/>
+          <w:color w:val="111827"/>
+          <w:sz w:val="24"/>
+          <w:szCs w:val="24"/>
+        </w:rPr>
+        <w:t>) vs PostgreSQL's EXTRACT/DATE_TRUNC for date operations</w:t>
       </w:r>
     </w:p>
     <w:p>
@@ -11621,7 +14324,47 @@
           <w:sz w:val="24"/>
           <w:szCs w:val="24"/>
         </w:rPr>
-        <w:t>Add connection pooling (SQLAlchemy's connection pool or pgBouncer for high concurrency)</w:t>
+        <w:t>Add connection pooling (</w:t>
+      </w:r>
+      <w:proofErr w:type="spellStart"/>
+      <w:r>
+        <w:rPr>
+          <w:rFonts w:ascii="Calibri" w:eastAsia="Calibri" w:hAnsi="Calibri" w:cs="Calibri"/>
+          <w:color w:val="111827"/>
+          <w:sz w:val="24"/>
+          <w:szCs w:val="24"/>
+        </w:rPr>
+        <w:t>SQLAlchemy's</w:t>
+      </w:r>
+      <w:proofErr w:type="spellEnd"/>
+      <w:r>
+        <w:rPr>
+          <w:rFonts w:ascii="Calibri" w:eastAsia="Calibri" w:hAnsi="Calibri" w:cs="Calibri"/>
+          <w:color w:val="111827"/>
+          <w:sz w:val="24"/>
+          <w:szCs w:val="24"/>
+        </w:rPr>
+        <w:t xml:space="preserve"> connection pool or </w:t>
+      </w:r>
+      <w:proofErr w:type="spellStart"/>
+      <w:r>
+        <w:rPr>
+          <w:rFonts w:ascii="Calibri" w:eastAsia="Calibri" w:hAnsi="Calibri" w:cs="Calibri"/>
+          <w:color w:val="111827"/>
+          <w:sz w:val="24"/>
+          <w:szCs w:val="24"/>
+        </w:rPr>
+        <w:t>pgBouncer</w:t>
+      </w:r>
+      <w:proofErr w:type="spellEnd"/>
+      <w:r>
+        <w:rPr>
+          <w:rFonts w:ascii="Calibri" w:eastAsia="Calibri" w:hAnsi="Calibri" w:cs="Calibri"/>
+          <w:color w:val="111827"/>
+          <w:sz w:val="24"/>
+          <w:szCs w:val="24"/>
+        </w:rPr>
+        <w:t xml:space="preserve"> for high concurrency)</w:t>
       </w:r>
     </w:p>
     <w:p>
@@ -11641,7 +14384,31 @@
           <w:sz w:val="24"/>
           <w:szCs w:val="24"/>
         </w:rPr>
-        <w:t xml:space="preserve">The NL2SQL LangChain pipeline is database-agnostic </w:t>
+        <w:t xml:space="preserve">The NL2SQL </w:t>
+      </w:r>
+      <w:proofErr w:type="spellStart"/>
+      <w:r>
+        <w:rPr>
+          <w:rFonts w:ascii="Calibri" w:eastAsia="Calibri" w:hAnsi="Calibri" w:cs="Calibri"/>
+          <w:b/>
+          <w:bCs/>
+          <w:color w:val="1B2A4A"/>
+          <w:sz w:val="24"/>
+          <w:szCs w:val="24"/>
+        </w:rPr>
+        <w:t>LangChain</w:t>
+      </w:r>
+      <w:proofErr w:type="spellEnd"/>
+      <w:r>
+        <w:rPr>
+          <w:rFonts w:ascii="Calibri" w:eastAsia="Calibri" w:hAnsi="Calibri" w:cs="Calibri"/>
+          <w:b/>
+          <w:bCs/>
+          <w:color w:val="1B2A4A"/>
+          <w:sz w:val="24"/>
+          <w:szCs w:val="24"/>
+        </w:rPr>
+        <w:t xml:space="preserve"> pipeline is database-agnostic </w:t>
       </w:r>
       <w:r>
         <w:rPr>
@@ -11686,12 +14453,6 @@
         <w:gridCol w:w="9360"/>
       </w:tblGrid>
       <w:tr>
-        <w:tblPrEx>
-          <w:tblCellMar>
-            <w:top w:w="0" w:type="dxa"/>
-            <w:bottom w:w="0" w:type="dxa"/>
-          </w:tblCellMar>
-        </w:tblPrEx>
         <w:tc>
           <w:tcPr>
             <w:tcW w:w="9360" w:type="dxa"/>
@@ -11792,7 +14553,27 @@
           <w:sz w:val="24"/>
           <w:szCs w:val="24"/>
         </w:rPr>
-        <w:t>Wrap the pipeline in a FastAPI REST endpoint. Stateless — any server can handle any request. Deploy multiple instances behind a load balancer (NGINX/AWS ALB).</w:t>
+        <w:t xml:space="preserve">Wrap the pipeline in a </w:t>
+      </w:r>
+      <w:proofErr w:type="spellStart"/>
+      <w:r>
+        <w:rPr>
+          <w:rFonts w:ascii="Calibri" w:eastAsia="Calibri" w:hAnsi="Calibri" w:cs="Calibri"/>
+          <w:color w:val="111827"/>
+          <w:sz w:val="24"/>
+          <w:szCs w:val="24"/>
+        </w:rPr>
+        <w:t>FastAPI</w:t>
+      </w:r>
+      <w:proofErr w:type="spellEnd"/>
+      <w:r>
+        <w:rPr>
+          <w:rFonts w:ascii="Calibri" w:eastAsia="Calibri" w:hAnsi="Calibri" w:cs="Calibri"/>
+          <w:color w:val="111827"/>
+          <w:sz w:val="24"/>
+          <w:szCs w:val="24"/>
+        </w:rPr>
+        <w:t xml:space="preserve"> REST endpoint. Stateless — any server can handle any request. Deploy multiple instances behind a load balancer (NGINX/AWS ALB).</w:t>
       </w:r>
     </w:p>
     <w:p>
@@ -11826,7 +14607,47 @@
           <w:sz w:val="24"/>
           <w:szCs w:val="24"/>
         </w:rPr>
-        <w:t>The Gemini API call is I/O-bound. Use Python's asyncio and the async LangChain client to handle many concurrent requests on fewer threads — much higher throughput than synchronous calls.</w:t>
+        <w:t xml:space="preserve">The Gemini API call is I/O-bound. Use Python's </w:t>
+      </w:r>
+      <w:proofErr w:type="spellStart"/>
+      <w:r>
+        <w:rPr>
+          <w:rFonts w:ascii="Calibri" w:eastAsia="Calibri" w:hAnsi="Calibri" w:cs="Calibri"/>
+          <w:color w:val="111827"/>
+          <w:sz w:val="24"/>
+          <w:szCs w:val="24"/>
+        </w:rPr>
+        <w:t>asyncio</w:t>
+      </w:r>
+      <w:proofErr w:type="spellEnd"/>
+      <w:r>
+        <w:rPr>
+          <w:rFonts w:ascii="Calibri" w:eastAsia="Calibri" w:hAnsi="Calibri" w:cs="Calibri"/>
+          <w:color w:val="111827"/>
+          <w:sz w:val="24"/>
+          <w:szCs w:val="24"/>
+        </w:rPr>
+        <w:t xml:space="preserve"> and the async </w:t>
+      </w:r>
+      <w:proofErr w:type="spellStart"/>
+      <w:r>
+        <w:rPr>
+          <w:rFonts w:ascii="Calibri" w:eastAsia="Calibri" w:hAnsi="Calibri" w:cs="Calibri"/>
+          <w:color w:val="111827"/>
+          <w:sz w:val="24"/>
+          <w:szCs w:val="24"/>
+        </w:rPr>
+        <w:t>LangChain</w:t>
+      </w:r>
+      <w:proofErr w:type="spellEnd"/>
+      <w:r>
+        <w:rPr>
+          <w:rFonts w:ascii="Calibri" w:eastAsia="Calibri" w:hAnsi="Calibri" w:cs="Calibri"/>
+          <w:color w:val="111827"/>
+          <w:sz w:val="24"/>
+          <w:szCs w:val="24"/>
+        </w:rPr>
+        <w:t xml:space="preserve"> client to handle many concurrent requests on fewer threads — much higher throughput than synchronous calls.</w:t>
       </w:r>
     </w:p>
     <w:p>
@@ -11984,12 +14805,6 @@
         <w:gridCol w:w="9360"/>
       </w:tblGrid>
       <w:tr>
-        <w:tblPrEx>
-          <w:tblCellMar>
-            <w:top w:w="0" w:type="dxa"/>
-            <w:bottom w:w="0" w:type="dxa"/>
-          </w:tblCellMar>
-        </w:tblPrEx>
         <w:tc>
           <w:tcPr>
             <w:tcW w:w="9360" w:type="dxa"/>
@@ -12082,12 +14897,6 @@
         <w:gridCol w:w="3120"/>
       </w:tblGrid>
       <w:tr>
-        <w:tblPrEx>
-          <w:tblCellMar>
-            <w:top w:w="0" w:type="dxa"/>
-            <w:bottom w:w="0" w:type="dxa"/>
-          </w:tblCellMar>
-        </w:tblPrEx>
         <w:tc>
           <w:tcPr>
             <w:tcW w:w="2000" w:type="dxa"/>
@@ -12201,12 +15010,6 @@
         </w:tc>
       </w:tr>
       <w:tr>
-        <w:tblPrEx>
-          <w:tblCellMar>
-            <w:top w:w="0" w:type="dxa"/>
-            <w:bottom w:w="0" w:type="dxa"/>
-          </w:tblCellMar>
-        </w:tblPrEx>
         <w:tc>
           <w:tcPr>
             <w:tcW w:w="2000" w:type="dxa"/>
@@ -12273,7 +15076,27 @@
                 <w:sz w:val="22"/>
                 <w:szCs w:val="22"/>
               </w:rPr>
-              <w:t xml:space="preserve">Free tier available. Large context window (1M tokens). Strong multilingual capability. LangChain integration. Fast </w:t>
+              <w:t xml:space="preserve">Free tier available. Large context window (1M tokens). Strong multilingual capability. </w:t>
+            </w:r>
+            <w:proofErr w:type="spellStart"/>
+            <w:r>
+              <w:rPr>
+                <w:rFonts w:ascii="Calibri" w:eastAsia="Calibri" w:hAnsi="Calibri" w:cs="Calibri"/>
+                <w:color w:val="111827"/>
+                <w:sz w:val="22"/>
+                <w:szCs w:val="22"/>
+              </w:rPr>
+              <w:t>LangChain</w:t>
+            </w:r>
+            <w:proofErr w:type="spellEnd"/>
+            <w:r>
+              <w:rPr>
+                <w:rFonts w:ascii="Calibri" w:eastAsia="Calibri" w:hAnsi="Calibri" w:cs="Calibri"/>
+                <w:color w:val="111827"/>
+                <w:sz w:val="22"/>
+                <w:szCs w:val="22"/>
+              </w:rPr>
+              <w:t xml:space="preserve"> integration. Fast </w:t>
             </w:r>
             <w:r>
               <w:rPr>
@@ -12325,12 +15148,6 @@
         </w:tc>
       </w:tr>
       <w:tr>
-        <w:tblPrEx>
-          <w:tblCellMar>
-            <w:top w:w="0" w:type="dxa"/>
-            <w:bottom w:w="0" w:type="dxa"/>
-          </w:tblCellMar>
-        </w:tblPrEx>
         <w:tc>
           <w:tcPr>
             <w:tcW w:w="2000" w:type="dxa"/>
@@ -12397,7 +15214,27 @@
                 <w:sz w:val="22"/>
                 <w:szCs w:val="22"/>
               </w:rPr>
-              <w:t>State-of-the-art quality. Excellent SQL generation. More expensive. Paid API only. Same LangChain integration.</w:t>
+              <w:t xml:space="preserve">State-of-the-art quality. Excellent SQL generation. More expensive. Paid API only. Same </w:t>
+            </w:r>
+            <w:proofErr w:type="spellStart"/>
+            <w:r>
+              <w:rPr>
+                <w:rFonts w:ascii="Calibri" w:eastAsia="Calibri" w:hAnsi="Calibri" w:cs="Calibri"/>
+                <w:color w:val="111827"/>
+                <w:sz w:val="22"/>
+                <w:szCs w:val="22"/>
+              </w:rPr>
+              <w:t>LangChain</w:t>
+            </w:r>
+            <w:proofErr w:type="spellEnd"/>
+            <w:r>
+              <w:rPr>
+                <w:rFonts w:ascii="Calibri" w:eastAsia="Calibri" w:hAnsi="Calibri" w:cs="Calibri"/>
+                <w:color w:val="111827"/>
+                <w:sz w:val="22"/>
+                <w:szCs w:val="22"/>
+              </w:rPr>
+              <w:t xml:space="preserve"> integration.</w:t>
             </w:r>
           </w:p>
         </w:tc>
@@ -12438,12 +15275,6 @@
         </w:tc>
       </w:tr>
       <w:tr>
-        <w:tblPrEx>
-          <w:tblCellMar>
-            <w:top w:w="0" w:type="dxa"/>
-            <w:bottom w:w="0" w:type="dxa"/>
-          </w:tblCellMar>
-        </w:tblPrEx>
         <w:tc>
           <w:tcPr>
             <w:tcW w:w="2000" w:type="dxa"/>
@@ -12468,6 +15299,7 @@
                 <w:szCs w:val="22"/>
               </w:rPr>
             </w:pPr>
+            <w:proofErr w:type="spellStart"/>
             <w:r>
               <w:rPr>
                 <w:rFonts w:ascii="Calibri" w:eastAsia="Calibri" w:hAnsi="Calibri" w:cs="Calibri"/>
@@ -12475,7 +15307,17 @@
                 <w:sz w:val="22"/>
                 <w:szCs w:val="22"/>
               </w:rPr>
-              <w:t>LLaMA 3 (Meta, local)</w:t>
+              <w:t>LLaMA</w:t>
+            </w:r>
+            <w:proofErr w:type="spellEnd"/>
+            <w:r>
+              <w:rPr>
+                <w:rFonts w:ascii="Calibri" w:eastAsia="Calibri" w:hAnsi="Calibri" w:cs="Calibri"/>
+                <w:color w:val="111827"/>
+                <w:sz w:val="22"/>
+                <w:szCs w:val="22"/>
+              </w:rPr>
+              <w:t xml:space="preserve"> 3 (Meta, local)</w:t>
             </w:r>
           </w:p>
         </w:tc>
@@ -12551,12 +15393,6 @@
         </w:tc>
       </w:tr>
       <w:tr>
-        <w:tblPrEx>
-          <w:tblCellMar>
-            <w:top w:w="0" w:type="dxa"/>
-            <w:bottom w:w="0" w:type="dxa"/>
-          </w:tblCellMar>
-        </w:tblPrEx>
         <w:tc>
           <w:tcPr>
             <w:tcW w:w="2000" w:type="dxa"/>
@@ -12664,12 +15500,6 @@
         </w:tc>
       </w:tr>
       <w:tr>
-        <w:tblPrEx>
-          <w:tblCellMar>
-            <w:top w:w="0" w:type="dxa"/>
-            <w:bottom w:w="0" w:type="dxa"/>
-          </w:tblCellMar>
-        </w:tblPrEx>
         <w:tc>
           <w:tcPr>
             <w:tcW w:w="2000" w:type="dxa"/>
@@ -12881,12 +15711,6 @@
         <w:gridCol w:w="9360"/>
       </w:tblGrid>
       <w:tr>
-        <w:tblPrEx>
-          <w:tblCellMar>
-            <w:top w:w="0" w:type="dxa"/>
-            <w:bottom w:w="0" w:type="dxa"/>
-          </w:tblCellMar>
-        </w:tblPrEx>
         <w:tc>
           <w:tcPr>
             <w:tcW w:w="9360" w:type="dxa"/>
@@ -12987,7 +15811,27 @@
           <w:sz w:val="24"/>
           <w:szCs w:val="24"/>
         </w:rPr>
-        <w:t>The system is only as good as Gemini's SQL generation. Gemini API outage = system down. Mitigation: implement a fallback to a local LLaMA model for basic queries.</w:t>
+        <w:t xml:space="preserve">The system is only as good as Gemini's SQL generation. Gemini API outage = system down. Mitigation: implement a fallback to a local </w:t>
+      </w:r>
+      <w:proofErr w:type="spellStart"/>
+      <w:r>
+        <w:rPr>
+          <w:rFonts w:ascii="Calibri" w:eastAsia="Calibri" w:hAnsi="Calibri" w:cs="Calibri"/>
+          <w:color w:val="111827"/>
+          <w:sz w:val="24"/>
+          <w:szCs w:val="24"/>
+        </w:rPr>
+        <w:t>LLaMA</w:t>
+      </w:r>
+      <w:proofErr w:type="spellEnd"/>
+      <w:r>
+        <w:rPr>
+          <w:rFonts w:ascii="Calibri" w:eastAsia="Calibri" w:hAnsi="Calibri" w:cs="Calibri"/>
+          <w:color w:val="111827"/>
+          <w:sz w:val="24"/>
+          <w:szCs w:val="24"/>
+        </w:rPr>
+        <w:t xml:space="preserve"> model for basic queries.</w:t>
       </w:r>
     </w:p>
     <w:p>
@@ -13114,16 +15958,60 @@
           <w:sz w:val="24"/>
           <w:szCs w:val="24"/>
         </w:rPr>
-        <w:t xml:space="preserve">SHA-256 vs bcrypt: </w:t>
-      </w:r>
-      <w:r>
-        <w:rPr>
-          <w:rFonts w:ascii="Calibri" w:eastAsia="Calibri" w:hAnsi="Calibri" w:cs="Calibri"/>
-          <w:color w:val="111827"/>
-          <w:sz w:val="24"/>
-          <w:szCs w:val="24"/>
-        </w:rPr>
-        <w:t>As discussed, bcrypt/Argon2 would be more appropriate for production password hashing. SHA-256 with salt is better than unsalted but not industry standard for passwords.</w:t>
+        <w:t xml:space="preserve">SHA-256 vs </w:t>
+      </w:r>
+      <w:proofErr w:type="spellStart"/>
+      <w:r>
+        <w:rPr>
+          <w:rFonts w:ascii="Calibri" w:eastAsia="Calibri" w:hAnsi="Calibri" w:cs="Calibri"/>
+          <w:b/>
+          <w:bCs/>
+          <w:color w:val="1B2A4A"/>
+          <w:sz w:val="24"/>
+          <w:szCs w:val="24"/>
+        </w:rPr>
+        <w:t>bcrypt</w:t>
+      </w:r>
+      <w:proofErr w:type="spellEnd"/>
+      <w:r>
+        <w:rPr>
+          <w:rFonts w:ascii="Calibri" w:eastAsia="Calibri" w:hAnsi="Calibri" w:cs="Calibri"/>
+          <w:b/>
+          <w:bCs/>
+          <w:color w:val="1B2A4A"/>
+          <w:sz w:val="24"/>
+          <w:szCs w:val="24"/>
+        </w:rPr>
+        <w:t xml:space="preserve">: </w:t>
+      </w:r>
+      <w:r>
+        <w:rPr>
+          <w:rFonts w:ascii="Calibri" w:eastAsia="Calibri" w:hAnsi="Calibri" w:cs="Calibri"/>
+          <w:color w:val="111827"/>
+          <w:sz w:val="24"/>
+          <w:szCs w:val="24"/>
+        </w:rPr>
+        <w:t xml:space="preserve">As discussed, </w:t>
+      </w:r>
+      <w:proofErr w:type="spellStart"/>
+      <w:r>
+        <w:rPr>
+          <w:rFonts w:ascii="Calibri" w:eastAsia="Calibri" w:hAnsi="Calibri" w:cs="Calibri"/>
+          <w:color w:val="111827"/>
+          <w:sz w:val="24"/>
+          <w:szCs w:val="24"/>
+        </w:rPr>
+        <w:t>bcrypt</w:t>
+      </w:r>
+      <w:proofErr w:type="spellEnd"/>
+      <w:r>
+        <w:rPr>
+          <w:rFonts w:ascii="Calibri" w:eastAsia="Calibri" w:hAnsi="Calibri" w:cs="Calibri"/>
+          <w:color w:val="111827"/>
+          <w:sz w:val="24"/>
+          <w:szCs w:val="24"/>
+        </w:rPr>
+        <w:t>/Argon2 would be more appropriate for production password hashing. SHA-256 with salt is better than unsalted but not industry standard for passwords.</w:t>
       </w:r>
     </w:p>
     <w:p>
@@ -13213,12 +16101,6 @@
         <w:gridCol w:w="9360"/>
       </w:tblGrid>
       <w:tr>
-        <w:tblPrEx>
-          <w:tblCellMar>
-            <w:top w:w="0" w:type="dxa"/>
-            <w:bottom w:w="0" w:type="dxa"/>
-          </w:tblCellMar>
-        </w:tblPrEx>
         <w:tc>
           <w:tcPr>
             <w:tcW w:w="9360" w:type="dxa"/>
@@ -13456,7 +16338,67 @@
           <w:sz w:val="24"/>
           <w:szCs w:val="24"/>
         </w:rPr>
-        <w:t>The NL2SQL system is only as good as the database schema design. Well-named columns and tables (customer_name not cn, purchase_date not pd) dramatically improve accuracy without any prompt changes.</w:t>
+        <w:t>The NL2SQL system is only as good as the database schema design. Well-named columns and tables (</w:t>
+      </w:r>
+      <w:proofErr w:type="spellStart"/>
+      <w:r>
+        <w:rPr>
+          <w:rFonts w:ascii="Calibri" w:eastAsia="Calibri" w:hAnsi="Calibri" w:cs="Calibri"/>
+          <w:color w:val="111827"/>
+          <w:sz w:val="24"/>
+          <w:szCs w:val="24"/>
+        </w:rPr>
+        <w:t>customer_name</w:t>
+      </w:r>
+      <w:proofErr w:type="spellEnd"/>
+      <w:r>
+        <w:rPr>
+          <w:rFonts w:ascii="Calibri" w:eastAsia="Calibri" w:hAnsi="Calibri" w:cs="Calibri"/>
+          <w:color w:val="111827"/>
+          <w:sz w:val="24"/>
+          <w:szCs w:val="24"/>
+        </w:rPr>
+        <w:t xml:space="preserve"> not </w:t>
+      </w:r>
+      <w:proofErr w:type="spellStart"/>
+      <w:r>
+        <w:rPr>
+          <w:rFonts w:ascii="Calibri" w:eastAsia="Calibri" w:hAnsi="Calibri" w:cs="Calibri"/>
+          <w:color w:val="111827"/>
+          <w:sz w:val="24"/>
+          <w:szCs w:val="24"/>
+        </w:rPr>
+        <w:t>cn</w:t>
+      </w:r>
+      <w:proofErr w:type="spellEnd"/>
+      <w:r>
+        <w:rPr>
+          <w:rFonts w:ascii="Calibri" w:eastAsia="Calibri" w:hAnsi="Calibri" w:cs="Calibri"/>
+          <w:color w:val="111827"/>
+          <w:sz w:val="24"/>
+          <w:szCs w:val="24"/>
+        </w:rPr>
+        <w:t xml:space="preserve">, </w:t>
+      </w:r>
+      <w:proofErr w:type="spellStart"/>
+      <w:r>
+        <w:rPr>
+          <w:rFonts w:ascii="Calibri" w:eastAsia="Calibri" w:hAnsi="Calibri" w:cs="Calibri"/>
+          <w:color w:val="111827"/>
+          <w:sz w:val="24"/>
+          <w:szCs w:val="24"/>
+        </w:rPr>
+        <w:t>purchase_date</w:t>
+      </w:r>
+      <w:proofErr w:type="spellEnd"/>
+      <w:r>
+        <w:rPr>
+          <w:rFonts w:ascii="Calibri" w:eastAsia="Calibri" w:hAnsi="Calibri" w:cs="Calibri"/>
+          <w:color w:val="111827"/>
+          <w:sz w:val="24"/>
+          <w:szCs w:val="24"/>
+        </w:rPr>
+        <w:t xml:space="preserve"> not pd) dramatically improve accuracy without any prompt changes.</w:t>
       </w:r>
     </w:p>
     <w:p>
@@ -13512,12 +16454,6 @@
         <w:gridCol w:w="9360"/>
       </w:tblGrid>
       <w:tr>
-        <w:tblPrEx>
-          <w:tblCellMar>
-            <w:top w:w="0" w:type="dxa"/>
-            <w:bottom w:w="0" w:type="dxa"/>
-          </w:tblCellMar>
-        </w:tblPrEx>
         <w:tc>
           <w:tcPr>
             <w:tcW w:w="9360" w:type="dxa"/>
@@ -13618,7 +16554,27 @@
           <w:sz w:val="24"/>
           <w:szCs w:val="24"/>
         </w:rPr>
-        <w:t>Add a vector database (ChromaDB, Pinecone) storing business glossary documents ('revenue = price * quantity - discounts'). When a query involves business terms not in the schema, retrieve relevant definitions to inject into the prompt.</w:t>
+        <w:t>Add a vector database (</w:t>
+      </w:r>
+      <w:proofErr w:type="spellStart"/>
+      <w:r>
+        <w:rPr>
+          <w:rFonts w:ascii="Calibri" w:eastAsia="Calibri" w:hAnsi="Calibri" w:cs="Calibri"/>
+          <w:color w:val="111827"/>
+          <w:sz w:val="24"/>
+          <w:szCs w:val="24"/>
+        </w:rPr>
+        <w:t>ChromaDB</w:t>
+      </w:r>
+      <w:proofErr w:type="spellEnd"/>
+      <w:r>
+        <w:rPr>
+          <w:rFonts w:ascii="Calibri" w:eastAsia="Calibri" w:hAnsi="Calibri" w:cs="Calibri"/>
+          <w:color w:val="111827"/>
+          <w:sz w:val="24"/>
+          <w:szCs w:val="24"/>
+        </w:rPr>
+        <w:t>, Pinecone) storing business glossary documents ('revenue = price * quantity - discounts'). When a query involves business terms not in the schema, retrieve relevant definitions to inject into the prompt.</w:t>
       </w:r>
     </w:p>
     <w:p>
@@ -13652,7 +16608,27 @@
           <w:sz w:val="24"/>
           <w:szCs w:val="24"/>
         </w:rPr>
-        <w:t>Collect 500+ question-SQL pairs specific to the target database. Fine-tune a smaller model (like Gemini Nano or LLaMA 7B) — would dramatically improve accuracy for that specific schema while reducing cost.</w:t>
+        <w:t xml:space="preserve">Collect 500+ question-SQL pairs specific to the target database. Fine-tune a smaller model (like Gemini Nano or </w:t>
+      </w:r>
+      <w:proofErr w:type="spellStart"/>
+      <w:r>
+        <w:rPr>
+          <w:rFonts w:ascii="Calibri" w:eastAsia="Calibri" w:hAnsi="Calibri" w:cs="Calibri"/>
+          <w:color w:val="111827"/>
+          <w:sz w:val="24"/>
+          <w:szCs w:val="24"/>
+        </w:rPr>
+        <w:t>LLaMA</w:t>
+      </w:r>
+      <w:proofErr w:type="spellEnd"/>
+      <w:r>
+        <w:rPr>
+          <w:rFonts w:ascii="Calibri" w:eastAsia="Calibri" w:hAnsi="Calibri" w:cs="Calibri"/>
+          <w:color w:val="111827"/>
+          <w:sz w:val="24"/>
+          <w:szCs w:val="24"/>
+        </w:rPr>
+        <w:t xml:space="preserve"> 7B) — would dramatically improve accuracy for that specific schema while reducing cost.</w:t>
       </w:r>
     </w:p>
     <w:p>
@@ -13686,7 +16662,47 @@
           <w:sz w:val="24"/>
           <w:szCs w:val="24"/>
         </w:rPr>
-        <w:t>Current system handles one question at a time. Add LangChain's ConversationBufferMemory to support follow-up questions: 'Show top 5 products.' → 'Now show me the same for last year.' The LLM would maintain context across turns.</w:t>
+        <w:t xml:space="preserve">Current system handles one question at a time. Add </w:t>
+      </w:r>
+      <w:proofErr w:type="spellStart"/>
+      <w:r>
+        <w:rPr>
+          <w:rFonts w:ascii="Calibri" w:eastAsia="Calibri" w:hAnsi="Calibri" w:cs="Calibri"/>
+          <w:color w:val="111827"/>
+          <w:sz w:val="24"/>
+          <w:szCs w:val="24"/>
+        </w:rPr>
+        <w:t>LangChain's</w:t>
+      </w:r>
+      <w:proofErr w:type="spellEnd"/>
+      <w:r>
+        <w:rPr>
+          <w:rFonts w:ascii="Calibri" w:eastAsia="Calibri" w:hAnsi="Calibri" w:cs="Calibri"/>
+          <w:color w:val="111827"/>
+          <w:sz w:val="24"/>
+          <w:szCs w:val="24"/>
+        </w:rPr>
+        <w:t xml:space="preserve"> </w:t>
+      </w:r>
+      <w:proofErr w:type="spellStart"/>
+      <w:r>
+        <w:rPr>
+          <w:rFonts w:ascii="Calibri" w:eastAsia="Calibri" w:hAnsi="Calibri" w:cs="Calibri"/>
+          <w:color w:val="111827"/>
+          <w:sz w:val="24"/>
+          <w:szCs w:val="24"/>
+        </w:rPr>
+        <w:t>ConversationBufferMemory</w:t>
+      </w:r>
+      <w:proofErr w:type="spellEnd"/>
+      <w:r>
+        <w:rPr>
+          <w:rFonts w:ascii="Calibri" w:eastAsia="Calibri" w:hAnsi="Calibri" w:cs="Calibri"/>
+          <w:color w:val="111827"/>
+          <w:sz w:val="24"/>
+          <w:szCs w:val="24"/>
+        </w:rPr>
+        <w:t xml:space="preserve"> to support follow-up questions: 'Show top 5 products.' → 'Now show me the same for last year.' The LLM would maintain context across turns.</w:t>
       </w:r>
     </w:p>
     <w:p>
@@ -13754,7 +16770,27 @@
           <w:sz w:val="24"/>
           <w:szCs w:val="24"/>
         </w:rPr>
-        <w:t>Instead of text tables, connect the analysis results to a charting library (matplotlib/Plotly) and have Gemini recommend and generate the appropriate chart type for each query result.</w:t>
+        <w:t>Instead of text tables, connect the analysis results to a charting library (matplotlib/</w:t>
+      </w:r>
+      <w:proofErr w:type="spellStart"/>
+      <w:r>
+        <w:rPr>
+          <w:rFonts w:ascii="Calibri" w:eastAsia="Calibri" w:hAnsi="Calibri" w:cs="Calibri"/>
+          <w:color w:val="111827"/>
+          <w:sz w:val="24"/>
+          <w:szCs w:val="24"/>
+        </w:rPr>
+        <w:t>Plotly</w:t>
+      </w:r>
+      <w:proofErr w:type="spellEnd"/>
+      <w:r>
+        <w:rPr>
+          <w:rFonts w:ascii="Calibri" w:eastAsia="Calibri" w:hAnsi="Calibri" w:cs="Calibri"/>
+          <w:color w:val="111827"/>
+          <w:sz w:val="24"/>
+          <w:szCs w:val="24"/>
+        </w:rPr>
+        <w:t>) and have Gemini recommend and generate the appropriate chart type for each query result.</w:t>
       </w:r>
     </w:p>
     <w:p>
@@ -13788,7 +16824,27 @@
           <w:sz w:val="24"/>
           <w:szCs w:val="24"/>
         </w:rPr>
-        <w:t>Containerise with Docker. Deploy as a FastAPI REST service on GCP Cloud Run (natural choice given Gemini API is Google). Add proper logging (structured JSON logs), monitoring, and alerting.</w:t>
+        <w:t xml:space="preserve">Containerise with Docker. Deploy as a </w:t>
+      </w:r>
+      <w:proofErr w:type="spellStart"/>
+      <w:r>
+        <w:rPr>
+          <w:rFonts w:ascii="Calibri" w:eastAsia="Calibri" w:hAnsi="Calibri" w:cs="Calibri"/>
+          <w:color w:val="111827"/>
+          <w:sz w:val="24"/>
+          <w:szCs w:val="24"/>
+        </w:rPr>
+        <w:t>FastAPI</w:t>
+      </w:r>
+      <w:proofErr w:type="spellEnd"/>
+      <w:r>
+        <w:rPr>
+          <w:rFonts w:ascii="Calibri" w:eastAsia="Calibri" w:hAnsi="Calibri" w:cs="Calibri"/>
+          <w:color w:val="111827"/>
+          <w:sz w:val="24"/>
+          <w:szCs w:val="24"/>
+        </w:rPr>
+        <w:t xml:space="preserve"> REST service on GCP Cloud Run (natural choice given Gemini API is Google). Add proper logging (structured JSON logs), monitoring, and alerting.</w:t>
       </w:r>
     </w:p>
     <w:p>
@@ -13896,12 +16952,6 @@
         <w:gridCol w:w="6960"/>
       </w:tblGrid>
       <w:tr>
-        <w:tblPrEx>
-          <w:tblCellMar>
-            <w:top w:w="0" w:type="dxa"/>
-            <w:bottom w:w="0" w:type="dxa"/>
-          </w:tblCellMar>
-        </w:tblPrEx>
         <w:tc>
           <w:tcPr>
             <w:tcW w:w="2400" w:type="dxa"/>
@@ -13978,12 +17028,6 @@
         </w:tc>
       </w:tr>
       <w:tr>
-        <w:tblPrEx>
-          <w:tblCellMar>
-            <w:top w:w="0" w:type="dxa"/>
-            <w:bottom w:w="0" w:type="dxa"/>
-          </w:tblCellMar>
-        </w:tblPrEx>
         <w:tc>
           <w:tcPr>
             <w:tcW w:w="2400" w:type="dxa"/>
@@ -14056,12 +17100,6 @@
         </w:tc>
       </w:tr>
       <w:tr>
-        <w:tblPrEx>
-          <w:tblCellMar>
-            <w:top w:w="0" w:type="dxa"/>
-            <w:bottom w:w="0" w:type="dxa"/>
-          </w:tblCellMar>
-        </w:tblPrEx>
         <w:tc>
           <w:tcPr>
             <w:tcW w:w="2400" w:type="dxa"/>
@@ -14134,12 +17172,6 @@
         </w:tc>
       </w:tr>
       <w:tr>
-        <w:tblPrEx>
-          <w:tblCellMar>
-            <w:top w:w="0" w:type="dxa"/>
-            <w:bottom w:w="0" w:type="dxa"/>
-          </w:tblCellMar>
-        </w:tblPrEx>
         <w:tc>
           <w:tcPr>
             <w:tcW w:w="2400" w:type="dxa"/>
@@ -14212,12 +17244,6 @@
         </w:tc>
       </w:tr>
       <w:tr>
-        <w:tblPrEx>
-          <w:tblCellMar>
-            <w:top w:w="0" w:type="dxa"/>
-            <w:bottom w:w="0" w:type="dxa"/>
-          </w:tblCellMar>
-        </w:tblPrEx>
         <w:tc>
           <w:tcPr>
             <w:tcW w:w="2400" w:type="dxa"/>
@@ -14290,12 +17316,6 @@
         </w:tc>
       </w:tr>
       <w:tr>
-        <w:tblPrEx>
-          <w:tblCellMar>
-            <w:top w:w="0" w:type="dxa"/>
-            <w:bottom w:w="0" w:type="dxa"/>
-          </w:tblCellMar>
-        </w:tblPrEx>
         <w:tc>
           <w:tcPr>
             <w:tcW w:w="2400" w:type="dxa"/>
@@ -14368,12 +17388,6 @@
         </w:tc>
       </w:tr>
       <w:tr>
-        <w:tblPrEx>
-          <w:tblCellMar>
-            <w:top w:w="0" w:type="dxa"/>
-            <w:bottom w:w="0" w:type="dxa"/>
-          </w:tblCellMar>
-        </w:tblPrEx>
         <w:tc>
           <w:tcPr>
             <w:tcW w:w="2400" w:type="dxa"/>
@@ -14446,12 +17460,6 @@
         </w:tc>
       </w:tr>
       <w:tr>
-        <w:tblPrEx>
-          <w:tblCellMar>
-            <w:top w:w="0" w:type="dxa"/>
-            <w:bottom w:w="0" w:type="dxa"/>
-          </w:tblCellMar>
-        </w:tblPrEx>
         <w:tc>
           <w:tcPr>
             <w:tcW w:w="2400" w:type="dxa"/>
@@ -14524,12 +17532,6 @@
         </w:tc>
       </w:tr>
       <w:tr>
-        <w:tblPrEx>
-          <w:tblCellMar>
-            <w:top w:w="0" w:type="dxa"/>
-            <w:bottom w:w="0" w:type="dxa"/>
-          </w:tblCellMar>
-        </w:tblPrEx>
         <w:tc>
           <w:tcPr>
             <w:tcW w:w="2400" w:type="dxa"/>
@@ -14602,12 +17604,6 @@
         </w:tc>
       </w:tr>
       <w:tr>
-        <w:tblPrEx>
-          <w:tblCellMar>
-            <w:top w:w="0" w:type="dxa"/>
-            <w:bottom w:w="0" w:type="dxa"/>
-          </w:tblCellMar>
-        </w:tblPrEx>
         <w:tc>
           <w:tcPr>
             <w:tcW w:w="2400" w:type="dxa"/>
@@ -14680,12 +17676,6 @@
         </w:tc>
       </w:tr>
       <w:tr>
-        <w:tblPrEx>
-          <w:tblCellMar>
-            <w:top w:w="0" w:type="dxa"/>
-            <w:bottom w:w="0" w:type="dxa"/>
-          </w:tblCellMar>
-        </w:tblPrEx>
         <w:tc>
           <w:tcPr>
             <w:tcW w:w="2400" w:type="dxa"/>
@@ -14758,12 +17748,6 @@
         </w:tc>
       </w:tr>
       <w:tr>
-        <w:tblPrEx>
-          <w:tblCellMar>
-            <w:top w:w="0" w:type="dxa"/>
-            <w:bottom w:w="0" w:type="dxa"/>
-          </w:tblCellMar>
-        </w:tblPrEx>
         <w:tc>
           <w:tcPr>
             <w:tcW w:w="2400" w:type="dxa"/>
@@ -14836,12 +17820,6 @@
         </w:tc>
       </w:tr>
       <w:tr>
-        <w:tblPrEx>
-          <w:tblCellMar>
-            <w:top w:w="0" w:type="dxa"/>
-            <w:bottom w:w="0" w:type="dxa"/>
-          </w:tblCellMar>
-        </w:tblPrEx>
         <w:tc>
           <w:tcPr>
             <w:tcW w:w="2400" w:type="dxa"/>
@@ -14914,12 +17892,6 @@
         </w:tc>
       </w:tr>
       <w:tr>
-        <w:tblPrEx>
-          <w:tblCellMar>
-            <w:top w:w="0" w:type="dxa"/>
-            <w:bottom w:w="0" w:type="dxa"/>
-          </w:tblCellMar>
-        </w:tblPrEx>
         <w:tc>
           <w:tcPr>
             <w:tcW w:w="2400" w:type="dxa"/>
@@ -14944,6 +17916,7 @@
                 <w:szCs w:val="22"/>
               </w:rPr>
             </w:pPr>
+            <w:proofErr w:type="spellStart"/>
             <w:r>
               <w:rPr>
                 <w:rFonts w:ascii="Calibri" w:eastAsia="Calibri" w:hAnsi="Calibri" w:cs="Calibri"/>
@@ -14953,6 +17926,7 @@
               </w:rPr>
               <w:t>LangChain</w:t>
             </w:r>
+            <w:proofErr w:type="spellEnd"/>
           </w:p>
         </w:tc>
         <w:tc>
@@ -14992,12 +17966,6 @@
         </w:tc>
       </w:tr>
       <w:tr>
-        <w:tblPrEx>
-          <w:tblCellMar>
-            <w:top w:w="0" w:type="dxa"/>
-            <w:bottom w:w="0" w:type="dxa"/>
-          </w:tblCellMar>
-        </w:tblPrEx>
         <w:tc>
           <w:tcPr>
             <w:tcW w:w="2400" w:type="dxa"/>
@@ -15070,12 +18038,6 @@
         </w:tc>
       </w:tr>
       <w:tr>
-        <w:tblPrEx>
-          <w:tblCellMar>
-            <w:top w:w="0" w:type="dxa"/>
-            <w:bottom w:w="0" w:type="dxa"/>
-          </w:tblCellMar>
-        </w:tblPrEx>
         <w:tc>
           <w:tcPr>
             <w:tcW w:w="2400" w:type="dxa"/>
@@ -15148,12 +18110,6 @@
         </w:tc>
       </w:tr>
       <w:tr>
-        <w:tblPrEx>
-          <w:tblCellMar>
-            <w:top w:w="0" w:type="dxa"/>
-            <w:bottom w:w="0" w:type="dxa"/>
-          </w:tblCellMar>
-        </w:tblPrEx>
         <w:tc>
           <w:tcPr>
             <w:tcW w:w="2400" w:type="dxa"/>
@@ -15280,12 +18236,6 @@
         <w:gridCol w:w="6960"/>
       </w:tblGrid>
       <w:tr>
-        <w:tblPrEx>
-          <w:tblCellMar>
-            <w:top w:w="0" w:type="dxa"/>
-            <w:bottom w:w="0" w:type="dxa"/>
-          </w:tblCellMar>
-        </w:tblPrEx>
         <w:tc>
           <w:tcPr>
             <w:tcW w:w="2400" w:type="dxa"/>
@@ -15362,12 +18312,6 @@
         </w:tc>
       </w:tr>
       <w:tr>
-        <w:tblPrEx>
-          <w:tblCellMar>
-            <w:top w:w="0" w:type="dxa"/>
-            <w:bottom w:w="0" w:type="dxa"/>
-          </w:tblCellMar>
-        </w:tblPrEx>
         <w:tc>
           <w:tcPr>
             <w:tcW w:w="2400" w:type="dxa"/>
@@ -15440,12 +18384,6 @@
         </w:tc>
       </w:tr>
       <w:tr>
-        <w:tblPrEx>
-          <w:tblCellMar>
-            <w:top w:w="0" w:type="dxa"/>
-            <w:bottom w:w="0" w:type="dxa"/>
-          </w:tblCellMar>
-        </w:tblPrEx>
         <w:tc>
           <w:tcPr>
             <w:tcW w:w="2400" w:type="dxa"/>
@@ -15519,12 +18457,6 @@
         </w:tc>
       </w:tr>
       <w:tr>
-        <w:tblPrEx>
-          <w:tblCellMar>
-            <w:top w:w="0" w:type="dxa"/>
-            <w:bottom w:w="0" w:type="dxa"/>
-          </w:tblCellMar>
-        </w:tblPrEx>
         <w:tc>
           <w:tcPr>
             <w:tcW w:w="2400" w:type="dxa"/>
@@ -15597,12 +18529,6 @@
         </w:tc>
       </w:tr>
       <w:tr>
-        <w:tblPrEx>
-          <w:tblCellMar>
-            <w:top w:w="0" w:type="dxa"/>
-            <w:bottom w:w="0" w:type="dxa"/>
-          </w:tblCellMar>
-        </w:tblPrEx>
         <w:tc>
           <w:tcPr>
             <w:tcW w:w="2400" w:type="dxa"/>
@@ -15675,12 +18601,6 @@
         </w:tc>
       </w:tr>
       <w:tr>
-        <w:tblPrEx>
-          <w:tblCellMar>
-            <w:top w:w="0" w:type="dxa"/>
-            <w:bottom w:w="0" w:type="dxa"/>
-          </w:tblCellMar>
-        </w:tblPrEx>
         <w:tc>
           <w:tcPr>
             <w:tcW w:w="2400" w:type="dxa"/>
@@ -15747,18 +18667,34 @@
                 <w:sz w:val="22"/>
                 <w:szCs w:val="22"/>
               </w:rPr>
-              <w:t>16 bytes (os.urandom(16)) = 32 hex characters</w:t>
+              <w:t>16 bytes (</w:t>
+            </w:r>
+            <w:proofErr w:type="spellStart"/>
+            <w:proofErr w:type="gramStart"/>
+            <w:r>
+              <w:rPr>
+                <w:rFonts w:ascii="Calibri" w:eastAsia="Calibri" w:hAnsi="Calibri" w:cs="Calibri"/>
+                <w:color w:val="111827"/>
+                <w:sz w:val="22"/>
+                <w:szCs w:val="22"/>
+              </w:rPr>
+              <w:t>os.urandom</w:t>
+            </w:r>
+            <w:proofErr w:type="spellEnd"/>
+            <w:proofErr w:type="gramEnd"/>
+            <w:r>
+              <w:rPr>
+                <w:rFonts w:ascii="Calibri" w:eastAsia="Calibri" w:hAnsi="Calibri" w:cs="Calibri"/>
+                <w:color w:val="111827"/>
+                <w:sz w:val="22"/>
+                <w:szCs w:val="22"/>
+              </w:rPr>
+              <w:t>(16)) = 32 hex characters</w:t>
             </w:r>
           </w:p>
         </w:tc>
       </w:tr>
       <w:tr>
-        <w:tblPrEx>
-          <w:tblCellMar>
-            <w:top w:w="0" w:type="dxa"/>
-            <w:bottom w:w="0" w:type="dxa"/>
-          </w:tblCellMar>
-        </w:tblPrEx>
         <w:tc>
           <w:tcPr>
             <w:tcW w:w="2400" w:type="dxa"/>
@@ -15831,12 +18767,6 @@
         </w:tc>
       </w:tr>
       <w:tr>
-        <w:tblPrEx>
-          <w:tblCellMar>
-            <w:top w:w="0" w:type="dxa"/>
-            <w:bottom w:w="0" w:type="dxa"/>
-          </w:tblCellMar>
-        </w:tblPrEx>
         <w:tc>
           <w:tcPr>
             <w:tcW w:w="2400" w:type="dxa"/>
@@ -15909,12 +18839,6 @@
         </w:tc>
       </w:tr>
       <w:tr>
-        <w:tblPrEx>
-          <w:tblCellMar>
-            <w:top w:w="0" w:type="dxa"/>
-            <w:bottom w:w="0" w:type="dxa"/>
-          </w:tblCellMar>
-        </w:tblPrEx>
         <w:tc>
           <w:tcPr>
             <w:tcW w:w="2400" w:type="dxa"/>
@@ -15981,18 +18905,32 @@
                 <w:sz w:val="22"/>
                 <w:szCs w:val="22"/>
               </w:rPr>
-              <w:t>7 (voice → detect → security → schema inject → LLM → validate → execute+analyse)</w:t>
+              <w:t xml:space="preserve">7 (voice → detect → security → schema inject → LLM → validate → </w:t>
+            </w:r>
+            <w:proofErr w:type="spellStart"/>
+            <w:r>
+              <w:rPr>
+                <w:rFonts w:ascii="Calibri" w:eastAsia="Calibri" w:hAnsi="Calibri" w:cs="Calibri"/>
+                <w:color w:val="111827"/>
+                <w:sz w:val="22"/>
+                <w:szCs w:val="22"/>
+              </w:rPr>
+              <w:t>execute+analyse</w:t>
+            </w:r>
+            <w:proofErr w:type="spellEnd"/>
+            <w:r>
+              <w:rPr>
+                <w:rFonts w:ascii="Calibri" w:eastAsia="Calibri" w:hAnsi="Calibri" w:cs="Calibri"/>
+                <w:color w:val="111827"/>
+                <w:sz w:val="22"/>
+                <w:szCs w:val="22"/>
+              </w:rPr>
+              <w:t>)</w:t>
             </w:r>
           </w:p>
         </w:tc>
       </w:tr>
       <w:tr>
-        <w:tblPrEx>
-          <w:tblCellMar>
-            <w:top w:w="0" w:type="dxa"/>
-            <w:bottom w:w="0" w:type="dxa"/>
-          </w:tblCellMar>
-        </w:tblPrEx>
         <w:tc>
           <w:tcPr>
             <w:tcW w:w="2400" w:type="dxa"/>
@@ -16119,12 +19057,6 @@
         <w:gridCol w:w="6960"/>
       </w:tblGrid>
       <w:tr>
-        <w:tblPrEx>
-          <w:tblCellMar>
-            <w:top w:w="0" w:type="dxa"/>
-            <w:bottom w:w="0" w:type="dxa"/>
-          </w:tblCellMar>
-        </w:tblPrEx>
         <w:tc>
           <w:tcPr>
             <w:tcW w:w="2400" w:type="dxa"/>
@@ -16201,12 +19133,6 @@
         </w:tc>
       </w:tr>
       <w:tr>
-        <w:tblPrEx>
-          <w:tblCellMar>
-            <w:top w:w="0" w:type="dxa"/>
-            <w:bottom w:w="0" w:type="dxa"/>
-          </w:tblCellMar>
-        </w:tblPrEx>
         <w:tc>
           <w:tcPr>
             <w:tcW w:w="2400" w:type="dxa"/>
@@ -16279,12 +19205,6 @@
         </w:tc>
       </w:tr>
       <w:tr>
-        <w:tblPrEx>
-          <w:tblCellMar>
-            <w:top w:w="0" w:type="dxa"/>
-            <w:bottom w:w="0" w:type="dxa"/>
-          </w:tblCellMar>
-        </w:tblPrEx>
         <w:tc>
           <w:tcPr>
             <w:tcW w:w="2400" w:type="dxa"/>
@@ -16351,18 +19271,32 @@
                 <w:sz w:val="22"/>
                 <w:szCs w:val="22"/>
               </w:rPr>
-              <w:t>Free tier, large context window, strong multilingual + SQL capability, LangChain integration.</w:t>
+              <w:t xml:space="preserve">Free tier, large context window, strong multilingual + SQL capability, </w:t>
+            </w:r>
+            <w:proofErr w:type="spellStart"/>
+            <w:r>
+              <w:rPr>
+                <w:rFonts w:ascii="Calibri" w:eastAsia="Calibri" w:hAnsi="Calibri" w:cs="Calibri"/>
+                <w:color w:val="111827"/>
+                <w:sz w:val="22"/>
+                <w:szCs w:val="22"/>
+              </w:rPr>
+              <w:t>LangChain</w:t>
+            </w:r>
+            <w:proofErr w:type="spellEnd"/>
+            <w:r>
+              <w:rPr>
+                <w:rFonts w:ascii="Calibri" w:eastAsia="Calibri" w:hAnsi="Calibri" w:cs="Calibri"/>
+                <w:color w:val="111827"/>
+                <w:sz w:val="22"/>
+                <w:szCs w:val="22"/>
+              </w:rPr>
+              <w:t xml:space="preserve"> integration.</w:t>
             </w:r>
           </w:p>
         </w:tc>
       </w:tr>
       <w:tr>
-        <w:tblPrEx>
-          <w:tblCellMar>
-            <w:top w:w="0" w:type="dxa"/>
-            <w:bottom w:w="0" w:type="dxa"/>
-          </w:tblCellMar>
-        </w:tblPrEx>
         <w:tc>
           <w:tcPr>
             <w:tcW w:w="2400" w:type="dxa"/>
@@ -16435,12 +19369,6 @@
         </w:tc>
       </w:tr>
       <w:tr>
-        <w:tblPrEx>
-          <w:tblCellMar>
-            <w:top w:w="0" w:type="dxa"/>
-            <w:bottom w:w="0" w:type="dxa"/>
-          </w:tblCellMar>
-        </w:tblPrEx>
         <w:tc>
           <w:tcPr>
             <w:tcW w:w="2400" w:type="dxa"/>
@@ -16513,12 +19441,6 @@
         </w:tc>
       </w:tr>
       <w:tr>
-        <w:tblPrEx>
-          <w:tblCellMar>
-            <w:top w:w="0" w:type="dxa"/>
-            <w:bottom w:w="0" w:type="dxa"/>
-          </w:tblCellMar>
-        </w:tblPrEx>
         <w:tc>
           <w:tcPr>
             <w:tcW w:w="2400" w:type="dxa"/>
@@ -16591,12 +19513,6 @@
         </w:tc>
       </w:tr>
       <w:tr>
-        <w:tblPrEx>
-          <w:tblCellMar>
-            <w:top w:w="0" w:type="dxa"/>
-            <w:bottom w:w="0" w:type="dxa"/>
-          </w:tblCellMar>
-        </w:tblPrEx>
         <w:tc>
           <w:tcPr>
             <w:tcW w:w="2400" w:type="dxa"/>
@@ -16628,7 +19544,27 @@
                 <w:sz w:val="22"/>
                 <w:szCs w:val="22"/>
               </w:rPr>
-              <w:t>SHA-256 vs bcrypt?</w:t>
+              <w:t xml:space="preserve">SHA-256 vs </w:t>
+            </w:r>
+            <w:proofErr w:type="spellStart"/>
+            <w:r>
+              <w:rPr>
+                <w:rFonts w:ascii="Calibri" w:eastAsia="Calibri" w:hAnsi="Calibri" w:cs="Calibri"/>
+                <w:color w:val="111827"/>
+                <w:sz w:val="22"/>
+                <w:szCs w:val="22"/>
+              </w:rPr>
+              <w:t>bcrypt</w:t>
+            </w:r>
+            <w:proofErr w:type="spellEnd"/>
+            <w:r>
+              <w:rPr>
+                <w:rFonts w:ascii="Calibri" w:eastAsia="Calibri" w:hAnsi="Calibri" w:cs="Calibri"/>
+                <w:color w:val="111827"/>
+                <w:sz w:val="22"/>
+                <w:szCs w:val="22"/>
+              </w:rPr>
+              <w:t>?</w:t>
             </w:r>
           </w:p>
         </w:tc>
@@ -16663,18 +19599,32 @@
                 <w:sz w:val="22"/>
                 <w:szCs w:val="22"/>
               </w:rPr>
-              <w:t>SHA-256 + salt is used here for learning. Production systems should use bcrypt or Argon2 (intentionally slow, built-in salt).</w:t>
+              <w:t xml:space="preserve">SHA-256 + salt is used here for learning. Production systems should use </w:t>
+            </w:r>
+            <w:proofErr w:type="spellStart"/>
+            <w:r>
+              <w:rPr>
+                <w:rFonts w:ascii="Calibri" w:eastAsia="Calibri" w:hAnsi="Calibri" w:cs="Calibri"/>
+                <w:color w:val="111827"/>
+                <w:sz w:val="22"/>
+                <w:szCs w:val="22"/>
+              </w:rPr>
+              <w:t>bcrypt</w:t>
+            </w:r>
+            <w:proofErr w:type="spellEnd"/>
+            <w:r>
+              <w:rPr>
+                <w:rFonts w:ascii="Calibri" w:eastAsia="Calibri" w:hAnsi="Calibri" w:cs="Calibri"/>
+                <w:color w:val="111827"/>
+                <w:sz w:val="22"/>
+                <w:szCs w:val="22"/>
+              </w:rPr>
+              <w:t xml:space="preserve"> or Argon2 (intentionally slow, built-in salt).</w:t>
             </w:r>
           </w:p>
         </w:tc>
       </w:tr>
       <w:tr>
-        <w:tblPrEx>
-          <w:tblCellMar>
-            <w:top w:w="0" w:type="dxa"/>
-            <w:bottom w:w="0" w:type="dxa"/>
-          </w:tblCellMar>
-        </w:tblPrEx>
         <w:tc>
           <w:tcPr>
             <w:tcW w:w="2400" w:type="dxa"/>
@@ -16706,7 +19656,27 @@
                 <w:sz w:val="22"/>
                 <w:szCs w:val="22"/>
               </w:rPr>
-              <w:t>What is LangChain?</w:t>
+              <w:t xml:space="preserve">What is </w:t>
+            </w:r>
+            <w:proofErr w:type="spellStart"/>
+            <w:r>
+              <w:rPr>
+                <w:rFonts w:ascii="Calibri" w:eastAsia="Calibri" w:hAnsi="Calibri" w:cs="Calibri"/>
+                <w:color w:val="111827"/>
+                <w:sz w:val="22"/>
+                <w:szCs w:val="22"/>
+              </w:rPr>
+              <w:t>LangChain</w:t>
+            </w:r>
+            <w:proofErr w:type="spellEnd"/>
+            <w:r>
+              <w:rPr>
+                <w:rFonts w:ascii="Calibri" w:eastAsia="Calibri" w:hAnsi="Calibri" w:cs="Calibri"/>
+                <w:color w:val="111827"/>
+                <w:sz w:val="22"/>
+                <w:szCs w:val="22"/>
+              </w:rPr>
+              <w:t>?</w:t>
             </w:r>
           </w:p>
         </w:tc>
@@ -16741,18 +19711,32 @@
                 <w:sz w:val="22"/>
                 <w:szCs w:val="22"/>
               </w:rPr>
-              <w:t>Framework for LLM apps — prompt templates, chains, output parsers, model swappability.</w:t>
+              <w:t xml:space="preserve">Framework for LLM apps — prompt templates, chains, output parsers, model </w:t>
+            </w:r>
+            <w:proofErr w:type="spellStart"/>
+            <w:r>
+              <w:rPr>
+                <w:rFonts w:ascii="Calibri" w:eastAsia="Calibri" w:hAnsi="Calibri" w:cs="Calibri"/>
+                <w:color w:val="111827"/>
+                <w:sz w:val="22"/>
+                <w:szCs w:val="22"/>
+              </w:rPr>
+              <w:t>swappability</w:t>
+            </w:r>
+            <w:proofErr w:type="spellEnd"/>
+            <w:r>
+              <w:rPr>
+                <w:rFonts w:ascii="Calibri" w:eastAsia="Calibri" w:hAnsi="Calibri" w:cs="Calibri"/>
+                <w:color w:val="111827"/>
+                <w:sz w:val="22"/>
+                <w:szCs w:val="22"/>
+              </w:rPr>
+              <w:t>.</w:t>
             </w:r>
           </w:p>
         </w:tc>
       </w:tr>
       <w:tr>
-        <w:tblPrEx>
-          <w:tblCellMar>
-            <w:top w:w="0" w:type="dxa"/>
-            <w:bottom w:w="0" w:type="dxa"/>
-          </w:tblCellMar>
-        </w:tblPrEx>
         <w:tc>
           <w:tcPr>
             <w:tcW w:w="2400" w:type="dxa"/>
@@ -16825,12 +19809,6 @@
         </w:tc>
       </w:tr>
       <w:tr>
-        <w:tblPrEx>
-          <w:tblCellMar>
-            <w:top w:w="0" w:type="dxa"/>
-            <w:bottom w:w="0" w:type="dxa"/>
-          </w:tblCellMar>
-        </w:tblPrEx>
         <w:tc>
           <w:tcPr>
             <w:tcW w:w="2400" w:type="dxa"/>
@@ -16903,12 +19881,6 @@
         </w:tc>
       </w:tr>
       <w:tr>
-        <w:tblPrEx>
-          <w:tblCellMar>
-            <w:top w:w="0" w:type="dxa"/>
-            <w:bottom w:w="0" w:type="dxa"/>
-          </w:tblCellMar>
-        </w:tblPrEx>
         <w:tc>
           <w:tcPr>
             <w:tcW w:w="2400" w:type="dxa"/>
@@ -16968,6 +19940,7 @@
                 <w:szCs w:val="22"/>
               </w:rPr>
             </w:pPr>
+            <w:proofErr w:type="spellStart"/>
             <w:r>
               <w:rPr>
                 <w:rFonts w:ascii="Calibri" w:eastAsia="Calibri" w:hAnsi="Calibri" w:cs="Calibri"/>
@@ -16975,7 +19948,17 @@
                 <w:sz w:val="22"/>
                 <w:szCs w:val="22"/>
               </w:rPr>
-              <w:t>FastAPI async server, Redis rate limiter, query result caching, LLM response batching, local model fallback.</w:t>
+              <w:t>FastAPI</w:t>
+            </w:r>
+            <w:proofErr w:type="spellEnd"/>
+            <w:r>
+              <w:rPr>
+                <w:rFonts w:ascii="Calibri" w:eastAsia="Calibri" w:hAnsi="Calibri" w:cs="Calibri"/>
+                <w:color w:val="111827"/>
+                <w:sz w:val="22"/>
+                <w:szCs w:val="22"/>
+              </w:rPr>
+              <w:t xml:space="preserve"> async server, Redis rate limiter, query result caching, LLM response batching, local model fallback.</w:t>
             </w:r>
           </w:p>
         </w:tc>
